--- a/2-运维相关组织架构及职责说明/SFKJ-ITSS-0201-组织架构及职责说明.docx
+++ b/2-运维相关组织架构及职责说明/SFKJ-ITSS-0201-组织架构及职责说明.docx
@@ -1,10 +1,11 @@
 
 <file path=word/document.xml><?xml version="1.0" encoding="utf-8"?>
-<w:document xmlns:wpc="http://schemas.microsoft.com/office/word/2010/wordprocessingCanvas" xmlns:cx="http://schemas.microsoft.com/office/drawing/2014/chartex" xmlns:cx1="http://schemas.microsoft.com/office/drawing/2015/9/8/chartex" xmlns:cx2="http://schemas.microsoft.com/office/drawing/2015/10/21/chartex" xmlns:cx3="http://schemas.microsoft.com/office/drawing/2016/5/9/chartex" xmlns:cx4="http://schemas.microsoft.com/office/drawing/2016/5/10/chartex" xmlns:cx5="http://schemas.microsoft.com/office/drawing/2016/5/11/chartex" xmlns:cx6="http://schemas.microsoft.com/office/drawing/2016/5/12/chartex" xmlns:cx7="http://schemas.microsoft.com/office/drawing/2016/5/13/chartex" xmlns:cx8="http://schemas.microsoft.com/office/drawing/2016/5/14/chartex" xmlns:mc="http://schemas.openxmlformats.org/markup-compatibility/2006" xmlns:o="urn:schemas-microsoft-com:office:office" xmlns:r="http://schemas.openxmlformats.org/officeDocument/2006/relationships" xmlns:m="http://schemas.openxmlformats.org/officeDocument/2006/math" xmlns:v="urn:schemas-microsoft-com:vml" xmlns:wp14="http://schemas.microsoft.com/office/word/2010/wordprocessingDrawing" xmlns:wp="http://schemas.openxmlformats.org/drawingml/2006/wordprocessingDrawing" xmlns:w="http://schemas.openxmlformats.org/wordprocessingml/2006/main" xmlns:w14="http://schemas.microsoft.com/office/word/2010/wordml" xmlns:w10="urn:schemas-microsoft-com:office:word" xmlns:w15="http://schemas.microsoft.com/office/word/2012/wordml" xmlns:wpg="http://schemas.microsoft.com/office/word/2010/wordprocessingGroup" xmlns:wpi="http://schemas.microsoft.com/office/word/2010/wordprocessingInk" xmlns:wne="http://schemas.microsoft.com/office/word/2006/wordml" xmlns:wps="http://schemas.microsoft.com/office/word/2010/wordprocessingShape" xmlns:wpsCustomData="http://www.wps.cn/officeDocument/2013/wpsCustomData" mc:Ignorable="w14 w15 wp14">
+<w:document xmlns:wpc="http://schemas.microsoft.com/office/word/2010/wordprocessingCanvas" xmlns:mc="http://schemas.openxmlformats.org/markup-compatibility/2006" xmlns:o="urn:schemas-microsoft-com:office:office" xmlns:r="http://schemas.openxmlformats.org/officeDocument/2006/relationships" xmlns:m="http://schemas.openxmlformats.org/officeDocument/2006/math" xmlns:v="urn:schemas-microsoft-com:vml" xmlns:wp14="http://schemas.microsoft.com/office/word/2010/wordprocessingDrawing" xmlns:wp="http://schemas.openxmlformats.org/drawingml/2006/wordprocessingDrawing" xmlns:w10="urn:schemas-microsoft-com:office:word" xmlns:w="http://schemas.openxmlformats.org/wordprocessingml/2006/main" xmlns:w14="http://schemas.microsoft.com/office/word/2010/wordml" xmlns:w15="http://schemas.microsoft.com/office/word/2012/wordml" xmlns:wne="http://schemas.microsoft.com/office/word/2006/wordml" xmlns:wpg="http://schemas.microsoft.com/office/word/2010/wordprocessingGroup" xmlns:wpi="http://schemas.microsoft.com/office/word/2010/wordprocessingInk" xmlns:wps="http://schemas.microsoft.com/office/word/2010/wordprocessingShape" mc:Ignorable="w14 w15 wp14">
+  <!-- Generated by Aspose.Words for .NET 13.3.0.1 -->
   <w:body>
     <w:p>
       <w:pPr>
-        <w:pStyle w:val="26"/>
+        <w:pStyle w:val="a"/>
         <w:keepLines w:val="0"/>
         <w:pageBreakBefore w:val="0"/>
         <w:widowControl w:val="0"/>
@@ -36,7 +37,7 @@
     </w:p>
     <w:p>
       <w:pPr>
-        <w:pStyle w:val="27"/>
+        <w:pStyle w:val="a0"/>
         <w:keepLines w:val="0"/>
         <w:pageBreakBefore w:val="0"/>
         <w:widowControl w:val="0"/>
@@ -68,18 +69,17 @@
     </w:p>
     <w:tbl>
       <w:tblPr>
-        <w:tblStyle w:val="23"/>
+        <w:tblStyle w:val="TableGrid"/>
         <w:tblW w:w="8522" w:type="dxa"/>
         <w:jc w:val="center"/>
         <w:tblBorders>
-          <w:top w:val="none" w:color="auto" w:sz="0" w:space="0"/>
-          <w:left w:val="none" w:color="auto" w:sz="0" w:space="0"/>
-          <w:bottom w:val="none" w:color="auto" w:sz="0" w:space="0"/>
-          <w:right w:val="none" w:color="auto" w:sz="0" w:space="0"/>
-          <w:insideH w:val="none" w:color="auto" w:sz="0" w:space="0"/>
-          <w:insideV w:val="none" w:color="auto" w:sz="0" w:space="0"/>
+          <w:top w:val="nil"/>
+          <w:left w:val="nil"/>
+          <w:bottom w:val="nil"/>
+          <w:right w:val="nil"/>
+          <w:insideH w:val="nil"/>
+          <w:insideV w:val="nil"/>
         </w:tblBorders>
-        <w:tblLayout w:type="autofit"/>
         <w:tblCellMar>
           <w:top w:w="0" w:type="dxa"/>
           <w:left w:w="108" w:type="dxa"/>
@@ -95,13 +95,15 @@
       </w:tblGrid>
       <w:tr>
         <w:tblPrEx>
+          <w:tblW w:w="8522" w:type="dxa"/>
+          <w:jc w:val="center"/>
           <w:tblBorders>
-            <w:top w:val="none" w:color="auto" w:sz="0" w:space="0"/>
-            <w:left w:val="none" w:color="auto" w:sz="0" w:space="0"/>
-            <w:bottom w:val="none" w:color="auto" w:sz="0" w:space="0"/>
-            <w:right w:val="none" w:color="auto" w:sz="0" w:space="0"/>
-            <w:insideH w:val="none" w:color="auto" w:sz="0" w:space="0"/>
-            <w:insideV w:val="none" w:color="auto" w:sz="0" w:space="0"/>
+            <w:top w:val="nil"/>
+            <w:left w:val="nil"/>
+            <w:bottom w:val="nil"/>
+            <w:right w:val="nil"/>
+            <w:insideH w:val="nil"/>
+            <w:insideV w:val="nil"/>
           </w:tblBorders>
           <w:tblCellMar>
             <w:top w:w="0" w:type="dxa"/>
@@ -111,7 +113,7 @@
           </w:tblCellMar>
         </w:tblPrEx>
         <w:trPr>
-          <w:trHeight w:val="0" w:hRule="atLeast"/>
+          <w:trHeight w:val="0"/>
           <w:tblHeader/>
           <w:jc w:val="center"/>
         </w:trPr>
@@ -119,8 +121,8 @@
           <w:tcPr>
             <w:tcW w:w="1824" w:type="dxa"/>
             <w:tcBorders>
-              <w:top w:val="single" w:color="auto" w:sz="4" w:space="0"/>
-              <w:left w:val="single" w:color="auto" w:sz="4" w:space="0"/>
+              <w:top w:val="single" w:sz="4" w:space="0" w:color="auto"/>
+              <w:left w:val="single" w:sz="4" w:space="0" w:color="auto"/>
               <w:bottom w:val="nil"/>
               <w:right w:val="nil"/>
             </w:tcBorders>
@@ -165,8 +167,8 @@
           <w:tcPr>
             <w:tcW w:w="3090" w:type="dxa"/>
             <w:tcBorders>
-              <w:top w:val="single" w:color="auto" w:sz="4" w:space="0"/>
-              <w:left w:val="single" w:color="auto" w:sz="4" w:space="0"/>
+              <w:top w:val="single" w:sz="4" w:space="0" w:color="auto"/>
+              <w:left w:val="single" w:sz="4" w:space="0" w:color="auto"/>
               <w:bottom w:val="nil"/>
               <w:right w:val="nil"/>
             </w:tcBorders>
@@ -210,8 +212,8 @@
           <w:tcPr>
             <w:tcW w:w="1824" w:type="dxa"/>
             <w:tcBorders>
-              <w:top w:val="single" w:color="auto" w:sz="4" w:space="0"/>
-              <w:left w:val="single" w:color="auto" w:sz="4" w:space="0"/>
+              <w:top w:val="single" w:sz="4" w:space="0" w:color="auto"/>
+              <w:left w:val="single" w:sz="4" w:space="0" w:color="auto"/>
               <w:bottom w:val="nil"/>
               <w:right w:val="nil"/>
             </w:tcBorders>
@@ -256,10 +258,10 @@
           <w:tcPr>
             <w:tcW w:w="1784" w:type="dxa"/>
             <w:tcBorders>
-              <w:top w:val="single" w:color="auto" w:sz="4" w:space="0"/>
-              <w:left w:val="single" w:color="auto" w:sz="4" w:space="0"/>
+              <w:top w:val="single" w:sz="4" w:space="0" w:color="auto"/>
+              <w:left w:val="single" w:sz="4" w:space="0" w:color="auto"/>
               <w:bottom w:val="nil"/>
-              <w:right w:val="single" w:color="auto" w:sz="4" w:space="0"/>
+              <w:right w:val="single" w:sz="4" w:space="0" w:color="auto"/>
             </w:tcBorders>
             <w:tcMar>
               <w:top w:w="-1" w:type="dxa"/>
@@ -300,14 +302,8 @@
       </w:tr>
       <w:tr>
         <w:tblPrEx>
-          <w:tblBorders>
-            <w:top w:val="none" w:color="auto" w:sz="0" w:space="0"/>
-            <w:left w:val="none" w:color="auto" w:sz="0" w:space="0"/>
-            <w:bottom w:val="none" w:color="auto" w:sz="0" w:space="0"/>
-            <w:right w:val="none" w:color="auto" w:sz="0" w:space="0"/>
-            <w:insideH w:val="none" w:color="auto" w:sz="0" w:space="0"/>
-            <w:insideV w:val="none" w:color="auto" w:sz="0" w:space="0"/>
-          </w:tblBorders>
+          <w:tblW w:w="8522" w:type="dxa"/>
+          <w:jc w:val="center"/>
           <w:tblCellMar>
             <w:top w:w="0" w:type="dxa"/>
             <w:left w:w="108" w:type="dxa"/>
@@ -316,7 +312,7 @@
           </w:tblCellMar>
         </w:tblPrEx>
         <w:trPr>
-          <w:trHeight w:val="0" w:hRule="atLeast"/>
+          <w:trHeight w:val="0"/>
           <w:tblHeader/>
           <w:jc w:val="center"/>
         </w:trPr>
@@ -324,8 +320,8 @@
           <w:tcPr>
             <w:tcW w:w="1824" w:type="dxa"/>
             <w:tcBorders>
-              <w:top w:val="single" w:color="auto" w:sz="4" w:space="0"/>
-              <w:left w:val="single" w:color="auto" w:sz="4" w:space="0"/>
+              <w:top w:val="single" w:sz="4" w:space="0" w:color="auto"/>
+              <w:left w:val="single" w:sz="4" w:space="0" w:color="auto"/>
               <w:bottom w:val="nil"/>
               <w:right w:val="nil"/>
             </w:tcBorders>
@@ -370,8 +366,8 @@
           <w:tcPr>
             <w:tcW w:w="3090" w:type="dxa"/>
             <w:tcBorders>
-              <w:top w:val="single" w:color="auto" w:sz="4" w:space="0"/>
-              <w:left w:val="single" w:color="auto" w:sz="4" w:space="0"/>
+              <w:top w:val="single" w:sz="4" w:space="0" w:color="auto"/>
+              <w:left w:val="single" w:sz="4" w:space="0" w:color="auto"/>
               <w:bottom w:val="nil"/>
               <w:right w:val="nil"/>
             </w:tcBorders>
@@ -415,8 +411,8 @@
           <w:tcPr>
             <w:tcW w:w="1824" w:type="dxa"/>
             <w:tcBorders>
-              <w:top w:val="single" w:color="auto" w:sz="4" w:space="0"/>
-              <w:left w:val="single" w:color="auto" w:sz="4" w:space="0"/>
+              <w:top w:val="single" w:sz="4" w:space="0" w:color="auto"/>
+              <w:left w:val="single" w:sz="4" w:space="0" w:color="auto"/>
               <w:bottom w:val="nil"/>
               <w:right w:val="nil"/>
             </w:tcBorders>
@@ -461,10 +457,10 @@
           <w:tcPr>
             <w:tcW w:w="1784" w:type="dxa"/>
             <w:tcBorders>
-              <w:top w:val="single" w:color="auto" w:sz="4" w:space="0"/>
-              <w:left w:val="single" w:color="auto" w:sz="4" w:space="0"/>
+              <w:top w:val="single" w:sz="4" w:space="0" w:color="auto"/>
+              <w:left w:val="single" w:sz="4" w:space="0" w:color="auto"/>
               <w:bottom w:val="nil"/>
-              <w:right w:val="single" w:color="auto" w:sz="4" w:space="0"/>
+              <w:right w:val="single" w:sz="4" w:space="0" w:color="auto"/>
             </w:tcBorders>
             <w:tcMar>
               <w:top w:w="-1" w:type="dxa"/>
@@ -505,14 +501,8 @@
       </w:tr>
       <w:tr>
         <w:tblPrEx>
-          <w:tblBorders>
-            <w:top w:val="none" w:color="auto" w:sz="0" w:space="0"/>
-            <w:left w:val="none" w:color="auto" w:sz="0" w:space="0"/>
-            <w:bottom w:val="none" w:color="auto" w:sz="0" w:space="0"/>
-            <w:right w:val="none" w:color="auto" w:sz="0" w:space="0"/>
-            <w:insideH w:val="none" w:color="auto" w:sz="0" w:space="0"/>
-            <w:insideV w:val="none" w:color="auto" w:sz="0" w:space="0"/>
-          </w:tblBorders>
+          <w:tblW w:w="8522" w:type="dxa"/>
+          <w:jc w:val="center"/>
           <w:tblCellMar>
             <w:top w:w="0" w:type="dxa"/>
             <w:left w:w="108" w:type="dxa"/>
@@ -521,7 +511,7 @@
           </w:tblCellMar>
         </w:tblPrEx>
         <w:trPr>
-          <w:trHeight w:val="0" w:hRule="atLeast"/>
+          <w:trHeight w:val="0"/>
           <w:tblHeader/>
           <w:jc w:val="center"/>
         </w:trPr>
@@ -529,8 +519,8 @@
           <w:tcPr>
             <w:tcW w:w="1824" w:type="dxa"/>
             <w:tcBorders>
-              <w:top w:val="single" w:color="auto" w:sz="4" w:space="0"/>
-              <w:left w:val="single" w:color="auto" w:sz="4" w:space="0"/>
+              <w:top w:val="single" w:sz="4" w:space="0" w:color="auto"/>
+              <w:left w:val="single" w:sz="4" w:space="0" w:color="auto"/>
               <w:bottom w:val="nil"/>
               <w:right w:val="nil"/>
             </w:tcBorders>
@@ -575,8 +565,8 @@
           <w:tcPr>
             <w:tcW w:w="3090" w:type="dxa"/>
             <w:tcBorders>
-              <w:top w:val="single" w:color="auto" w:sz="4" w:space="0"/>
-              <w:left w:val="single" w:color="auto" w:sz="4" w:space="0"/>
+              <w:top w:val="single" w:sz="4" w:space="0" w:color="auto"/>
+              <w:left w:val="single" w:sz="4" w:space="0" w:color="auto"/>
               <w:bottom w:val="nil"/>
               <w:right w:val="nil"/>
             </w:tcBorders>
@@ -620,8 +610,8 @@
           <w:tcPr>
             <w:tcW w:w="1824" w:type="dxa"/>
             <w:tcBorders>
-              <w:top w:val="single" w:color="auto" w:sz="4" w:space="0"/>
-              <w:left w:val="single" w:color="auto" w:sz="4" w:space="0"/>
+              <w:top w:val="single" w:sz="4" w:space="0" w:color="auto"/>
+              <w:left w:val="single" w:sz="4" w:space="0" w:color="auto"/>
               <w:bottom w:val="nil"/>
               <w:right w:val="nil"/>
             </w:tcBorders>
@@ -666,10 +656,10 @@
           <w:tcPr>
             <w:tcW w:w="1784" w:type="dxa"/>
             <w:tcBorders>
-              <w:top w:val="single" w:color="auto" w:sz="4" w:space="0"/>
-              <w:left w:val="single" w:color="auto" w:sz="4" w:space="0"/>
+              <w:top w:val="single" w:sz="4" w:space="0" w:color="auto"/>
+              <w:left w:val="single" w:sz="4" w:space="0" w:color="auto"/>
               <w:bottom w:val="nil"/>
-              <w:right w:val="single" w:color="auto" w:sz="4" w:space="0"/>
+              <w:right w:val="single" w:sz="4" w:space="0" w:color="auto"/>
             </w:tcBorders>
             <w:tcMar>
               <w:top w:w="-1" w:type="dxa"/>
@@ -710,14 +700,8 @@
       </w:tr>
       <w:tr>
         <w:tblPrEx>
-          <w:tblBorders>
-            <w:top w:val="none" w:color="auto" w:sz="0" w:space="0"/>
-            <w:left w:val="none" w:color="auto" w:sz="0" w:space="0"/>
-            <w:bottom w:val="none" w:color="auto" w:sz="0" w:space="0"/>
-            <w:right w:val="none" w:color="auto" w:sz="0" w:space="0"/>
-            <w:insideH w:val="none" w:color="auto" w:sz="0" w:space="0"/>
-            <w:insideV w:val="none" w:color="auto" w:sz="0" w:space="0"/>
-          </w:tblBorders>
+          <w:tblW w:w="8522" w:type="dxa"/>
+          <w:jc w:val="center"/>
           <w:tblCellMar>
             <w:top w:w="0" w:type="dxa"/>
             <w:left w:w="108" w:type="dxa"/>
@@ -726,7 +710,7 @@
           </w:tblCellMar>
         </w:tblPrEx>
         <w:trPr>
-          <w:trHeight w:val="0" w:hRule="atLeast"/>
+          <w:trHeight w:val="0"/>
           <w:tblHeader/>
           <w:jc w:val="center"/>
         </w:trPr>
@@ -734,8 +718,8 @@
           <w:tcPr>
             <w:tcW w:w="1824" w:type="dxa"/>
             <w:tcBorders>
-              <w:top w:val="single" w:color="auto" w:sz="4" w:space="0"/>
-              <w:left w:val="single" w:color="auto" w:sz="4" w:space="0"/>
+              <w:top w:val="single" w:sz="4" w:space="0" w:color="auto"/>
+              <w:left w:val="single" w:sz="4" w:space="0" w:color="auto"/>
               <w:bottom w:val="nil"/>
               <w:right w:val="nil"/>
             </w:tcBorders>
@@ -780,8 +764,8 @@
           <w:tcPr>
             <w:tcW w:w="3090" w:type="dxa"/>
             <w:tcBorders>
-              <w:top w:val="single" w:color="auto" w:sz="4" w:space="0"/>
-              <w:left w:val="single" w:color="auto" w:sz="4" w:space="0"/>
+              <w:top w:val="single" w:sz="4" w:space="0" w:color="auto"/>
+              <w:left w:val="single" w:sz="4" w:space="0" w:color="auto"/>
               <w:bottom w:val="nil"/>
               <w:right w:val="nil"/>
             </w:tcBorders>
@@ -825,8 +809,8 @@
           <w:tcPr>
             <w:tcW w:w="1824" w:type="dxa"/>
             <w:tcBorders>
-              <w:top w:val="single" w:color="auto" w:sz="4" w:space="0"/>
-              <w:left w:val="single" w:color="auto" w:sz="4" w:space="0"/>
+              <w:top w:val="single" w:sz="4" w:space="0" w:color="auto"/>
+              <w:left w:val="single" w:sz="4" w:space="0" w:color="auto"/>
               <w:bottom w:val="nil"/>
               <w:right w:val="nil"/>
             </w:tcBorders>
@@ -871,10 +855,10 @@
           <w:tcPr>
             <w:tcW w:w="1784" w:type="dxa"/>
             <w:tcBorders>
-              <w:top w:val="single" w:color="auto" w:sz="4" w:space="0"/>
-              <w:left w:val="single" w:color="auto" w:sz="4" w:space="0"/>
+              <w:top w:val="single" w:sz="4" w:space="0" w:color="auto"/>
+              <w:left w:val="single" w:sz="4" w:space="0" w:color="auto"/>
               <w:bottom w:val="nil"/>
-              <w:right w:val="single" w:color="auto" w:sz="4" w:space="0"/>
+              <w:right w:val="single" w:sz="4" w:space="0" w:color="auto"/>
             </w:tcBorders>
             <w:tcMar>
               <w:top w:w="-1" w:type="dxa"/>
@@ -915,14 +899,8 @@
       </w:tr>
       <w:tr>
         <w:tblPrEx>
-          <w:tblBorders>
-            <w:top w:val="none" w:color="auto" w:sz="0" w:space="0"/>
-            <w:left w:val="none" w:color="auto" w:sz="0" w:space="0"/>
-            <w:bottom w:val="none" w:color="auto" w:sz="0" w:space="0"/>
-            <w:right w:val="none" w:color="auto" w:sz="0" w:space="0"/>
-            <w:insideH w:val="none" w:color="auto" w:sz="0" w:space="0"/>
-            <w:insideV w:val="none" w:color="auto" w:sz="0" w:space="0"/>
-          </w:tblBorders>
+          <w:tblW w:w="8522" w:type="dxa"/>
+          <w:jc w:val="center"/>
           <w:tblCellMar>
             <w:top w:w="0" w:type="dxa"/>
             <w:left w:w="108" w:type="dxa"/>
@@ -931,7 +909,7 @@
           </w:tblCellMar>
         </w:tblPrEx>
         <w:trPr>
-          <w:trHeight w:val="0" w:hRule="atLeast"/>
+          <w:trHeight w:val="0"/>
           <w:tblHeader/>
           <w:jc w:val="center"/>
         </w:trPr>
@@ -939,9 +917,9 @@
           <w:tcPr>
             <w:tcW w:w="1824" w:type="dxa"/>
             <w:tcBorders>
-              <w:top w:val="single" w:color="auto" w:sz="4" w:space="0"/>
-              <w:left w:val="single" w:color="auto" w:sz="4" w:space="0"/>
-              <w:bottom w:val="single" w:color="auto" w:sz="4" w:space="0"/>
+              <w:top w:val="single" w:sz="4" w:space="0" w:color="auto"/>
+              <w:left w:val="single" w:sz="4" w:space="0" w:color="auto"/>
+              <w:bottom w:val="single" w:sz="4" w:space="0" w:color="auto"/>
               <w:right w:val="nil"/>
             </w:tcBorders>
             <w:shd w:val="clear" w:color="auto" w:fill="AEAAAA" w:themeFill="background2" w:themeFillShade="BF"/>
@@ -985,9 +963,9 @@
           <w:tcPr>
             <w:tcW w:w="3090" w:type="dxa"/>
             <w:tcBorders>
-              <w:top w:val="single" w:color="auto" w:sz="4" w:space="0"/>
-              <w:left w:val="single" w:color="auto" w:sz="4" w:space="0"/>
-              <w:bottom w:val="single" w:color="auto" w:sz="4" w:space="0"/>
+              <w:top w:val="single" w:sz="4" w:space="0" w:color="auto"/>
+              <w:left w:val="single" w:sz="4" w:space="0" w:color="auto"/>
+              <w:bottom w:val="single" w:sz="4" w:space="0" w:color="auto"/>
               <w:right w:val="nil"/>
             </w:tcBorders>
             <w:tcMar>
@@ -1030,9 +1008,9 @@
           <w:tcPr>
             <w:tcW w:w="1824" w:type="dxa"/>
             <w:tcBorders>
-              <w:top w:val="single" w:color="auto" w:sz="4" w:space="0"/>
-              <w:left w:val="single" w:color="auto" w:sz="4" w:space="0"/>
-              <w:bottom w:val="single" w:color="auto" w:sz="4" w:space="0"/>
+              <w:top w:val="single" w:sz="4" w:space="0" w:color="auto"/>
+              <w:left w:val="single" w:sz="4" w:space="0" w:color="auto"/>
+              <w:bottom w:val="single" w:sz="4" w:space="0" w:color="auto"/>
               <w:right w:val="nil"/>
             </w:tcBorders>
             <w:shd w:val="clear" w:color="auto" w:fill="AEAAAA" w:themeFill="background2" w:themeFillShade="BF"/>
@@ -1076,10 +1054,10 @@
           <w:tcPr>
             <w:tcW w:w="1784" w:type="dxa"/>
             <w:tcBorders>
-              <w:top w:val="single" w:color="auto" w:sz="4" w:space="0"/>
-              <w:left w:val="single" w:color="auto" w:sz="4" w:space="0"/>
-              <w:bottom w:val="single" w:color="auto" w:sz="4" w:space="0"/>
-              <w:right w:val="single" w:color="auto" w:sz="4" w:space="0"/>
+              <w:top w:val="single" w:sz="4" w:space="0" w:color="auto"/>
+              <w:left w:val="single" w:sz="4" w:space="0" w:color="auto"/>
+              <w:bottom w:val="single" w:sz="4" w:space="0" w:color="auto"/>
+              <w:right w:val="single" w:sz="4" w:space="0" w:color="auto"/>
             </w:tcBorders>
             <w:tcMar>
               <w:top w:w="-1" w:type="dxa"/>
@@ -1149,7 +1127,7 @@
     </w:p>
     <w:p>
       <w:pPr>
-        <w:pStyle w:val="31"/>
+        <w:pStyle w:val="a1"/>
         <w:keepLines w:val="0"/>
         <w:pageBreakBefore w:val="0"/>
         <w:widowControl w:val="0"/>
@@ -1183,18 +1161,17 @@
     </w:p>
     <w:tbl>
       <w:tblPr>
-        <w:tblStyle w:val="23"/>
+        <w:tblStyle w:val="TableGrid"/>
         <w:tblW w:w="8519" w:type="dxa"/>
         <w:jc w:val="center"/>
         <w:tblBorders>
-          <w:top w:val="none" w:color="auto" w:sz="0" w:space="0"/>
-          <w:left w:val="none" w:color="auto" w:sz="0" w:space="0"/>
-          <w:bottom w:val="none" w:color="auto" w:sz="0" w:space="0"/>
-          <w:right w:val="none" w:color="auto" w:sz="0" w:space="0"/>
-          <w:insideH w:val="none" w:color="auto" w:sz="0" w:space="0"/>
-          <w:insideV w:val="none" w:color="auto" w:sz="0" w:space="0"/>
+          <w:top w:val="nil"/>
+          <w:left w:val="nil"/>
+          <w:bottom w:val="nil"/>
+          <w:right w:val="nil"/>
+          <w:insideH w:val="nil"/>
+          <w:insideV w:val="nil"/>
         </w:tblBorders>
-        <w:tblLayout w:type="autofit"/>
         <w:tblCellMar>
           <w:top w:w="0" w:type="dxa"/>
           <w:left w:w="108" w:type="dxa"/>
@@ -1211,13 +1188,15 @@
       </w:tblGrid>
       <w:tr>
         <w:tblPrEx>
+          <w:tblW w:w="8519" w:type="dxa"/>
+          <w:jc w:val="center"/>
           <w:tblBorders>
-            <w:top w:val="none" w:color="auto" w:sz="0" w:space="0"/>
-            <w:left w:val="none" w:color="auto" w:sz="0" w:space="0"/>
-            <w:bottom w:val="none" w:color="auto" w:sz="0" w:space="0"/>
-            <w:right w:val="none" w:color="auto" w:sz="0" w:space="0"/>
-            <w:insideH w:val="none" w:color="auto" w:sz="0" w:space="0"/>
-            <w:insideV w:val="none" w:color="auto" w:sz="0" w:space="0"/>
+            <w:top w:val="nil"/>
+            <w:left w:val="nil"/>
+            <w:bottom w:val="nil"/>
+            <w:right w:val="nil"/>
+            <w:insideH w:val="nil"/>
+            <w:insideV w:val="nil"/>
           </w:tblBorders>
           <w:tblCellMar>
             <w:top w:w="0" w:type="dxa"/>
@@ -1227,7 +1206,7 @@
           </w:tblCellMar>
         </w:tblPrEx>
         <w:trPr>
-          <w:trHeight w:val="0" w:hRule="atLeast"/>
+          <w:trHeight w:val="0"/>
           <w:tblHeader/>
           <w:jc w:val="center"/>
         </w:trPr>
@@ -1235,8 +1214,8 @@
           <w:tcPr>
             <w:tcW w:w="0" w:type="auto"/>
             <w:tcBorders>
-              <w:top w:val="single" w:color="auto" w:sz="12" w:space="0"/>
-              <w:left w:val="single" w:color="auto" w:sz="12" w:space="0"/>
+              <w:top w:val="single" w:sz="12" w:space="0" w:color="auto"/>
+              <w:left w:val="single" w:sz="12" w:space="0" w:color="auto"/>
               <w:bottom w:val="nil"/>
               <w:right w:val="nil"/>
             </w:tcBorders>
@@ -1263,12 +1242,12 @@
               <w:adjustRightInd w:val="0"/>
               <w:snapToGrid w:val="0"/>
               <w:spacing w:line="240" w:lineRule="auto"/>
-              <w:ind w:left="0" w:leftChars="0" w:right="0" w:rightChars="0" w:firstLine="0" w:firstLineChars="0"/>
+              <w:ind w:left="0" w:right="0" w:firstLine="0" w:leftChars="0" w:rightChars="0" w:firstLineChars="0"/>
               <w:jc w:val="center"/>
               <w:textAlignment w:val="baseline"/>
               <w:rPr>
-                <w:rStyle w:val="25"/>
-                <w:rFonts w:hint="default" w:ascii="微软雅黑" w:hAnsi="微软雅黑" w:eastAsia="微软雅黑" w:cs="微软雅黑"/>
+                <w:rStyle w:val="Strong"/>
+                <w:rFonts w:ascii="微软雅黑" w:eastAsia="微软雅黑" w:hAnsi="微软雅黑" w:cs="微软雅黑" w:hint="default"/>
                 <w:b/>
                 <w:bCs/>
                 <w:i w:val="0"/>
@@ -1286,8 +1265,8 @@
             </w:pPr>
             <w:r>
               <w:rPr>
-                <w:rStyle w:val="25"/>
-                <w:rFonts w:hint="eastAsia" w:ascii="微软雅黑" w:hAnsi="微软雅黑" w:eastAsia="微软雅黑" w:cs="微软雅黑"/>
+                <w:rStyle w:val="Strong"/>
+                <w:rFonts w:ascii="微软雅黑" w:eastAsia="微软雅黑" w:hAnsi="微软雅黑" w:cs="微软雅黑" w:hint="eastAsia"/>
                 <w:b/>
                 <w:bCs/>
                 <w:i w:val="0"/>
@@ -1310,8 +1289,8 @@
           <w:tcPr>
             <w:tcW w:w="0" w:type="auto"/>
             <w:tcBorders>
-              <w:top w:val="single" w:color="auto" w:sz="12" w:space="0"/>
-              <w:left w:val="single" w:color="auto" w:sz="4" w:space="0"/>
+              <w:top w:val="single" w:sz="12" w:space="0" w:color="auto"/>
+              <w:left w:val="single" w:sz="4" w:space="0" w:color="auto"/>
               <w:bottom w:val="nil"/>
               <w:right w:val="nil"/>
             </w:tcBorders>
@@ -1338,12 +1317,12 @@
               <w:adjustRightInd w:val="0"/>
               <w:snapToGrid w:val="0"/>
               <w:spacing w:line="240" w:lineRule="auto"/>
-              <w:ind w:left="0" w:leftChars="0" w:right="0" w:rightChars="0" w:firstLine="0" w:firstLineChars="0"/>
+              <w:ind w:left="0" w:right="0" w:firstLine="0" w:leftChars="0" w:rightChars="0" w:firstLineChars="0"/>
               <w:jc w:val="center"/>
               <w:textAlignment w:val="baseline"/>
               <w:rPr>
-                <w:rStyle w:val="25"/>
-                <w:rFonts w:hint="default" w:ascii="微软雅黑" w:hAnsi="微软雅黑" w:eastAsia="微软雅黑" w:cs="微软雅黑"/>
+                <w:rStyle w:val="Strong"/>
+                <w:rFonts w:ascii="微软雅黑" w:eastAsia="微软雅黑" w:hAnsi="微软雅黑" w:cs="微软雅黑" w:hint="default"/>
                 <w:b/>
                 <w:bCs/>
                 <w:i w:val="0"/>
@@ -1361,8 +1340,8 @@
             </w:pPr>
             <w:r>
               <w:rPr>
-                <w:rStyle w:val="25"/>
-                <w:rFonts w:hint="eastAsia" w:ascii="微软雅黑" w:hAnsi="微软雅黑" w:eastAsia="微软雅黑" w:cs="微软雅黑"/>
+                <w:rStyle w:val="Strong"/>
+                <w:rFonts w:ascii="微软雅黑" w:eastAsia="微软雅黑" w:hAnsi="微软雅黑" w:cs="微软雅黑" w:hint="eastAsia"/>
                 <w:b/>
                 <w:bCs/>
                 <w:i w:val="0"/>
@@ -1385,8 +1364,8 @@
           <w:tcPr>
             <w:tcW w:w="0" w:type="auto"/>
             <w:tcBorders>
-              <w:top w:val="single" w:color="auto" w:sz="12" w:space="0"/>
-              <w:left w:val="single" w:color="auto" w:sz="4" w:space="0"/>
+              <w:top w:val="single" w:sz="12" w:space="0" w:color="auto"/>
+              <w:left w:val="single" w:sz="4" w:space="0" w:color="auto"/>
               <w:bottom w:val="nil"/>
               <w:right w:val="nil"/>
             </w:tcBorders>
@@ -1413,12 +1392,12 @@
               <w:adjustRightInd w:val="0"/>
               <w:snapToGrid w:val="0"/>
               <w:spacing w:line="240" w:lineRule="auto"/>
-              <w:ind w:left="0" w:leftChars="0" w:right="0" w:rightChars="0" w:firstLine="0" w:firstLineChars="0"/>
+              <w:ind w:left="0" w:right="0" w:firstLine="0" w:leftChars="0" w:rightChars="0" w:firstLineChars="0"/>
               <w:jc w:val="center"/>
               <w:textAlignment w:val="baseline"/>
               <w:rPr>
-                <w:rStyle w:val="25"/>
-                <w:rFonts w:hint="default" w:ascii="微软雅黑" w:hAnsi="微软雅黑" w:eastAsia="微软雅黑" w:cs="微软雅黑"/>
+                <w:rStyle w:val="Strong"/>
+                <w:rFonts w:ascii="微软雅黑" w:eastAsia="微软雅黑" w:hAnsi="微软雅黑" w:cs="微软雅黑" w:hint="default"/>
                 <w:b/>
                 <w:bCs/>
                 <w:i w:val="0"/>
@@ -1436,8 +1415,8 @@
             </w:pPr>
             <w:r>
               <w:rPr>
-                <w:rStyle w:val="25"/>
-                <w:rFonts w:hint="eastAsia" w:ascii="微软雅黑" w:hAnsi="微软雅黑" w:eastAsia="微软雅黑" w:cs="微软雅黑"/>
+                <w:rStyle w:val="Strong"/>
+                <w:rFonts w:ascii="微软雅黑" w:eastAsia="微软雅黑" w:hAnsi="微软雅黑" w:cs="微软雅黑" w:hint="eastAsia"/>
                 <w:b/>
                 <w:bCs/>
                 <w:i w:val="0"/>
@@ -1460,8 +1439,8 @@
           <w:tcPr>
             <w:tcW w:w="0" w:type="auto"/>
             <w:tcBorders>
-              <w:top w:val="single" w:color="auto" w:sz="12" w:space="0"/>
-              <w:left w:val="single" w:color="auto" w:sz="4" w:space="0"/>
+              <w:top w:val="single" w:sz="12" w:space="0" w:color="auto"/>
+              <w:left w:val="single" w:sz="4" w:space="0" w:color="auto"/>
               <w:bottom w:val="nil"/>
               <w:right w:val="nil"/>
             </w:tcBorders>
@@ -1488,12 +1467,12 @@
               <w:adjustRightInd w:val="0"/>
               <w:snapToGrid w:val="0"/>
               <w:spacing w:line="240" w:lineRule="auto"/>
-              <w:ind w:left="0" w:leftChars="0" w:right="0" w:rightChars="0" w:firstLine="0" w:firstLineChars="0"/>
+              <w:ind w:left="0" w:right="0" w:firstLine="0" w:leftChars="0" w:rightChars="0" w:firstLineChars="0"/>
               <w:jc w:val="center"/>
               <w:textAlignment w:val="baseline"/>
               <w:rPr>
-                <w:rStyle w:val="25"/>
-                <w:rFonts w:hint="default" w:ascii="微软雅黑" w:hAnsi="微软雅黑" w:eastAsia="微软雅黑" w:cs="微软雅黑"/>
+                <w:rStyle w:val="Strong"/>
+                <w:rFonts w:ascii="微软雅黑" w:eastAsia="微软雅黑" w:hAnsi="微软雅黑" w:cs="微软雅黑" w:hint="default"/>
                 <w:b/>
                 <w:bCs/>
                 <w:i w:val="0"/>
@@ -1511,8 +1490,8 @@
             </w:pPr>
             <w:r>
               <w:rPr>
-                <w:rStyle w:val="25"/>
-                <w:rFonts w:hint="eastAsia" w:ascii="微软雅黑" w:hAnsi="微软雅黑" w:eastAsia="微软雅黑" w:cs="微软雅黑"/>
+                <w:rStyle w:val="Strong"/>
+                <w:rFonts w:ascii="微软雅黑" w:eastAsia="微软雅黑" w:hAnsi="微软雅黑" w:cs="微软雅黑" w:hint="eastAsia"/>
                 <w:b/>
                 <w:bCs/>
                 <w:i w:val="0"/>
@@ -1535,10 +1514,10 @@
           <w:tcPr>
             <w:tcW w:w="1205" w:type="dxa"/>
             <w:tcBorders>
-              <w:top w:val="single" w:color="auto" w:sz="12" w:space="0"/>
-              <w:left w:val="single" w:color="auto" w:sz="4" w:space="0"/>
+              <w:top w:val="single" w:sz="12" w:space="0" w:color="auto"/>
+              <w:left w:val="single" w:sz="4" w:space="0" w:color="auto"/>
               <w:bottom w:val="nil"/>
-              <w:right w:val="single" w:color="auto" w:sz="12" w:space="0"/>
+              <w:right w:val="single" w:sz="12" w:space="0" w:color="auto"/>
             </w:tcBorders>
             <w:tcMar>
               <w:top w:w="-1" w:type="dxa"/>
@@ -1563,12 +1542,12 @@
               <w:adjustRightInd w:val="0"/>
               <w:snapToGrid w:val="0"/>
               <w:spacing w:line="240" w:lineRule="auto"/>
-              <w:ind w:left="0" w:leftChars="0" w:right="0" w:rightChars="0" w:firstLine="0" w:firstLineChars="0"/>
+              <w:ind w:left="0" w:right="0" w:firstLine="0" w:leftChars="0" w:rightChars="0" w:firstLineChars="0"/>
               <w:jc w:val="center"/>
               <w:textAlignment w:val="baseline"/>
               <w:rPr>
-                <w:rStyle w:val="25"/>
-                <w:rFonts w:hint="default" w:ascii="微软雅黑" w:hAnsi="微软雅黑" w:eastAsia="微软雅黑" w:cs="微软雅黑"/>
+                <w:rStyle w:val="Strong"/>
+                <w:rFonts w:ascii="微软雅黑" w:eastAsia="微软雅黑" w:hAnsi="微软雅黑" w:cs="微软雅黑" w:hint="default"/>
                 <w:b/>
                 <w:bCs/>
                 <w:i w:val="0"/>
@@ -1586,8 +1565,8 @@
             </w:pPr>
             <w:r>
               <w:rPr>
-                <w:rStyle w:val="25"/>
-                <w:rFonts w:hint="eastAsia" w:ascii="微软雅黑" w:hAnsi="微软雅黑" w:eastAsia="微软雅黑" w:cs="微软雅黑"/>
+                <w:rStyle w:val="Strong"/>
+                <w:rFonts w:ascii="微软雅黑" w:eastAsia="微软雅黑" w:hAnsi="微软雅黑" w:cs="微软雅黑" w:hint="eastAsia"/>
                 <w:b/>
                 <w:bCs/>
                 <w:i w:val="0"/>
@@ -1609,14 +1588,8 @@
       </w:tr>
       <w:tr>
         <w:tblPrEx>
-          <w:tblBorders>
-            <w:top w:val="none" w:color="auto" w:sz="0" w:space="0"/>
-            <w:left w:val="none" w:color="auto" w:sz="0" w:space="0"/>
-            <w:bottom w:val="none" w:color="auto" w:sz="0" w:space="0"/>
-            <w:right w:val="none" w:color="auto" w:sz="0" w:space="0"/>
-            <w:insideH w:val="none" w:color="auto" w:sz="0" w:space="0"/>
-            <w:insideV w:val="none" w:color="auto" w:sz="0" w:space="0"/>
-          </w:tblBorders>
+          <w:tblW w:w="8519" w:type="dxa"/>
+          <w:jc w:val="center"/>
           <w:tblCellMar>
             <w:top w:w="0" w:type="dxa"/>
             <w:left w:w="108" w:type="dxa"/>
@@ -1625,15 +1598,15 @@
           </w:tblCellMar>
         </w:tblPrEx>
         <w:trPr>
-          <w:trHeight w:val="0" w:hRule="atLeast"/>
+          <w:trHeight w:val="0"/>
           <w:jc w:val="center"/>
         </w:trPr>
         <w:tc>
           <w:tcPr>
             <w:tcW w:w="0" w:type="auto"/>
             <w:tcBorders>
-              <w:top w:val="single" w:color="auto" w:sz="4" w:space="0"/>
-              <w:left w:val="single" w:color="auto" w:sz="12" w:space="0"/>
+              <w:top w:val="single" w:sz="4" w:space="0" w:color="auto"/>
+              <w:left w:val="single" w:sz="12" w:space="0" w:color="auto"/>
               <w:bottom w:val="nil"/>
               <w:right w:val="nil"/>
             </w:tcBorders>
@@ -1660,12 +1633,12 @@
               <w:adjustRightInd w:val="0"/>
               <w:snapToGrid w:val="0"/>
               <w:spacing w:line="240" w:lineRule="auto"/>
-              <w:ind w:left="0" w:leftChars="0" w:right="0" w:rightChars="0" w:firstLine="0" w:firstLineChars="0"/>
+              <w:ind w:left="0" w:right="0" w:firstLine="0" w:leftChars="0" w:rightChars="0" w:firstLineChars="0"/>
               <w:jc w:val="center"/>
               <w:textAlignment w:val="baseline"/>
               <w:rPr>
-                <w:rStyle w:val="25"/>
-                <w:rFonts w:hint="default" w:ascii="微软雅黑" w:hAnsi="微软雅黑" w:eastAsia="微软雅黑" w:cs="微软雅黑"/>
+                <w:rStyle w:val="Strong"/>
+                <w:rFonts w:ascii="微软雅黑" w:eastAsia="微软雅黑" w:hAnsi="微软雅黑" w:cs="微软雅黑" w:hint="default"/>
                 <w:b w:val="0"/>
                 <w:bCs/>
                 <w:i w:val="0"/>
@@ -1683,8 +1656,8 @@
             </w:pPr>
             <w:r>
               <w:rPr>
-                <w:rStyle w:val="25"/>
-                <w:rFonts w:hint="eastAsia" w:ascii="微软雅黑" w:hAnsi="微软雅黑" w:eastAsia="微软雅黑" w:cs="微软雅黑"/>
+                <w:rStyle w:val="Strong"/>
+                <w:rFonts w:ascii="微软雅黑" w:eastAsia="微软雅黑" w:hAnsi="微软雅黑" w:cs="微软雅黑" w:hint="eastAsia"/>
                 <w:b w:val="0"/>
                 <w:bCs/>
                 <w:i w:val="0"/>
@@ -1702,8 +1675,8 @@
             </w:r>
             <w:r>
               <w:rPr>
-                <w:rStyle w:val="25"/>
-                <w:rFonts w:hint="eastAsia" w:ascii="微软雅黑" w:hAnsi="微软雅黑" w:eastAsia="微软雅黑" w:cs="微软雅黑"/>
+                <w:rStyle w:val="Strong"/>
+                <w:rFonts w:ascii="微软雅黑" w:eastAsia="微软雅黑" w:hAnsi="微软雅黑" w:cs="微软雅黑" w:hint="eastAsia"/>
                 <w:b w:val="0"/>
                 <w:bCs/>
                 <w:i w:val="0"/>
@@ -1726,8 +1699,8 @@
           <w:tcPr>
             <w:tcW w:w="0" w:type="auto"/>
             <w:tcBorders>
-              <w:top w:val="single" w:color="auto" w:sz="4" w:space="0"/>
-              <w:left w:val="single" w:color="auto" w:sz="4" w:space="0"/>
+              <w:top w:val="single" w:sz="4" w:space="0" w:color="auto"/>
+              <w:left w:val="single" w:sz="4" w:space="0" w:color="auto"/>
               <w:bottom w:val="nil"/>
               <w:right w:val="nil"/>
             </w:tcBorders>
@@ -1754,12 +1727,12 @@
               <w:adjustRightInd w:val="0"/>
               <w:snapToGrid w:val="0"/>
               <w:spacing w:line="240" w:lineRule="auto"/>
-              <w:ind w:left="0" w:leftChars="0" w:right="0" w:rightChars="0" w:firstLine="0" w:firstLineChars="0"/>
+              <w:ind w:left="0" w:right="0" w:firstLine="0" w:leftChars="0" w:rightChars="0" w:firstLineChars="0"/>
               <w:jc w:val="center"/>
               <w:textAlignment w:val="baseline"/>
               <w:rPr>
-                <w:rStyle w:val="25"/>
-                <w:rFonts w:hint="default" w:ascii="微软雅黑" w:hAnsi="微软雅黑" w:eastAsia="微软雅黑" w:cs="微软雅黑"/>
+                <w:rStyle w:val="Strong"/>
+                <w:rFonts w:ascii="微软雅黑" w:eastAsia="微软雅黑" w:hAnsi="微软雅黑" w:cs="微软雅黑" w:hint="default"/>
                 <w:b w:val="0"/>
                 <w:bCs/>
                 <w:i w:val="0"/>
@@ -1777,8 +1750,8 @@
             </w:pPr>
             <w:r>
               <w:rPr>
-                <w:rStyle w:val="25"/>
-                <w:rFonts w:hint="eastAsia" w:ascii="微软雅黑" w:hAnsi="微软雅黑" w:eastAsia="微软雅黑" w:cs="微软雅黑"/>
+                <w:rStyle w:val="Strong"/>
+                <w:rFonts w:ascii="微软雅黑" w:eastAsia="微软雅黑" w:hAnsi="微软雅黑" w:cs="微软雅黑" w:hint="eastAsia"/>
                 <w:b w:val="0"/>
                 <w:bCs/>
                 <w:i w:val="0"/>
@@ -1801,8 +1774,8 @@
           <w:tcPr>
             <w:tcW w:w="0" w:type="auto"/>
             <w:tcBorders>
-              <w:top w:val="single" w:color="auto" w:sz="4" w:space="0"/>
-              <w:left w:val="single" w:color="auto" w:sz="4" w:space="0"/>
+              <w:top w:val="single" w:sz="4" w:space="0" w:color="auto"/>
+              <w:left w:val="single" w:sz="4" w:space="0" w:color="auto"/>
               <w:bottom w:val="nil"/>
               <w:right w:val="nil"/>
             </w:tcBorders>
@@ -1829,12 +1802,12 @@
               <w:adjustRightInd w:val="0"/>
               <w:snapToGrid w:val="0"/>
               <w:spacing w:line="240" w:lineRule="auto"/>
-              <w:ind w:left="0" w:leftChars="0" w:right="0" w:rightChars="0" w:firstLine="0" w:firstLineChars="0"/>
+              <w:ind w:left="0" w:right="0" w:firstLine="0" w:leftChars="0" w:rightChars="0" w:firstLineChars="0"/>
               <w:jc w:val="center"/>
               <w:textAlignment w:val="baseline"/>
               <w:rPr>
-                <w:rStyle w:val="25"/>
-                <w:rFonts w:hint="default" w:ascii="微软雅黑" w:hAnsi="微软雅黑" w:eastAsia="微软雅黑" w:cs="微软雅黑"/>
+                <w:rStyle w:val="Strong"/>
+                <w:rFonts w:ascii="微软雅黑" w:eastAsia="微软雅黑" w:hAnsi="微软雅黑" w:cs="微软雅黑" w:hint="default"/>
                 <w:b w:val="0"/>
                 <w:bCs/>
                 <w:i w:val="0"/>
@@ -1852,8 +1825,8 @@
             </w:pPr>
             <w:r>
               <w:rPr>
-                <w:rStyle w:val="25"/>
-                <w:rFonts w:hint="eastAsia" w:ascii="微软雅黑" w:hAnsi="微软雅黑" w:eastAsia="微软雅黑" w:cs="微软雅黑"/>
+                <w:rStyle w:val="Strong"/>
+                <w:rFonts w:ascii="微软雅黑" w:eastAsia="微软雅黑" w:hAnsi="微软雅黑" w:cs="微软雅黑" w:hint="eastAsia"/>
                 <w:b w:val="0"/>
                 <w:bCs/>
                 <w:i w:val="0"/>
@@ -1876,8 +1849,8 @@
           <w:tcPr>
             <w:tcW w:w="0" w:type="auto"/>
             <w:tcBorders>
-              <w:top w:val="single" w:color="auto" w:sz="4" w:space="0"/>
-              <w:left w:val="single" w:color="auto" w:sz="4" w:space="0"/>
+              <w:top w:val="single" w:sz="4" w:space="0" w:color="auto"/>
+              <w:left w:val="single" w:sz="4" w:space="0" w:color="auto"/>
               <w:bottom w:val="nil"/>
               <w:right w:val="nil"/>
             </w:tcBorders>
@@ -1904,12 +1877,12 @@
               <w:adjustRightInd w:val="0"/>
               <w:snapToGrid w:val="0"/>
               <w:spacing w:line="240" w:lineRule="auto"/>
-              <w:ind w:left="0" w:leftChars="0" w:right="0" w:rightChars="0" w:firstLine="0" w:firstLineChars="0"/>
+              <w:ind w:left="0" w:right="0" w:firstLine="0" w:leftChars="0" w:rightChars="0" w:firstLineChars="0"/>
               <w:jc w:val="center"/>
               <w:textAlignment w:val="baseline"/>
               <w:rPr>
-                <w:rStyle w:val="25"/>
-                <w:rFonts w:hint="default" w:ascii="微软雅黑" w:hAnsi="微软雅黑" w:eastAsia="微软雅黑" w:cs="微软雅黑"/>
+                <w:rStyle w:val="Strong"/>
+                <w:rFonts w:ascii="微软雅黑" w:eastAsia="微软雅黑" w:hAnsi="微软雅黑" w:cs="微软雅黑" w:hint="default"/>
                 <w:b w:val="0"/>
                 <w:bCs/>
                 <w:i w:val="0"/>
@@ -1927,8 +1900,8 @@
             </w:pPr>
             <w:r>
               <w:rPr>
-                <w:rStyle w:val="25"/>
-                <w:rFonts w:hint="eastAsia" w:ascii="微软雅黑" w:hAnsi="微软雅黑" w:eastAsia="微软雅黑" w:cs="微软雅黑"/>
+                <w:rStyle w:val="Strong"/>
+                <w:rFonts w:ascii="微软雅黑" w:eastAsia="微软雅黑" w:hAnsi="微软雅黑" w:cs="微软雅黑" w:hint="eastAsia"/>
                 <w:b w:val="0"/>
                 <w:bCs/>
                 <w:i w:val="0"/>
@@ -1951,10 +1924,10 @@
           <w:tcPr>
             <w:tcW w:w="1205" w:type="dxa"/>
             <w:tcBorders>
-              <w:top w:val="single" w:color="auto" w:sz="4" w:space="0"/>
-              <w:left w:val="single" w:color="auto" w:sz="4" w:space="0"/>
+              <w:top w:val="single" w:sz="4" w:space="0" w:color="auto"/>
+              <w:left w:val="single" w:sz="4" w:space="0" w:color="auto"/>
               <w:bottom w:val="nil"/>
-              <w:right w:val="single" w:color="auto" w:sz="12" w:space="0"/>
+              <w:right w:val="single" w:sz="12" w:space="0" w:color="auto"/>
             </w:tcBorders>
             <w:tcMar>
               <w:top w:w="-1" w:type="dxa"/>
@@ -1979,12 +1952,12 @@
               <w:adjustRightInd w:val="0"/>
               <w:snapToGrid w:val="0"/>
               <w:spacing w:line="240" w:lineRule="auto"/>
-              <w:ind w:left="0" w:leftChars="0" w:right="0" w:rightChars="0" w:firstLine="0" w:firstLineChars="0"/>
+              <w:ind w:left="0" w:right="0" w:firstLine="0" w:leftChars="0" w:rightChars="0" w:firstLineChars="0"/>
               <w:jc w:val="center"/>
               <w:textAlignment w:val="baseline"/>
               <w:rPr>
-                <w:rStyle w:val="25"/>
-                <w:rFonts w:hint="default" w:ascii="微软雅黑" w:hAnsi="微软雅黑" w:eastAsia="微软雅黑" w:cs="微软雅黑"/>
+                <w:rStyle w:val="Strong"/>
+                <w:rFonts w:ascii="微软雅黑" w:eastAsia="微软雅黑" w:hAnsi="微软雅黑" w:cs="微软雅黑" w:hint="default"/>
                 <w:b w:val="0"/>
                 <w:bCs/>
                 <w:i w:val="0"/>
@@ -2005,14 +1978,8 @@
       </w:tr>
       <w:tr>
         <w:tblPrEx>
-          <w:tblBorders>
-            <w:top w:val="none" w:color="auto" w:sz="0" w:space="0"/>
-            <w:left w:val="none" w:color="auto" w:sz="0" w:space="0"/>
-            <w:bottom w:val="none" w:color="auto" w:sz="0" w:space="0"/>
-            <w:right w:val="none" w:color="auto" w:sz="0" w:space="0"/>
-            <w:insideH w:val="none" w:color="auto" w:sz="0" w:space="0"/>
-            <w:insideV w:val="none" w:color="auto" w:sz="0" w:space="0"/>
-          </w:tblBorders>
+          <w:tblW w:w="8519" w:type="dxa"/>
+          <w:jc w:val="center"/>
           <w:tblCellMar>
             <w:top w:w="0" w:type="dxa"/>
             <w:left w:w="108" w:type="dxa"/>
@@ -2021,15 +1988,15 @@
           </w:tblCellMar>
         </w:tblPrEx>
         <w:trPr>
-          <w:trHeight w:val="0" w:hRule="atLeast"/>
+          <w:trHeight w:val="0"/>
           <w:jc w:val="center"/>
         </w:trPr>
         <w:tc>
           <w:tcPr>
             <w:tcW w:w="0" w:type="auto"/>
             <w:tcBorders>
-              <w:top w:val="single" w:color="auto" w:sz="4" w:space="0"/>
-              <w:left w:val="single" w:color="auto" w:sz="12" w:space="0"/>
+              <w:top w:val="single" w:sz="4" w:space="0" w:color="auto"/>
+              <w:left w:val="single" w:sz="12" w:space="0" w:color="auto"/>
               <w:bottom w:val="nil"/>
               <w:right w:val="nil"/>
             </w:tcBorders>
@@ -2056,12 +2023,12 @@
               <w:adjustRightInd w:val="0"/>
               <w:snapToGrid w:val="0"/>
               <w:spacing w:line="240" w:lineRule="auto"/>
-              <w:ind w:left="0" w:leftChars="0" w:right="0" w:rightChars="0" w:firstLine="0" w:firstLineChars="0"/>
+              <w:ind w:left="0" w:right="0" w:firstLine="0" w:leftChars="0" w:rightChars="0" w:firstLineChars="0"/>
               <w:jc w:val="center"/>
               <w:textAlignment w:val="baseline"/>
               <w:rPr>
-                <w:rStyle w:val="25"/>
-                <w:rFonts w:hint="default" w:ascii="微软雅黑" w:hAnsi="微软雅黑" w:eastAsia="微软雅黑" w:cs="微软雅黑"/>
+                <w:rStyle w:val="Strong"/>
+                <w:rFonts w:ascii="微软雅黑" w:eastAsia="微软雅黑" w:hAnsi="微软雅黑" w:cs="微软雅黑" w:hint="default"/>
                 <w:b w:val="0"/>
                 <w:bCs/>
                 <w:i w:val="0"/>
@@ -2083,8 +2050,8 @@
           <w:tcPr>
             <w:tcW w:w="0" w:type="auto"/>
             <w:tcBorders>
-              <w:top w:val="single" w:color="auto" w:sz="4" w:space="0"/>
-              <w:left w:val="single" w:color="auto" w:sz="4" w:space="0"/>
+              <w:top w:val="single" w:sz="4" w:space="0" w:color="auto"/>
+              <w:left w:val="single" w:sz="4" w:space="0" w:color="auto"/>
               <w:bottom w:val="nil"/>
               <w:right w:val="nil"/>
             </w:tcBorders>
@@ -2111,12 +2078,12 @@
               <w:adjustRightInd w:val="0"/>
               <w:snapToGrid w:val="0"/>
               <w:spacing w:line="240" w:lineRule="auto"/>
-              <w:ind w:left="0" w:leftChars="0" w:right="0" w:rightChars="0" w:firstLine="0" w:firstLineChars="0"/>
+              <w:ind w:left="0" w:right="0" w:firstLine="0" w:leftChars="0" w:rightChars="0" w:firstLineChars="0"/>
               <w:jc w:val="center"/>
               <w:textAlignment w:val="baseline"/>
               <w:rPr>
-                <w:rStyle w:val="25"/>
-                <w:rFonts w:hint="default" w:ascii="微软雅黑" w:hAnsi="微软雅黑" w:eastAsia="微软雅黑" w:cs="微软雅黑"/>
+                <w:rStyle w:val="Strong"/>
+                <w:rFonts w:ascii="微软雅黑" w:eastAsia="微软雅黑" w:hAnsi="微软雅黑" w:cs="微软雅黑" w:hint="default"/>
                 <w:b w:val="0"/>
                 <w:bCs/>
                 <w:i w:val="0"/>
@@ -2138,8 +2105,8 @@
           <w:tcPr>
             <w:tcW w:w="0" w:type="auto"/>
             <w:tcBorders>
-              <w:top w:val="single" w:color="auto" w:sz="4" w:space="0"/>
-              <w:left w:val="single" w:color="auto" w:sz="4" w:space="0"/>
+              <w:top w:val="single" w:sz="4" w:space="0" w:color="auto"/>
+              <w:left w:val="single" w:sz="4" w:space="0" w:color="auto"/>
               <w:bottom w:val="nil"/>
               <w:right w:val="nil"/>
             </w:tcBorders>
@@ -2166,12 +2133,12 @@
               <w:adjustRightInd w:val="0"/>
               <w:snapToGrid w:val="0"/>
               <w:spacing w:line="240" w:lineRule="auto"/>
-              <w:ind w:left="0" w:leftChars="0" w:right="0" w:rightChars="0" w:firstLine="0" w:firstLineChars="0"/>
+              <w:ind w:left="0" w:right="0" w:firstLine="0" w:leftChars="0" w:rightChars="0" w:firstLineChars="0"/>
               <w:jc w:val="center"/>
               <w:textAlignment w:val="baseline"/>
               <w:rPr>
-                <w:rStyle w:val="25"/>
-                <w:rFonts w:hint="default" w:ascii="微软雅黑" w:hAnsi="微软雅黑" w:eastAsia="微软雅黑" w:cs="微软雅黑"/>
+                <w:rStyle w:val="Strong"/>
+                <w:rFonts w:ascii="微软雅黑" w:eastAsia="微软雅黑" w:hAnsi="微软雅黑" w:cs="微软雅黑" w:hint="default"/>
                 <w:b w:val="0"/>
                 <w:bCs/>
                 <w:i w:val="0"/>
@@ -2193,8 +2160,8 @@
           <w:tcPr>
             <w:tcW w:w="0" w:type="auto"/>
             <w:tcBorders>
-              <w:top w:val="single" w:color="auto" w:sz="4" w:space="0"/>
-              <w:left w:val="single" w:color="auto" w:sz="4" w:space="0"/>
+              <w:top w:val="single" w:sz="4" w:space="0" w:color="auto"/>
+              <w:left w:val="single" w:sz="4" w:space="0" w:color="auto"/>
               <w:bottom w:val="nil"/>
               <w:right w:val="nil"/>
             </w:tcBorders>
@@ -2221,12 +2188,12 @@
               <w:adjustRightInd w:val="0"/>
               <w:snapToGrid w:val="0"/>
               <w:spacing w:line="240" w:lineRule="auto"/>
-              <w:ind w:left="0" w:leftChars="0" w:right="0" w:rightChars="0" w:firstLine="0" w:firstLineChars="0"/>
+              <w:ind w:left="0" w:right="0" w:firstLine="0" w:leftChars="0" w:rightChars="0" w:firstLineChars="0"/>
               <w:jc w:val="center"/>
               <w:textAlignment w:val="baseline"/>
               <w:rPr>
-                <w:rStyle w:val="25"/>
-                <w:rFonts w:hint="default" w:ascii="微软雅黑" w:hAnsi="微软雅黑" w:eastAsia="微软雅黑" w:cs="微软雅黑"/>
+                <w:rStyle w:val="Strong"/>
+                <w:rFonts w:ascii="微软雅黑" w:eastAsia="微软雅黑" w:hAnsi="微软雅黑" w:cs="微软雅黑" w:hint="default"/>
                 <w:b w:val="0"/>
                 <w:bCs/>
                 <w:i w:val="0"/>
@@ -2248,10 +2215,10 @@
           <w:tcPr>
             <w:tcW w:w="1205" w:type="dxa"/>
             <w:tcBorders>
-              <w:top w:val="single" w:color="auto" w:sz="4" w:space="0"/>
-              <w:left w:val="single" w:color="auto" w:sz="4" w:space="0"/>
+              <w:top w:val="single" w:sz="4" w:space="0" w:color="auto"/>
+              <w:left w:val="single" w:sz="4" w:space="0" w:color="auto"/>
               <w:bottom w:val="nil"/>
-              <w:right w:val="single" w:color="auto" w:sz="12" w:space="0"/>
+              <w:right w:val="single" w:sz="12" w:space="0" w:color="auto"/>
             </w:tcBorders>
             <w:tcMar>
               <w:top w:w="-1" w:type="dxa"/>
@@ -2276,12 +2243,12 @@
               <w:adjustRightInd w:val="0"/>
               <w:snapToGrid w:val="0"/>
               <w:spacing w:line="240" w:lineRule="auto"/>
-              <w:ind w:left="0" w:leftChars="0" w:right="0" w:rightChars="0" w:firstLine="0" w:firstLineChars="0"/>
+              <w:ind w:left="0" w:right="0" w:firstLine="0" w:leftChars="0" w:rightChars="0" w:firstLineChars="0"/>
               <w:jc w:val="center"/>
               <w:textAlignment w:val="baseline"/>
               <w:rPr>
-                <w:rStyle w:val="25"/>
-                <w:rFonts w:hint="default" w:ascii="微软雅黑" w:hAnsi="微软雅黑" w:eastAsia="微软雅黑" w:cs="微软雅黑"/>
+                <w:rStyle w:val="Strong"/>
+                <w:rFonts w:ascii="微软雅黑" w:eastAsia="微软雅黑" w:hAnsi="微软雅黑" w:cs="微软雅黑" w:hint="default"/>
                 <w:b w:val="0"/>
                 <w:bCs/>
                 <w:i w:val="0"/>
@@ -2302,14 +2269,8 @@
       </w:tr>
       <w:tr>
         <w:tblPrEx>
-          <w:tblBorders>
-            <w:top w:val="none" w:color="auto" w:sz="0" w:space="0"/>
-            <w:left w:val="none" w:color="auto" w:sz="0" w:space="0"/>
-            <w:bottom w:val="none" w:color="auto" w:sz="0" w:space="0"/>
-            <w:right w:val="none" w:color="auto" w:sz="0" w:space="0"/>
-            <w:insideH w:val="none" w:color="auto" w:sz="0" w:space="0"/>
-            <w:insideV w:val="none" w:color="auto" w:sz="0" w:space="0"/>
-          </w:tblBorders>
+          <w:tblW w:w="8519" w:type="dxa"/>
+          <w:jc w:val="center"/>
           <w:tblCellMar>
             <w:top w:w="0" w:type="dxa"/>
             <w:left w:w="108" w:type="dxa"/>
@@ -2318,15 +2279,15 @@
           </w:tblCellMar>
         </w:tblPrEx>
         <w:trPr>
-          <w:trHeight w:val="0" w:hRule="atLeast"/>
+          <w:trHeight w:val="0"/>
           <w:jc w:val="center"/>
         </w:trPr>
         <w:tc>
           <w:tcPr>
             <w:tcW w:w="0" w:type="auto"/>
             <w:tcBorders>
-              <w:top w:val="single" w:color="auto" w:sz="4" w:space="0"/>
-              <w:left w:val="single" w:color="auto" w:sz="12" w:space="0"/>
+              <w:top w:val="single" w:sz="4" w:space="0" w:color="auto"/>
+              <w:left w:val="single" w:sz="12" w:space="0" w:color="auto"/>
               <w:bottom w:val="nil"/>
               <w:right w:val="nil"/>
             </w:tcBorders>
@@ -2353,12 +2314,12 @@
               <w:adjustRightInd w:val="0"/>
               <w:snapToGrid w:val="0"/>
               <w:spacing w:line="240" w:lineRule="auto"/>
-              <w:ind w:left="0" w:leftChars="0" w:right="0" w:rightChars="0" w:firstLine="0" w:firstLineChars="0"/>
+              <w:ind w:left="0" w:right="0" w:firstLine="0" w:leftChars="0" w:rightChars="0" w:firstLineChars="0"/>
               <w:jc w:val="center"/>
               <w:textAlignment w:val="baseline"/>
               <w:rPr>
-                <w:rStyle w:val="25"/>
-                <w:rFonts w:hint="default" w:ascii="微软雅黑" w:hAnsi="微软雅黑" w:eastAsia="微软雅黑" w:cs="微软雅黑"/>
+                <w:rStyle w:val="Strong"/>
+                <w:rFonts w:ascii="微软雅黑" w:eastAsia="微软雅黑" w:hAnsi="微软雅黑" w:cs="微软雅黑" w:hint="default"/>
                 <w:b w:val="0"/>
                 <w:bCs/>
                 <w:i w:val="0"/>
@@ -2380,8 +2341,8 @@
           <w:tcPr>
             <w:tcW w:w="0" w:type="auto"/>
             <w:tcBorders>
-              <w:top w:val="single" w:color="auto" w:sz="4" w:space="0"/>
-              <w:left w:val="single" w:color="auto" w:sz="4" w:space="0"/>
+              <w:top w:val="single" w:sz="4" w:space="0" w:color="auto"/>
+              <w:left w:val="single" w:sz="4" w:space="0" w:color="auto"/>
               <w:bottom w:val="nil"/>
               <w:right w:val="nil"/>
             </w:tcBorders>
@@ -2408,12 +2369,12 @@
               <w:adjustRightInd w:val="0"/>
               <w:snapToGrid w:val="0"/>
               <w:spacing w:line="240" w:lineRule="auto"/>
-              <w:ind w:left="0" w:leftChars="0" w:right="0" w:rightChars="0" w:firstLine="0" w:firstLineChars="0"/>
+              <w:ind w:left="0" w:right="0" w:firstLine="0" w:leftChars="0" w:rightChars="0" w:firstLineChars="0"/>
               <w:jc w:val="center"/>
               <w:textAlignment w:val="baseline"/>
               <w:rPr>
-                <w:rStyle w:val="25"/>
-                <w:rFonts w:hint="default" w:ascii="微软雅黑" w:hAnsi="微软雅黑" w:eastAsia="微软雅黑" w:cs="微软雅黑"/>
+                <w:rStyle w:val="Strong"/>
+                <w:rFonts w:ascii="微软雅黑" w:eastAsia="微软雅黑" w:hAnsi="微软雅黑" w:cs="微软雅黑" w:hint="default"/>
                 <w:b w:val="0"/>
                 <w:bCs/>
                 <w:i w:val="0"/>
@@ -2435,8 +2396,8 @@
           <w:tcPr>
             <w:tcW w:w="0" w:type="auto"/>
             <w:tcBorders>
-              <w:top w:val="single" w:color="auto" w:sz="4" w:space="0"/>
-              <w:left w:val="single" w:color="auto" w:sz="4" w:space="0"/>
+              <w:top w:val="single" w:sz="4" w:space="0" w:color="auto"/>
+              <w:left w:val="single" w:sz="4" w:space="0" w:color="auto"/>
               <w:bottom w:val="nil"/>
               <w:right w:val="nil"/>
             </w:tcBorders>
@@ -2463,12 +2424,12 @@
               <w:adjustRightInd w:val="0"/>
               <w:snapToGrid w:val="0"/>
               <w:spacing w:line="240" w:lineRule="auto"/>
-              <w:ind w:left="0" w:leftChars="0" w:right="0" w:rightChars="0" w:firstLine="0" w:firstLineChars="0"/>
+              <w:ind w:left="0" w:right="0" w:firstLine="0" w:leftChars="0" w:rightChars="0" w:firstLineChars="0"/>
               <w:jc w:val="center"/>
               <w:textAlignment w:val="baseline"/>
               <w:rPr>
-                <w:rStyle w:val="25"/>
-                <w:rFonts w:hint="default" w:ascii="微软雅黑" w:hAnsi="微软雅黑" w:eastAsia="微软雅黑" w:cs="微软雅黑"/>
+                <w:rStyle w:val="Strong"/>
+                <w:rFonts w:ascii="微软雅黑" w:eastAsia="微软雅黑" w:hAnsi="微软雅黑" w:cs="微软雅黑" w:hint="default"/>
                 <w:b w:val="0"/>
                 <w:bCs/>
                 <w:i w:val="0"/>
@@ -2490,8 +2451,8 @@
           <w:tcPr>
             <w:tcW w:w="0" w:type="auto"/>
             <w:tcBorders>
-              <w:top w:val="single" w:color="auto" w:sz="4" w:space="0"/>
-              <w:left w:val="single" w:color="auto" w:sz="4" w:space="0"/>
+              <w:top w:val="single" w:sz="4" w:space="0" w:color="auto"/>
+              <w:left w:val="single" w:sz="4" w:space="0" w:color="auto"/>
               <w:bottom w:val="nil"/>
               <w:right w:val="nil"/>
             </w:tcBorders>
@@ -2518,12 +2479,12 @@
               <w:adjustRightInd w:val="0"/>
               <w:snapToGrid w:val="0"/>
               <w:spacing w:line="240" w:lineRule="auto"/>
-              <w:ind w:left="0" w:leftChars="0" w:right="0" w:rightChars="0" w:firstLine="0" w:firstLineChars="0"/>
+              <w:ind w:left="0" w:right="0" w:firstLine="0" w:leftChars="0" w:rightChars="0" w:firstLineChars="0"/>
               <w:jc w:val="center"/>
               <w:textAlignment w:val="baseline"/>
               <w:rPr>
-                <w:rStyle w:val="25"/>
-                <w:rFonts w:hint="default" w:ascii="微软雅黑" w:hAnsi="微软雅黑" w:eastAsia="微软雅黑" w:cs="微软雅黑"/>
+                <w:rStyle w:val="Strong"/>
+                <w:rFonts w:ascii="微软雅黑" w:eastAsia="微软雅黑" w:hAnsi="微软雅黑" w:cs="微软雅黑" w:hint="default"/>
                 <w:b w:val="0"/>
                 <w:bCs/>
                 <w:i w:val="0"/>
@@ -2545,10 +2506,10 @@
           <w:tcPr>
             <w:tcW w:w="1205" w:type="dxa"/>
             <w:tcBorders>
-              <w:top w:val="single" w:color="auto" w:sz="4" w:space="0"/>
-              <w:left w:val="single" w:color="auto" w:sz="4" w:space="0"/>
+              <w:top w:val="single" w:sz="4" w:space="0" w:color="auto"/>
+              <w:left w:val="single" w:sz="4" w:space="0" w:color="auto"/>
               <w:bottom w:val="nil"/>
-              <w:right w:val="single" w:color="auto" w:sz="12" w:space="0"/>
+              <w:right w:val="single" w:sz="12" w:space="0" w:color="auto"/>
             </w:tcBorders>
             <w:tcMar>
               <w:top w:w="-1" w:type="dxa"/>
@@ -2573,12 +2534,12 @@
               <w:adjustRightInd w:val="0"/>
               <w:snapToGrid w:val="0"/>
               <w:spacing w:line="240" w:lineRule="auto"/>
-              <w:ind w:left="0" w:leftChars="0" w:right="0" w:rightChars="0" w:firstLine="0" w:firstLineChars="0"/>
+              <w:ind w:left="0" w:right="0" w:firstLine="0" w:leftChars="0" w:rightChars="0" w:firstLineChars="0"/>
               <w:jc w:val="center"/>
               <w:textAlignment w:val="baseline"/>
               <w:rPr>
-                <w:rStyle w:val="25"/>
-                <w:rFonts w:hint="default" w:ascii="微软雅黑" w:hAnsi="微软雅黑" w:eastAsia="微软雅黑" w:cs="微软雅黑"/>
+                <w:rStyle w:val="Strong"/>
+                <w:rFonts w:ascii="微软雅黑" w:eastAsia="微软雅黑" w:hAnsi="微软雅黑" w:cs="微软雅黑" w:hint="default"/>
                 <w:b w:val="0"/>
                 <w:bCs/>
                 <w:i w:val="0"/>
@@ -2599,14 +2560,8 @@
       </w:tr>
       <w:tr>
         <w:tblPrEx>
-          <w:tblBorders>
-            <w:top w:val="none" w:color="auto" w:sz="0" w:space="0"/>
-            <w:left w:val="none" w:color="auto" w:sz="0" w:space="0"/>
-            <w:bottom w:val="none" w:color="auto" w:sz="0" w:space="0"/>
-            <w:right w:val="none" w:color="auto" w:sz="0" w:space="0"/>
-            <w:insideH w:val="none" w:color="auto" w:sz="0" w:space="0"/>
-            <w:insideV w:val="none" w:color="auto" w:sz="0" w:space="0"/>
-          </w:tblBorders>
+          <w:tblW w:w="8519" w:type="dxa"/>
+          <w:jc w:val="center"/>
           <w:tblCellMar>
             <w:top w:w="0" w:type="dxa"/>
             <w:left w:w="108" w:type="dxa"/>
@@ -2615,16 +2570,16 @@
           </w:tblCellMar>
         </w:tblPrEx>
         <w:trPr>
-          <w:trHeight w:val="0" w:hRule="atLeast"/>
+          <w:trHeight w:val="0"/>
           <w:jc w:val="center"/>
         </w:trPr>
         <w:tc>
           <w:tcPr>
             <w:tcW w:w="1621" w:type="dxa"/>
             <w:tcBorders>
-              <w:top w:val="single" w:color="auto" w:sz="4" w:space="0"/>
-              <w:left w:val="single" w:color="auto" w:sz="12" w:space="0"/>
-              <w:bottom w:val="single" w:color="auto" w:sz="12" w:space="0"/>
+              <w:top w:val="single" w:sz="4" w:space="0" w:color="auto"/>
+              <w:left w:val="single" w:sz="12" w:space="0" w:color="auto"/>
+              <w:bottom w:val="single" w:sz="12" w:space="0" w:color="auto"/>
               <w:right w:val="nil"/>
             </w:tcBorders>
             <w:tcMar>
@@ -2650,12 +2605,12 @@
               <w:adjustRightInd w:val="0"/>
               <w:snapToGrid w:val="0"/>
               <w:spacing w:line="240" w:lineRule="auto"/>
-              <w:ind w:left="0" w:leftChars="0" w:right="0" w:rightChars="0" w:firstLine="0" w:firstLineChars="0"/>
+              <w:ind w:left="0" w:right="0" w:firstLine="0" w:leftChars="0" w:rightChars="0" w:firstLineChars="0"/>
               <w:jc w:val="center"/>
               <w:textAlignment w:val="baseline"/>
               <w:rPr>
-                <w:rStyle w:val="25"/>
-                <w:rFonts w:hint="default" w:ascii="微软雅黑" w:hAnsi="微软雅黑" w:eastAsia="微软雅黑" w:cs="微软雅黑"/>
+                <w:rStyle w:val="Strong"/>
+                <w:rFonts w:ascii="微软雅黑" w:eastAsia="微软雅黑" w:hAnsi="微软雅黑" w:cs="微软雅黑" w:hint="default"/>
                 <w:b w:val="0"/>
                 <w:bCs/>
                 <w:i w:val="0"/>
@@ -2677,9 +2632,9 @@
           <w:tcPr>
             <w:tcW w:w="2036" w:type="dxa"/>
             <w:tcBorders>
-              <w:top w:val="single" w:color="auto" w:sz="4" w:space="0"/>
-              <w:left w:val="single" w:color="auto" w:sz="4" w:space="0"/>
-              <w:bottom w:val="single" w:color="auto" w:sz="12" w:space="0"/>
+              <w:top w:val="single" w:sz="4" w:space="0" w:color="auto"/>
+              <w:left w:val="single" w:sz="4" w:space="0" w:color="auto"/>
+              <w:bottom w:val="single" w:sz="12" w:space="0" w:color="auto"/>
               <w:right w:val="nil"/>
             </w:tcBorders>
             <w:tcMar>
@@ -2705,12 +2660,12 @@
               <w:adjustRightInd w:val="0"/>
               <w:snapToGrid w:val="0"/>
               <w:spacing w:line="240" w:lineRule="auto"/>
-              <w:ind w:left="0" w:leftChars="0" w:right="0" w:rightChars="0" w:firstLine="0" w:firstLineChars="0"/>
+              <w:ind w:left="0" w:right="0" w:firstLine="0" w:leftChars="0" w:rightChars="0" w:firstLineChars="0"/>
               <w:jc w:val="center"/>
               <w:textAlignment w:val="baseline"/>
               <w:rPr>
-                <w:rStyle w:val="25"/>
-                <w:rFonts w:hint="default" w:ascii="微软雅黑" w:hAnsi="微软雅黑" w:eastAsia="微软雅黑" w:cs="微软雅黑"/>
+                <w:rStyle w:val="Strong"/>
+                <w:rFonts w:ascii="微软雅黑" w:eastAsia="微软雅黑" w:hAnsi="微软雅黑" w:cs="微软雅黑" w:hint="default"/>
                 <w:b w:val="0"/>
                 <w:bCs/>
                 <w:i w:val="0"/>
@@ -2732,9 +2687,9 @@
           <w:tcPr>
             <w:tcW w:w="1621" w:type="dxa"/>
             <w:tcBorders>
-              <w:top w:val="single" w:color="auto" w:sz="4" w:space="0"/>
-              <w:left w:val="single" w:color="auto" w:sz="4" w:space="0"/>
-              <w:bottom w:val="single" w:color="auto" w:sz="12" w:space="0"/>
+              <w:top w:val="single" w:sz="4" w:space="0" w:color="auto"/>
+              <w:left w:val="single" w:sz="4" w:space="0" w:color="auto"/>
+              <w:bottom w:val="single" w:sz="12" w:space="0" w:color="auto"/>
               <w:right w:val="nil"/>
             </w:tcBorders>
             <w:tcMar>
@@ -2760,12 +2715,12 @@
               <w:adjustRightInd w:val="0"/>
               <w:snapToGrid w:val="0"/>
               <w:spacing w:line="240" w:lineRule="auto"/>
-              <w:ind w:left="0" w:leftChars="0" w:right="0" w:rightChars="0" w:firstLine="0" w:firstLineChars="0"/>
+              <w:ind w:left="0" w:right="0" w:firstLine="0" w:leftChars="0" w:rightChars="0" w:firstLineChars="0"/>
               <w:jc w:val="center"/>
               <w:textAlignment w:val="baseline"/>
               <w:rPr>
-                <w:rStyle w:val="25"/>
-                <w:rFonts w:hint="default" w:ascii="微软雅黑" w:hAnsi="微软雅黑" w:eastAsia="微软雅黑" w:cs="微软雅黑"/>
+                <w:rStyle w:val="Strong"/>
+                <w:rFonts w:ascii="微软雅黑" w:eastAsia="微软雅黑" w:hAnsi="微软雅黑" w:cs="微软雅黑" w:hint="default"/>
                 <w:b w:val="0"/>
                 <w:bCs/>
                 <w:i w:val="0"/>
@@ -2787,9 +2742,9 @@
           <w:tcPr>
             <w:tcW w:w="2036" w:type="dxa"/>
             <w:tcBorders>
-              <w:top w:val="single" w:color="auto" w:sz="4" w:space="0"/>
-              <w:left w:val="single" w:color="auto" w:sz="4" w:space="0"/>
-              <w:bottom w:val="single" w:color="auto" w:sz="12" w:space="0"/>
+              <w:top w:val="single" w:sz="4" w:space="0" w:color="auto"/>
+              <w:left w:val="single" w:sz="4" w:space="0" w:color="auto"/>
+              <w:bottom w:val="single" w:sz="12" w:space="0" w:color="auto"/>
               <w:right w:val="nil"/>
             </w:tcBorders>
             <w:tcMar>
@@ -2815,12 +2770,12 @@
               <w:adjustRightInd w:val="0"/>
               <w:snapToGrid w:val="0"/>
               <w:spacing w:line="240" w:lineRule="auto"/>
-              <w:ind w:left="0" w:leftChars="0" w:right="0" w:rightChars="0" w:firstLine="0" w:firstLineChars="0"/>
+              <w:ind w:left="0" w:right="0" w:firstLine="0" w:leftChars="0" w:rightChars="0" w:firstLineChars="0"/>
               <w:jc w:val="center"/>
               <w:textAlignment w:val="baseline"/>
               <w:rPr>
-                <w:rStyle w:val="25"/>
-                <w:rFonts w:hint="default" w:ascii="微软雅黑" w:hAnsi="微软雅黑" w:eastAsia="微软雅黑" w:cs="微软雅黑"/>
+                <w:rStyle w:val="Strong"/>
+                <w:rFonts w:ascii="微软雅黑" w:eastAsia="微软雅黑" w:hAnsi="微软雅黑" w:cs="微软雅黑" w:hint="default"/>
                 <w:b w:val="0"/>
                 <w:bCs/>
                 <w:i w:val="0"/>
@@ -2842,10 +2797,10 @@
           <w:tcPr>
             <w:tcW w:w="1205" w:type="dxa"/>
             <w:tcBorders>
-              <w:top w:val="single" w:color="auto" w:sz="4" w:space="0"/>
-              <w:left w:val="single" w:color="auto" w:sz="4" w:space="0"/>
-              <w:bottom w:val="single" w:color="auto" w:sz="12" w:space="0"/>
-              <w:right w:val="single" w:color="auto" w:sz="12" w:space="0"/>
+              <w:top w:val="single" w:sz="4" w:space="0" w:color="auto"/>
+              <w:left w:val="single" w:sz="4" w:space="0" w:color="auto"/>
+              <w:bottom w:val="single" w:sz="12" w:space="0" w:color="auto"/>
+              <w:right w:val="single" w:sz="12" w:space="0" w:color="auto"/>
             </w:tcBorders>
             <w:tcMar>
               <w:top w:w="-1" w:type="dxa"/>
@@ -2870,12 +2825,12 @@
               <w:adjustRightInd w:val="0"/>
               <w:snapToGrid w:val="0"/>
               <w:spacing w:line="240" w:lineRule="auto"/>
-              <w:ind w:left="0" w:leftChars="0" w:right="0" w:rightChars="0" w:firstLine="0" w:firstLineChars="0"/>
+              <w:ind w:left="0" w:right="0" w:firstLine="0" w:leftChars="0" w:rightChars="0" w:firstLineChars="0"/>
               <w:jc w:val="center"/>
               <w:textAlignment w:val="baseline"/>
               <w:rPr>
-                <w:rStyle w:val="25"/>
-                <w:rFonts w:hint="default" w:ascii="微软雅黑" w:hAnsi="微软雅黑" w:eastAsia="微软雅黑" w:cs="微软雅黑"/>
+                <w:rStyle w:val="Strong"/>
+                <w:rFonts w:ascii="微软雅黑" w:eastAsia="微软雅黑" w:hAnsi="微软雅黑" w:cs="微软雅黑" w:hint="default"/>
                 <w:b w:val="0"/>
                 <w:bCs/>
                 <w:i w:val="0"/>
@@ -2913,8 +2868,8 @@
       </w:pPr>
       <w:r>
         <w:rPr>
-          <w:rStyle w:val="25"/>
-          <w:rFonts w:hint="default" w:ascii="微软雅黑" w:hAnsi="微软雅黑" w:eastAsia="微软雅黑" w:cs="微软雅黑"/>
+          <w:rStyle w:val="Strong"/>
+          <w:rFonts w:ascii="微软雅黑" w:eastAsia="微软雅黑" w:hAnsi="微软雅黑" w:cs="微软雅黑" w:hint="default"/>
           <w:b w:val="0"/>
           <w:bCs/>
           <w:i w:val="0"/>
@@ -2934,7 +2889,7 @@
     <w:sdt>
       <w:sdtPr>
         <w:rPr>
-          <w:rFonts w:ascii="宋体" w:hAnsi="宋体" w:eastAsia="宋体" w:cs="Arial"/>
+          <w:rFonts w:ascii="宋体" w:eastAsia="宋体" w:hAnsi="宋体" w:cs="Arial"/>
           <w:snapToGrid w:val="0"/>
           <w:color w:val="000000"/>
           <w:kern w:val="0"/>
@@ -2950,7 +2905,7 @@
       </w:sdtPr>
       <w:sdtEndPr>
         <w:rPr>
-          <w:rFonts w:ascii="宋体" w:hAnsi="宋体" w:eastAsia="宋体" w:cs="Arial"/>
+          <w:rFonts w:ascii="宋体" w:eastAsia="宋体" w:hAnsi="宋体" w:cs="Arial"/>
           <w:snapToGrid w:val="0"/>
           <w:color w:val="000000"/>
           <w:kern w:val="0"/>
@@ -2963,13 +2918,13 @@
         <w:p>
           <w:pPr>
             <w:spacing w:before="0" w:beforeLines="0" w:after="0" w:afterLines="0" w:line="240" w:lineRule="auto"/>
-            <w:ind w:left="0" w:leftChars="0" w:right="0" w:rightChars="0" w:firstLine="0" w:firstLineChars="0"/>
+            <w:ind w:left="0" w:right="0" w:firstLine="0" w:leftChars="0" w:rightChars="0" w:firstLineChars="0"/>
             <w:jc w:val="center"/>
           </w:pPr>
           <w:bookmarkStart w:id="2" w:name="_Toc4510"/>
           <w:r>
             <w:rPr>
-              <w:rFonts w:ascii="宋体" w:hAnsi="宋体" w:eastAsia="宋体"/>
+              <w:rFonts w:ascii="宋体" w:eastAsia="宋体" w:hAnsi="宋体"/>
               <w:sz w:val="21"/>
             </w:rPr>
             <w:t>目录</w:t>
@@ -2977,7 +2932,7 @@
         </w:p>
         <w:p>
           <w:pPr>
-            <w:pStyle w:val="16"/>
+            <w:pStyle w:val="TOC1"/>
             <w:tabs>
               <w:tab w:val="right" w:leader="dot" w:pos="8306"/>
             </w:tabs>
@@ -3031,7 +2986,7 @@
         </w:p>
         <w:p>
           <w:pPr>
-            <w:pStyle w:val="16"/>
+            <w:pStyle w:val="TOC1"/>
             <w:tabs>
               <w:tab w:val="right" w:leader="dot" w:pos="8306"/>
             </w:tabs>
@@ -3076,7 +3031,7 @@
         </w:p>
         <w:p>
           <w:pPr>
-            <w:pStyle w:val="18"/>
+            <w:pStyle w:val="TOC2"/>
             <w:tabs>
               <w:tab w:val="right" w:leader="dot" w:pos="8306"/>
             </w:tabs>
@@ -3121,7 +3076,7 @@
         </w:p>
         <w:p>
           <w:pPr>
-            <w:pStyle w:val="13"/>
+            <w:pStyle w:val="TOC3"/>
             <w:tabs>
               <w:tab w:val="right" w:leader="dot" w:pos="8306"/>
             </w:tabs>
@@ -3166,7 +3121,7 @@
         </w:p>
         <w:p>
           <w:pPr>
-            <w:pStyle w:val="13"/>
+            <w:pStyle w:val="TOC3"/>
             <w:tabs>
               <w:tab w:val="right" w:leader="dot" w:pos="8306"/>
             </w:tabs>
@@ -3218,7 +3173,7 @@
         </w:p>
         <w:p>
           <w:pPr>
-            <w:pStyle w:val="18"/>
+            <w:pStyle w:val="TOC2"/>
             <w:tabs>
               <w:tab w:val="right" w:leader="dot" w:pos="8306"/>
             </w:tabs>
@@ -3263,7 +3218,7 @@
         </w:p>
         <w:p>
           <w:pPr>
-            <w:pStyle w:val="18"/>
+            <w:pStyle w:val="TOC2"/>
             <w:tabs>
               <w:tab w:val="right" w:leader="dot" w:pos="8306"/>
             </w:tabs>
@@ -3308,7 +3263,7 @@
         </w:p>
         <w:p>
           <w:pPr>
-            <w:pStyle w:val="18"/>
+            <w:pStyle w:val="TOC2"/>
             <w:tabs>
               <w:tab w:val="right" w:leader="dot" w:pos="8306"/>
             </w:tabs>
@@ -3353,7 +3308,7 @@
         </w:p>
         <w:p>
           <w:pPr>
-            <w:pStyle w:val="18"/>
+            <w:pStyle w:val="TOC2"/>
             <w:tabs>
               <w:tab w:val="right" w:leader="dot" w:pos="8306"/>
             </w:tabs>
@@ -3405,7 +3360,7 @@
         </w:p>
         <w:p>
           <w:pPr>
-            <w:pStyle w:val="13"/>
+            <w:pStyle w:val="TOC3"/>
             <w:tabs>
               <w:tab w:val="right" w:leader="dot" w:pos="8306"/>
             </w:tabs>
@@ -3450,7 +3405,7 @@
         </w:p>
         <w:p>
           <w:pPr>
-            <w:pStyle w:val="13"/>
+            <w:pStyle w:val="TOC3"/>
             <w:tabs>
               <w:tab w:val="right" w:leader="dot" w:pos="8306"/>
             </w:tabs>
@@ -3502,7 +3457,7 @@
         </w:p>
         <w:p>
           <w:pPr>
-            <w:pStyle w:val="13"/>
+            <w:pStyle w:val="TOC3"/>
             <w:tabs>
               <w:tab w:val="right" w:leader="dot" w:pos="8306"/>
             </w:tabs>
@@ -3554,7 +3509,7 @@
         </w:p>
         <w:p>
           <w:pPr>
-            <w:pStyle w:val="13"/>
+            <w:pStyle w:val="TOC3"/>
             <w:tabs>
               <w:tab w:val="right" w:leader="dot" w:pos="8306"/>
             </w:tabs>
@@ -3606,7 +3561,7 @@
         </w:p>
         <w:p>
           <w:pPr>
-            <w:pStyle w:val="18"/>
+            <w:pStyle w:val="TOC2"/>
             <w:tabs>
               <w:tab w:val="right" w:leader="dot" w:pos="8306"/>
             </w:tabs>
@@ -3667,7 +3622,7 @@
       <w:pPr>
         <w:jc w:val="center"/>
         <w:rPr>
-          <w:rFonts w:hint="default" w:eastAsia="宋体"/>
+          <w:rFonts w:eastAsia="宋体" w:hint="default"/>
           <w:lang w:val="en-US" w:eastAsia="zh-CN"/>
         </w:rPr>
       </w:pPr>
@@ -3681,7 +3636,7 @@
     </w:p>
     <w:p>
       <w:pPr>
-        <w:pStyle w:val="17"/>
+        <w:pStyle w:val="TableofFigures"/>
         <w:tabs>
           <w:tab w:val="right" w:leader="dot" w:pos="8306"/>
         </w:tabs>
@@ -3690,7 +3645,7 @@
         <w:fldChar w:fldCharType="begin"/>
       </w:r>
       <w:r>
-        <w:instrText xml:space="preserve">TOC \h \c "图"</w:instrText>
+        <w:instrText>TOC \h \c "图"</w:instrText>
       </w:r>
       <w:r>
         <w:fldChar w:fldCharType="separate"/>
@@ -3762,14 +3717,14 @@
         <w:fldChar w:fldCharType="end"/>
       </w:r>
     </w:p>
-    <w:bookmarkEnd w:id="2"/>
-    <w:p>
-      <w:pPr>
-        <w:rPr>
-          <w:rFonts w:hint="default"/>
-          <w:lang w:val="en-US" w:eastAsia="zh-CN"/>
-        </w:rPr>
-      </w:pPr>
+    <w:p>
+      <w:pPr>
+        <w:rPr>
+          <w:rFonts w:hint="default"/>
+          <w:lang w:val="en-US" w:eastAsia="zh-CN"/>
+        </w:rPr>
+      </w:pPr>
+      <w:bookmarkEnd w:id="2"/>
       <w:r>
         <w:rPr>
           <w:rFonts w:hint="default"/>
@@ -3780,7 +3735,7 @@
     </w:p>
     <w:p>
       <w:pPr>
-        <w:pStyle w:val="30"/>
+        <w:pStyle w:val="1"/>
         <w:bidi w:val="0"/>
         <w:rPr>
           <w:rFonts w:hint="default"/>
@@ -3799,7 +3754,7 @@
     </w:p>
     <w:p>
       <w:pPr>
-        <w:pStyle w:val="31"/>
+        <w:pStyle w:val="a1"/>
         <w:bidi w:val="0"/>
         <w:rPr>
           <w:rFonts w:hint="default"/>
@@ -3816,7 +3771,7 @@
     </w:p>
     <w:p>
       <w:pPr>
-        <w:pStyle w:val="31"/>
+        <w:pStyle w:val="a1"/>
         <w:bidi w:val="0"/>
         <w:rPr>
           <w:rFonts w:hint="default"/>
@@ -3833,7 +3788,7 @@
     </w:p>
     <w:p>
       <w:pPr>
-        <w:pStyle w:val="31"/>
+        <w:pStyle w:val="a1"/>
         <w:bidi w:val="0"/>
         <w:rPr>
           <w:rFonts w:hint="eastAsia"/>
@@ -3857,7 +3812,7 @@
     </w:p>
     <w:p>
       <w:pPr>
-        <w:pStyle w:val="31"/>
+        <w:pStyle w:val="a1"/>
         <w:bidi w:val="0"/>
         <w:rPr>
           <w:rFonts w:hint="eastAsia"/>
@@ -3896,7 +3851,7 @@
     </w:p>
     <w:p>
       <w:pPr>
-        <w:pStyle w:val="31"/>
+        <w:pStyle w:val="a1"/>
         <w:bidi w:val="0"/>
         <w:jc w:val="center"/>
         <w:rPr>
@@ -3933,7 +3888,7 @@
           <w:rFonts w:hint="eastAsia"/>
           <w:lang w:val="en-US" w:eastAsia="zh-CN"/>
         </w:rPr>
-        <w:instrText xml:space="preserve">"柴_标题1"\n</w:instrText>
+        <w:instrText>"柴_标题1"\n</w:instrText>
       </w:r>
       <w:r>
         <w:instrText xml:space="preserve"> \s</w:instrText>
@@ -3950,7 +3905,7 @@
           <w:rFonts w:hint="eastAsia"/>
           <w:lang w:val="en-US" w:eastAsia="zh-CN"/>
         </w:rPr>
-        <w:instrText xml:space="preserve">* Charformat</w:instrText>
+        <w:instrText>* Charformat</w:instrText>
       </w:r>
       <w:r>
         <w:rPr>
@@ -4027,7 +3982,7 @@
     </w:p>
     <w:p>
       <w:pPr>
-        <w:pStyle w:val="31"/>
+        <w:pStyle w:val="a1"/>
         <w:bidi w:val="0"/>
         <w:rPr>
           <w:rFonts w:hint="default"/>
@@ -4040,24 +3995,37 @@
           <w:lang w:val="en-US" w:eastAsia="zh-CN"/>
         </w:rPr>
         <w:object>
-          <v:shape id="_x0000_i1025" o:spt="75" alt="" type="#_x0000_t75" style="height:241.2pt;width:400.2pt;" o:ole="t" filled="f" o:preferrelative="t" stroked="f" coordsize="21600,21600">
-            <v:path/>
-            <v:fill on="f" focussize="0,0"/>
-            <v:stroke on="f"/>
-            <v:imagedata r:id="rId7" o:title=""/>
+          <v:shapetype id="_x0000_t75" coordsize="21600,21600" o:spt="75" o:preferrelative="t" path="m@4@5l@4@11@9@11@9@5xe" filled="f" stroked="f">
+            <v:stroke joinstyle="miter"/>
+            <v:formulas>
+              <v:f eqn="if lineDrawn pixelLineWidth 0"/>
+              <v:f eqn="sum @0 1 0"/>
+              <v:f eqn="sum 0 0 @1"/>
+              <v:f eqn="prod @2 1 2"/>
+              <v:f eqn="prod @3 21600 pixelWidth"/>
+              <v:f eqn="prod @3 21600 pixelHeight"/>
+              <v:f eqn="sum @0 0 1"/>
+              <v:f eqn="prod @6 1 2"/>
+              <v:f eqn="prod @7 21600 pixelWidth"/>
+              <v:f eqn="sum @8 21600 0"/>
+              <v:f eqn="prod @7 21600 pixelHeight"/>
+              <v:f eqn="sum @10 21600 0"/>
+            </v:formulas>
+            <v:path o:extrusionok="f" gradientshapeok="t" o:connecttype="rect"/>
             <o:lock v:ext="edit" aspectratio="t"/>
-            <w10:wrap type="none"/>
+          </v:shapetype>
+          <v:shape id="_x0000_i1025" type="#_x0000_t75" style="height:241.2pt;width:400.2pt" o:oleicon="f" o:ole="" coordsize="21600,21600" o:preferrelative="t" filled="f" stroked="f">
+            <v:imagedata r:id="rId4" o:title=""/>
+            <o:lock v:ext="edit" aspectratio="t"/>
             <w10:anchorlock/>
           </v:shape>
-          <o:OLEObject Type="Embed" ProgID="Visio.Drawing.15" ShapeID="_x0000_i1025" DrawAspect="Content" ObjectID="_1468075725" r:id="rId6">
-            <o:LockedField>false</o:LockedField>
-          </o:OLEObject>
+          <o:OLEObject Type="Embed" ProgID="Visio.Drawing.15" ShapeID="_x0000_i1025" DrawAspect="Content" ObjectID="_1468075725" r:id="rId5"/>
         </w:object>
       </w:r>
     </w:p>
     <w:p>
       <w:pPr>
-        <w:pStyle w:val="30"/>
+        <w:pStyle w:val="1"/>
         <w:bidi w:val="0"/>
         <w:rPr>
           <w:rFonts w:hint="default"/>
@@ -4076,7 +4044,7 @@
     </w:p>
     <w:p>
       <w:pPr>
-        <w:pStyle w:val="32"/>
+        <w:pStyle w:val="2"/>
         <w:bidi w:val="0"/>
         <w:rPr>
           <w:rFonts w:hint="default"/>
@@ -4095,7 +4063,7 @@
     </w:p>
     <w:p>
       <w:pPr>
-        <w:pStyle w:val="33"/>
+        <w:pStyle w:val="3"/>
         <w:bidi w:val="0"/>
         <w:rPr>
           <w:rFonts w:hint="default"/>
@@ -4114,12 +4082,12 @@
     </w:p>
     <w:p>
       <w:pPr>
-        <w:pStyle w:val="31"/>
+        <w:pStyle w:val="a1"/>
         <w:numPr>
           <w:ilvl w:val="0"/>
           <w:numId w:val="2"/>
         </w:numPr>
-        <w:ind w:left="425" w:leftChars="0" w:hanging="425" w:firstLineChars="0"/>
+        <w:ind w:left="425" w:hanging="425" w:leftChars="0" w:firstLineChars="0"/>
         <w:rPr>
           <w:rFonts w:hint="default"/>
           <w:lang w:val="en-US" w:eastAsia="zh-CN"/>
@@ -4135,7 +4103,7 @@
     </w:p>
     <w:p>
       <w:pPr>
-        <w:pStyle w:val="31"/>
+        <w:pStyle w:val="a1"/>
         <w:rPr>
           <w:rFonts w:hint="default"/>
           <w:lang w:val="en-US" w:eastAsia="zh-CN"/>
@@ -4151,7 +4119,7 @@
     </w:p>
     <w:p>
       <w:pPr>
-        <w:pStyle w:val="31"/>
+        <w:pStyle w:val="a1"/>
         <w:rPr>
           <w:rFonts w:hint="default"/>
           <w:lang w:val="en-US" w:eastAsia="zh-CN"/>
@@ -4167,7 +4135,7 @@
     </w:p>
     <w:p>
       <w:pPr>
-        <w:pStyle w:val="31"/>
+        <w:pStyle w:val="a1"/>
         <w:rPr>
           <w:rFonts w:hint="default"/>
           <w:lang w:val="en-US" w:eastAsia="zh-CN"/>
@@ -4183,12 +4151,12 @@
     </w:p>
     <w:p>
       <w:pPr>
-        <w:pStyle w:val="31"/>
+        <w:pStyle w:val="a1"/>
         <w:numPr>
           <w:ilvl w:val="0"/>
           <w:numId w:val="2"/>
         </w:numPr>
-        <w:ind w:left="425" w:leftChars="0" w:hanging="425" w:firstLineChars="0"/>
+        <w:ind w:left="425" w:hanging="425" w:leftChars="0" w:firstLineChars="0"/>
         <w:rPr>
           <w:rFonts w:hint="default"/>
           <w:lang w:val="en-US" w:eastAsia="zh-CN"/>
@@ -4204,7 +4172,7 @@
     </w:p>
     <w:p>
       <w:pPr>
-        <w:pStyle w:val="31"/>
+        <w:pStyle w:val="a1"/>
         <w:rPr>
           <w:rFonts w:hint="default"/>
           <w:lang w:val="en-US" w:eastAsia="zh-CN"/>
@@ -4220,7 +4188,7 @@
     </w:p>
     <w:p>
       <w:pPr>
-        <w:pStyle w:val="31"/>
+        <w:pStyle w:val="a1"/>
         <w:rPr>
           <w:rFonts w:hint="default"/>
           <w:lang w:val="en-US" w:eastAsia="zh-CN"/>
@@ -4236,7 +4204,7 @@
     </w:p>
     <w:p>
       <w:pPr>
-        <w:pStyle w:val="31"/>
+        <w:pStyle w:val="a1"/>
         <w:rPr>
           <w:rFonts w:hint="default"/>
           <w:lang w:val="en-US" w:eastAsia="zh-CN"/>
@@ -4252,12 +4220,12 @@
     </w:p>
     <w:p>
       <w:pPr>
-        <w:pStyle w:val="31"/>
+        <w:pStyle w:val="a1"/>
         <w:numPr>
           <w:ilvl w:val="0"/>
           <w:numId w:val="2"/>
         </w:numPr>
-        <w:ind w:left="425" w:leftChars="0" w:hanging="425" w:firstLineChars="0"/>
+        <w:ind w:left="425" w:hanging="425" w:leftChars="0" w:firstLineChars="0"/>
         <w:rPr>
           <w:rFonts w:hint="default"/>
           <w:lang w:val="en-US" w:eastAsia="zh-CN"/>
@@ -4273,7 +4241,7 @@
     </w:p>
     <w:p>
       <w:pPr>
-        <w:pStyle w:val="31"/>
+        <w:pStyle w:val="a1"/>
         <w:rPr>
           <w:rFonts w:hint="default"/>
           <w:lang w:val="en-US" w:eastAsia="zh-CN"/>
@@ -4289,7 +4257,7 @@
     </w:p>
     <w:p>
       <w:pPr>
-        <w:pStyle w:val="31"/>
+        <w:pStyle w:val="a1"/>
         <w:rPr>
           <w:rFonts w:hint="default"/>
           <w:lang w:val="en-US" w:eastAsia="zh-CN"/>
@@ -4305,12 +4273,12 @@
     </w:p>
     <w:p>
       <w:pPr>
-        <w:pStyle w:val="31"/>
+        <w:pStyle w:val="a1"/>
         <w:numPr>
           <w:ilvl w:val="0"/>
           <w:numId w:val="2"/>
         </w:numPr>
-        <w:ind w:left="425" w:leftChars="0" w:hanging="425" w:firstLineChars="0"/>
+        <w:ind w:left="425" w:hanging="425" w:leftChars="0" w:firstLineChars="0"/>
         <w:rPr>
           <w:rFonts w:hint="default"/>
           <w:lang w:val="en-US" w:eastAsia="zh-CN"/>
@@ -4326,7 +4294,7 @@
     </w:p>
     <w:p>
       <w:pPr>
-        <w:pStyle w:val="31"/>
+        <w:pStyle w:val="a1"/>
         <w:rPr>
           <w:rFonts w:hint="default"/>
           <w:lang w:val="en-US" w:eastAsia="zh-CN"/>
@@ -4342,7 +4310,7 @@
     </w:p>
     <w:p>
       <w:pPr>
-        <w:pStyle w:val="33"/>
+        <w:pStyle w:val="3"/>
         <w:bidi w:val="0"/>
         <w:rPr>
           <w:rFonts w:hint="default"/>
@@ -4361,12 +4329,12 @@
     </w:p>
     <w:p>
       <w:pPr>
-        <w:pStyle w:val="31"/>
+        <w:pStyle w:val="a1"/>
         <w:numPr>
           <w:ilvl w:val="0"/>
           <w:numId w:val="3"/>
         </w:numPr>
-        <w:ind w:left="425" w:leftChars="0" w:hanging="425" w:firstLineChars="0"/>
+        <w:ind w:left="425" w:hanging="425" w:leftChars="0" w:firstLineChars="0"/>
         <w:rPr>
           <w:rFonts w:hint="default"/>
           <w:lang w:val="en-US" w:eastAsia="zh-CN"/>
@@ -4382,7 +4350,7 @@
     </w:p>
     <w:p>
       <w:pPr>
-        <w:pStyle w:val="31"/>
+        <w:pStyle w:val="a1"/>
         <w:rPr>
           <w:rFonts w:hint="default"/>
           <w:lang w:val="en-US" w:eastAsia="zh-CN"/>
@@ -4398,7 +4366,7 @@
     </w:p>
     <w:p>
       <w:pPr>
-        <w:pStyle w:val="31"/>
+        <w:pStyle w:val="a1"/>
         <w:rPr>
           <w:rFonts w:hint="default"/>
           <w:lang w:val="en-US" w:eastAsia="zh-CN"/>
@@ -4414,12 +4382,12 @@
     </w:p>
     <w:p>
       <w:pPr>
-        <w:pStyle w:val="31"/>
+        <w:pStyle w:val="a1"/>
         <w:numPr>
           <w:ilvl w:val="0"/>
           <w:numId w:val="3"/>
         </w:numPr>
-        <w:ind w:left="425" w:leftChars="0" w:hanging="425" w:firstLineChars="0"/>
+        <w:ind w:left="425" w:hanging="425" w:leftChars="0" w:firstLineChars="0"/>
         <w:rPr>
           <w:rFonts w:hint="default"/>
           <w:lang w:val="en-US" w:eastAsia="zh-CN"/>
@@ -4435,7 +4403,7 @@
     </w:p>
     <w:p>
       <w:pPr>
-        <w:pStyle w:val="31"/>
+        <w:pStyle w:val="a1"/>
         <w:rPr>
           <w:rFonts w:hint="default"/>
           <w:lang w:val="en-US" w:eastAsia="zh-CN"/>
@@ -4451,7 +4419,7 @@
     </w:p>
     <w:p>
       <w:pPr>
-        <w:pStyle w:val="31"/>
+        <w:pStyle w:val="a1"/>
         <w:rPr>
           <w:rFonts w:hint="default"/>
           <w:lang w:val="en-US" w:eastAsia="zh-CN"/>
@@ -4467,12 +4435,12 @@
     </w:p>
     <w:p>
       <w:pPr>
-        <w:pStyle w:val="31"/>
+        <w:pStyle w:val="a1"/>
         <w:numPr>
           <w:ilvl w:val="0"/>
           <w:numId w:val="3"/>
         </w:numPr>
-        <w:ind w:left="425" w:leftChars="0" w:hanging="425" w:firstLineChars="0"/>
+        <w:ind w:left="425" w:hanging="425" w:leftChars="0" w:firstLineChars="0"/>
         <w:rPr>
           <w:rFonts w:hint="default"/>
           <w:lang w:val="en-US" w:eastAsia="zh-CN"/>
@@ -4488,7 +4456,7 @@
     </w:p>
     <w:p>
       <w:pPr>
-        <w:pStyle w:val="31"/>
+        <w:pStyle w:val="a1"/>
         <w:rPr>
           <w:rFonts w:hint="default"/>
           <w:lang w:val="en-US" w:eastAsia="zh-CN"/>
@@ -4504,7 +4472,7 @@
     </w:p>
     <w:p>
       <w:pPr>
-        <w:pStyle w:val="31"/>
+        <w:pStyle w:val="a1"/>
         <w:rPr>
           <w:rFonts w:hint="default"/>
           <w:lang w:val="en-US" w:eastAsia="zh-CN"/>
@@ -4520,12 +4488,12 @@
     </w:p>
     <w:p>
       <w:pPr>
-        <w:pStyle w:val="31"/>
+        <w:pStyle w:val="a1"/>
         <w:numPr>
           <w:ilvl w:val="0"/>
           <w:numId w:val="3"/>
         </w:numPr>
-        <w:ind w:left="425" w:leftChars="0" w:hanging="425" w:firstLineChars="0"/>
+        <w:ind w:left="425" w:hanging="425" w:leftChars="0" w:firstLineChars="0"/>
         <w:rPr>
           <w:rFonts w:hint="default"/>
           <w:lang w:val="en-US" w:eastAsia="zh-CN"/>
@@ -4541,7 +4509,7 @@
     </w:p>
     <w:p>
       <w:pPr>
-        <w:pStyle w:val="31"/>
+        <w:pStyle w:val="a1"/>
         <w:rPr>
           <w:rFonts w:hint="default"/>
           <w:lang w:val="en-US" w:eastAsia="zh-CN"/>
@@ -4557,7 +4525,7 @@
     </w:p>
     <w:p>
       <w:pPr>
-        <w:pStyle w:val="31"/>
+        <w:pStyle w:val="a1"/>
         <w:rPr>
           <w:rFonts w:hint="default"/>
           <w:lang w:val="en-US" w:eastAsia="zh-CN"/>
@@ -4573,12 +4541,12 @@
     </w:p>
     <w:p>
       <w:pPr>
-        <w:pStyle w:val="31"/>
+        <w:pStyle w:val="a1"/>
         <w:numPr>
           <w:ilvl w:val="0"/>
           <w:numId w:val="3"/>
         </w:numPr>
-        <w:ind w:left="425" w:leftChars="0" w:hanging="425" w:firstLineChars="0"/>
+        <w:ind w:left="425" w:hanging="425" w:leftChars="0" w:firstLineChars="0"/>
         <w:rPr>
           <w:rFonts w:hint="default"/>
           <w:lang w:val="en-US" w:eastAsia="zh-CN"/>
@@ -4594,7 +4562,7 @@
     </w:p>
     <w:p>
       <w:pPr>
-        <w:pStyle w:val="31"/>
+        <w:pStyle w:val="a1"/>
         <w:rPr>
           <w:rFonts w:hint="default"/>
           <w:lang w:val="en-US" w:eastAsia="zh-CN"/>
@@ -4610,7 +4578,7 @@
     </w:p>
     <w:p>
       <w:pPr>
-        <w:pStyle w:val="31"/>
+        <w:pStyle w:val="a1"/>
         <w:rPr>
           <w:rFonts w:hint="default"/>
           <w:lang w:val="en-US" w:eastAsia="zh-CN"/>
@@ -4626,12 +4594,12 @@
     </w:p>
     <w:p>
       <w:pPr>
-        <w:pStyle w:val="31"/>
+        <w:pStyle w:val="a1"/>
         <w:numPr>
           <w:ilvl w:val="0"/>
           <w:numId w:val="3"/>
         </w:numPr>
-        <w:ind w:left="425" w:leftChars="0" w:hanging="425" w:firstLineChars="0"/>
+        <w:ind w:left="425" w:hanging="425" w:leftChars="0" w:firstLineChars="0"/>
         <w:rPr>
           <w:rFonts w:hint="default"/>
           <w:lang w:val="en-US" w:eastAsia="zh-CN"/>
@@ -4647,7 +4615,7 @@
     </w:p>
     <w:p>
       <w:pPr>
-        <w:pStyle w:val="31"/>
+        <w:pStyle w:val="a1"/>
         <w:rPr>
           <w:rFonts w:hint="default"/>
           <w:lang w:val="en-US" w:eastAsia="zh-CN"/>
@@ -4663,7 +4631,7 @@
     </w:p>
     <w:p>
       <w:pPr>
-        <w:pStyle w:val="31"/>
+        <w:pStyle w:val="a1"/>
         <w:rPr>
           <w:rFonts w:hint="default"/>
           <w:lang w:val="en-US" w:eastAsia="zh-CN"/>
@@ -4679,7 +4647,7 @@
     </w:p>
     <w:p>
       <w:pPr>
-        <w:pStyle w:val="32"/>
+        <w:pStyle w:val="2"/>
         <w:bidi w:val="0"/>
         <w:rPr>
           <w:rFonts w:hint="default"/>
@@ -4698,12 +4666,12 @@
     </w:p>
     <w:p>
       <w:pPr>
-        <w:pStyle w:val="31"/>
+        <w:pStyle w:val="a1"/>
         <w:numPr>
           <w:ilvl w:val="0"/>
           <w:numId w:val="4"/>
         </w:numPr>
-        <w:ind w:left="425" w:leftChars="0" w:hanging="425" w:firstLineChars="0"/>
+        <w:ind w:left="425" w:hanging="425" w:leftChars="0" w:firstLineChars="0"/>
         <w:rPr>
           <w:rFonts w:hint="default"/>
           <w:lang w:val="en-US" w:eastAsia="zh-CN"/>
@@ -4719,7 +4687,7 @@
     </w:p>
     <w:p>
       <w:pPr>
-        <w:pStyle w:val="31"/>
+        <w:pStyle w:val="a1"/>
         <w:rPr>
           <w:rFonts w:hint="default"/>
           <w:lang w:val="en-US" w:eastAsia="zh-CN"/>
@@ -4735,7 +4703,7 @@
     </w:p>
     <w:p>
       <w:pPr>
-        <w:pStyle w:val="31"/>
+        <w:pStyle w:val="a1"/>
         <w:rPr>
           <w:rFonts w:hint="default"/>
           <w:lang w:val="en-US" w:eastAsia="zh-CN"/>
@@ -4751,7 +4719,7 @@
     </w:p>
     <w:p>
       <w:pPr>
-        <w:pStyle w:val="31"/>
+        <w:pStyle w:val="a1"/>
         <w:rPr>
           <w:rFonts w:hint="default"/>
           <w:lang w:val="en-US" w:eastAsia="zh-CN"/>
@@ -4767,12 +4735,12 @@
     </w:p>
     <w:p>
       <w:pPr>
-        <w:pStyle w:val="31"/>
+        <w:pStyle w:val="a1"/>
         <w:numPr>
           <w:ilvl w:val="0"/>
           <w:numId w:val="4"/>
         </w:numPr>
-        <w:ind w:left="425" w:leftChars="0" w:hanging="425" w:firstLineChars="0"/>
+        <w:ind w:left="425" w:hanging="425" w:leftChars="0" w:firstLineChars="0"/>
         <w:rPr>
           <w:rFonts w:hint="default"/>
           <w:lang w:val="en-US" w:eastAsia="zh-CN"/>
@@ -4788,7 +4756,7 @@
     </w:p>
     <w:p>
       <w:pPr>
-        <w:pStyle w:val="31"/>
+        <w:pStyle w:val="a1"/>
         <w:rPr>
           <w:rFonts w:hint="default"/>
           <w:lang w:val="en-US" w:eastAsia="zh-CN"/>
@@ -4804,7 +4772,7 @@
     </w:p>
     <w:p>
       <w:pPr>
-        <w:pStyle w:val="31"/>
+        <w:pStyle w:val="a1"/>
         <w:rPr>
           <w:rFonts w:hint="default"/>
           <w:lang w:val="en-US" w:eastAsia="zh-CN"/>
@@ -4820,7 +4788,7 @@
     </w:p>
     <w:p>
       <w:pPr>
-        <w:pStyle w:val="31"/>
+        <w:pStyle w:val="a1"/>
         <w:rPr>
           <w:rFonts w:hint="default"/>
           <w:lang w:val="en-US" w:eastAsia="zh-CN"/>
@@ -4836,12 +4804,12 @@
     </w:p>
     <w:p>
       <w:pPr>
-        <w:pStyle w:val="31"/>
+        <w:pStyle w:val="a1"/>
         <w:numPr>
           <w:ilvl w:val="0"/>
           <w:numId w:val="4"/>
         </w:numPr>
-        <w:ind w:left="425" w:leftChars="0" w:hanging="425" w:firstLineChars="0"/>
+        <w:ind w:left="425" w:hanging="425" w:leftChars="0" w:firstLineChars="0"/>
         <w:rPr>
           <w:rFonts w:hint="default"/>
           <w:lang w:val="en-US" w:eastAsia="zh-CN"/>
@@ -4857,7 +4825,7 @@
     </w:p>
     <w:p>
       <w:pPr>
-        <w:pStyle w:val="31"/>
+        <w:pStyle w:val="a1"/>
         <w:rPr>
           <w:rFonts w:hint="default"/>
           <w:lang w:val="en-US" w:eastAsia="zh-CN"/>
@@ -4873,7 +4841,7 @@
     </w:p>
     <w:p>
       <w:pPr>
-        <w:pStyle w:val="31"/>
+        <w:pStyle w:val="a1"/>
         <w:rPr>
           <w:rFonts w:hint="default"/>
           <w:lang w:val="en-US" w:eastAsia="zh-CN"/>
@@ -4889,7 +4857,7 @@
     </w:p>
     <w:p>
       <w:pPr>
-        <w:pStyle w:val="31"/>
+        <w:pStyle w:val="a1"/>
         <w:rPr>
           <w:rFonts w:hint="default"/>
           <w:lang w:val="en-US" w:eastAsia="zh-CN"/>
@@ -4905,12 +4873,12 @@
     </w:p>
     <w:p>
       <w:pPr>
-        <w:pStyle w:val="31"/>
+        <w:pStyle w:val="a1"/>
         <w:numPr>
           <w:ilvl w:val="0"/>
           <w:numId w:val="4"/>
         </w:numPr>
-        <w:ind w:left="425" w:leftChars="0" w:hanging="425" w:firstLineChars="0"/>
+        <w:ind w:left="425" w:hanging="425" w:leftChars="0" w:firstLineChars="0"/>
         <w:rPr>
           <w:rFonts w:hint="default"/>
           <w:lang w:val="en-US" w:eastAsia="zh-CN"/>
@@ -4926,7 +4894,7 @@
     </w:p>
     <w:p>
       <w:pPr>
-        <w:pStyle w:val="31"/>
+        <w:pStyle w:val="a1"/>
         <w:rPr>
           <w:rFonts w:hint="default"/>
           <w:lang w:val="en-US" w:eastAsia="zh-CN"/>
@@ -4942,7 +4910,7 @@
     </w:p>
     <w:p>
       <w:pPr>
-        <w:pStyle w:val="31"/>
+        <w:pStyle w:val="a1"/>
         <w:rPr>
           <w:rFonts w:hint="default"/>
           <w:lang w:val="en-US" w:eastAsia="zh-CN"/>
@@ -4958,7 +4926,7 @@
     </w:p>
     <w:p>
       <w:pPr>
-        <w:pStyle w:val="31"/>
+        <w:pStyle w:val="a1"/>
         <w:rPr>
           <w:rFonts w:hint="default"/>
           <w:lang w:val="en-US" w:eastAsia="zh-CN"/>
@@ -4974,12 +4942,12 @@
     </w:p>
     <w:p>
       <w:pPr>
-        <w:pStyle w:val="31"/>
+        <w:pStyle w:val="a1"/>
         <w:numPr>
           <w:ilvl w:val="0"/>
           <w:numId w:val="4"/>
         </w:numPr>
-        <w:ind w:left="425" w:leftChars="0" w:hanging="425" w:firstLineChars="0"/>
+        <w:ind w:left="425" w:hanging="425" w:leftChars="0" w:firstLineChars="0"/>
         <w:rPr>
           <w:rFonts w:hint="default"/>
           <w:lang w:val="en-US" w:eastAsia="zh-CN"/>
@@ -4995,7 +4963,7 @@
     </w:p>
     <w:p>
       <w:pPr>
-        <w:pStyle w:val="31"/>
+        <w:pStyle w:val="a1"/>
         <w:rPr>
           <w:rFonts w:hint="default"/>
           <w:lang w:val="en-US" w:eastAsia="zh-CN"/>
@@ -5011,7 +4979,7 @@
     </w:p>
     <w:p>
       <w:pPr>
-        <w:pStyle w:val="31"/>
+        <w:pStyle w:val="a1"/>
         <w:rPr>
           <w:rFonts w:hint="default"/>
           <w:lang w:val="en-US" w:eastAsia="zh-CN"/>
@@ -5027,7 +4995,7 @@
     </w:p>
     <w:p>
       <w:pPr>
-        <w:pStyle w:val="31"/>
+        <w:pStyle w:val="a1"/>
         <w:rPr>
           <w:rFonts w:hint="default"/>
           <w:lang w:val="en-US" w:eastAsia="zh-CN"/>
@@ -5043,12 +5011,12 @@
     </w:p>
     <w:p>
       <w:pPr>
-        <w:pStyle w:val="31"/>
+        <w:pStyle w:val="a1"/>
         <w:numPr>
           <w:ilvl w:val="0"/>
           <w:numId w:val="4"/>
         </w:numPr>
-        <w:ind w:left="425" w:leftChars="0" w:hanging="425" w:firstLineChars="0"/>
+        <w:ind w:left="425" w:hanging="425" w:leftChars="0" w:firstLineChars="0"/>
         <w:rPr>
           <w:rFonts w:hint="default"/>
           <w:lang w:val="en-US" w:eastAsia="zh-CN"/>
@@ -5064,7 +5032,7 @@
     </w:p>
     <w:p>
       <w:pPr>
-        <w:pStyle w:val="31"/>
+        <w:pStyle w:val="a1"/>
         <w:rPr>
           <w:rFonts w:hint="default"/>
           <w:lang w:val="en-US" w:eastAsia="zh-CN"/>
@@ -5080,7 +5048,7 @@
     </w:p>
     <w:p>
       <w:pPr>
-        <w:pStyle w:val="31"/>
+        <w:pStyle w:val="a1"/>
         <w:rPr>
           <w:rFonts w:hint="default"/>
           <w:lang w:val="en-US" w:eastAsia="zh-CN"/>
@@ -5096,7 +5064,7 @@
     </w:p>
     <w:p>
       <w:pPr>
-        <w:pStyle w:val="31"/>
+        <w:pStyle w:val="a1"/>
         <w:rPr>
           <w:rFonts w:hint="default"/>
           <w:lang w:val="en-US" w:eastAsia="zh-CN"/>
@@ -5112,7 +5080,7 @@
     </w:p>
     <w:p>
       <w:pPr>
-        <w:pStyle w:val="32"/>
+        <w:pStyle w:val="2"/>
         <w:bidi w:val="0"/>
         <w:rPr>
           <w:rFonts w:hint="default"/>
@@ -5131,12 +5099,12 @@
     </w:p>
     <w:p>
       <w:pPr>
-        <w:pStyle w:val="31"/>
+        <w:pStyle w:val="a1"/>
         <w:numPr>
           <w:ilvl w:val="0"/>
           <w:numId w:val="5"/>
         </w:numPr>
-        <w:ind w:left="425" w:leftChars="0" w:hanging="425" w:firstLineChars="0"/>
+        <w:ind w:left="425" w:hanging="425" w:leftChars="0" w:firstLineChars="0"/>
         <w:rPr>
           <w:rFonts w:hint="default"/>
           <w:lang w:val="en-US" w:eastAsia="zh-CN"/>
@@ -5152,7 +5120,7 @@
     </w:p>
     <w:p>
       <w:pPr>
-        <w:pStyle w:val="31"/>
+        <w:pStyle w:val="a1"/>
         <w:rPr>
           <w:rFonts w:hint="default"/>
           <w:lang w:val="en-US" w:eastAsia="zh-CN"/>
@@ -5168,12 +5136,12 @@
     </w:p>
     <w:p>
       <w:pPr>
-        <w:pStyle w:val="31"/>
+        <w:pStyle w:val="a1"/>
         <w:numPr>
           <w:ilvl w:val="0"/>
           <w:numId w:val="5"/>
         </w:numPr>
-        <w:ind w:left="425" w:leftChars="0" w:hanging="425" w:firstLineChars="0"/>
+        <w:ind w:left="425" w:hanging="425" w:leftChars="0" w:firstLineChars="0"/>
         <w:rPr>
           <w:rFonts w:hint="default"/>
           <w:lang w:val="en-US" w:eastAsia="zh-CN"/>
@@ -5189,7 +5157,7 @@
     </w:p>
     <w:p>
       <w:pPr>
-        <w:pStyle w:val="31"/>
+        <w:pStyle w:val="a1"/>
         <w:rPr>
           <w:rFonts w:hint="default"/>
           <w:lang w:val="en-US" w:eastAsia="zh-CN"/>
@@ -5205,12 +5173,12 @@
     </w:p>
     <w:p>
       <w:pPr>
-        <w:pStyle w:val="31"/>
+        <w:pStyle w:val="a1"/>
         <w:numPr>
           <w:ilvl w:val="0"/>
           <w:numId w:val="5"/>
         </w:numPr>
-        <w:ind w:left="425" w:leftChars="0" w:hanging="425" w:firstLineChars="0"/>
+        <w:ind w:left="425" w:hanging="425" w:leftChars="0" w:firstLineChars="0"/>
         <w:rPr>
           <w:rFonts w:hint="default"/>
           <w:lang w:val="en-US" w:eastAsia="zh-CN"/>
@@ -5226,7 +5194,7 @@
     </w:p>
     <w:p>
       <w:pPr>
-        <w:pStyle w:val="31"/>
+        <w:pStyle w:val="a1"/>
         <w:rPr>
           <w:rFonts w:hint="default"/>
           <w:lang w:val="en-US" w:eastAsia="zh-CN"/>
@@ -5242,7 +5210,7 @@
     </w:p>
     <w:p>
       <w:pPr>
-        <w:pStyle w:val="31"/>
+        <w:pStyle w:val="a1"/>
         <w:rPr>
           <w:rFonts w:hint="default"/>
           <w:lang w:val="en-US" w:eastAsia="zh-CN"/>
@@ -5258,12 +5226,12 @@
     </w:p>
     <w:p>
       <w:pPr>
-        <w:pStyle w:val="31"/>
+        <w:pStyle w:val="a1"/>
         <w:numPr>
           <w:ilvl w:val="0"/>
           <w:numId w:val="5"/>
         </w:numPr>
-        <w:ind w:left="425" w:leftChars="0" w:hanging="425" w:firstLineChars="0"/>
+        <w:ind w:left="425" w:hanging="425" w:leftChars="0" w:firstLineChars="0"/>
         <w:rPr>
           <w:rFonts w:hint="default"/>
           <w:lang w:val="en-US" w:eastAsia="zh-CN"/>
@@ -5279,7 +5247,7 @@
     </w:p>
     <w:p>
       <w:pPr>
-        <w:pStyle w:val="31"/>
+        <w:pStyle w:val="a1"/>
         <w:rPr>
           <w:rFonts w:hint="default"/>
           <w:lang w:val="en-US" w:eastAsia="zh-CN"/>
@@ -5295,12 +5263,12 @@
     </w:p>
     <w:p>
       <w:pPr>
-        <w:pStyle w:val="31"/>
+        <w:pStyle w:val="a1"/>
         <w:numPr>
           <w:ilvl w:val="0"/>
           <w:numId w:val="5"/>
         </w:numPr>
-        <w:ind w:left="425" w:leftChars="0" w:hanging="425" w:firstLineChars="0"/>
+        <w:ind w:left="425" w:hanging="425" w:leftChars="0" w:firstLineChars="0"/>
         <w:rPr>
           <w:rFonts w:hint="default"/>
           <w:lang w:val="en-US" w:eastAsia="zh-CN"/>
@@ -5316,7 +5284,7 @@
     </w:p>
     <w:p>
       <w:pPr>
-        <w:pStyle w:val="31"/>
+        <w:pStyle w:val="a1"/>
         <w:rPr>
           <w:rFonts w:hint="default"/>
           <w:lang w:val="en-US" w:eastAsia="zh-CN"/>
@@ -5332,7 +5300,7 @@
     </w:p>
     <w:p>
       <w:pPr>
-        <w:pStyle w:val="31"/>
+        <w:pStyle w:val="a1"/>
         <w:rPr>
           <w:rFonts w:hint="default"/>
           <w:lang w:val="en-US" w:eastAsia="zh-CN"/>
@@ -5348,7 +5316,7 @@
     </w:p>
     <w:p>
       <w:pPr>
-        <w:pStyle w:val="31"/>
+        <w:pStyle w:val="a1"/>
         <w:rPr>
           <w:rFonts w:hint="default"/>
           <w:lang w:val="en-US" w:eastAsia="zh-CN"/>
@@ -5364,7 +5332,7 @@
     </w:p>
     <w:p>
       <w:pPr>
-        <w:pStyle w:val="32"/>
+        <w:pStyle w:val="2"/>
         <w:bidi w:val="0"/>
         <w:rPr>
           <w:rFonts w:hint="default"/>
@@ -5383,13 +5351,13 @@
     </w:p>
     <w:p>
       <w:pPr>
-        <w:pStyle w:val="41"/>
+        <w:pStyle w:val="a3"/>
         <w:numPr>
           <w:ilvl w:val="0"/>
           <w:numId w:val="6"/>
         </w:numPr>
         <w:bidi w:val="0"/>
-        <w:ind w:left="425" w:leftChars="0" w:hanging="425" w:firstLineChars="0"/>
+        <w:ind w:left="425" w:hanging="425" w:leftChars="0" w:firstLineChars="0"/>
         <w:rPr>
           <w:rFonts w:hint="default"/>
           <w:lang w:val="en-US" w:eastAsia="zh-CN"/>
@@ -5405,7 +5373,7 @@
     </w:p>
     <w:p>
       <w:pPr>
-        <w:pStyle w:val="31"/>
+        <w:pStyle w:val="a1"/>
         <w:bidi w:val="0"/>
         <w:rPr>
           <w:rFonts w:hint="default"/>
@@ -5422,7 +5390,7 @@
     </w:p>
     <w:p>
       <w:pPr>
-        <w:pStyle w:val="31"/>
+        <w:pStyle w:val="a1"/>
         <w:bidi w:val="0"/>
         <w:rPr>
           <w:rFonts w:hint="default"/>
@@ -5439,7 +5407,7 @@
     </w:p>
     <w:p>
       <w:pPr>
-        <w:pStyle w:val="31"/>
+        <w:pStyle w:val="a1"/>
         <w:bidi w:val="0"/>
         <w:rPr>
           <w:rFonts w:hint="default"/>
@@ -5456,13 +5424,13 @@
     </w:p>
     <w:p>
       <w:pPr>
-        <w:pStyle w:val="41"/>
+        <w:pStyle w:val="a3"/>
         <w:numPr>
           <w:ilvl w:val="0"/>
           <w:numId w:val="6"/>
         </w:numPr>
         <w:bidi w:val="0"/>
-        <w:ind w:left="425" w:leftChars="0" w:hanging="425" w:firstLineChars="0"/>
+        <w:ind w:left="425" w:hanging="425" w:leftChars="0" w:firstLineChars="0"/>
         <w:rPr>
           <w:rFonts w:hint="default"/>
           <w:lang w:val="en-US" w:eastAsia="zh-CN"/>
@@ -5478,7 +5446,7 @@
     </w:p>
     <w:p>
       <w:pPr>
-        <w:pStyle w:val="31"/>
+        <w:pStyle w:val="a1"/>
         <w:bidi w:val="0"/>
         <w:rPr>
           <w:rFonts w:hint="default"/>
@@ -5495,7 +5463,7 @@
     </w:p>
     <w:p>
       <w:pPr>
-        <w:pStyle w:val="31"/>
+        <w:pStyle w:val="a1"/>
         <w:bidi w:val="0"/>
         <w:rPr>
           <w:rFonts w:hint="default"/>
@@ -5512,7 +5480,7 @@
     </w:p>
     <w:p>
       <w:pPr>
-        <w:pStyle w:val="31"/>
+        <w:pStyle w:val="a1"/>
         <w:bidi w:val="0"/>
         <w:rPr>
           <w:rFonts w:hint="default"/>
@@ -5529,13 +5497,13 @@
     </w:p>
     <w:p>
       <w:pPr>
-        <w:pStyle w:val="41"/>
+        <w:pStyle w:val="a3"/>
         <w:numPr>
           <w:ilvl w:val="0"/>
           <w:numId w:val="6"/>
         </w:numPr>
         <w:bidi w:val="0"/>
-        <w:ind w:left="425" w:leftChars="0" w:hanging="425" w:firstLineChars="0"/>
+        <w:ind w:left="425" w:hanging="425" w:leftChars="0" w:firstLineChars="0"/>
         <w:rPr>
           <w:rFonts w:hint="default"/>
           <w:lang w:val="en-US" w:eastAsia="zh-CN"/>
@@ -5551,7 +5519,7 @@
     </w:p>
     <w:p>
       <w:pPr>
-        <w:pStyle w:val="31"/>
+        <w:pStyle w:val="a1"/>
         <w:bidi w:val="0"/>
         <w:rPr>
           <w:rFonts w:hint="default"/>
@@ -5568,7 +5536,7 @@
     </w:p>
     <w:p>
       <w:pPr>
-        <w:pStyle w:val="31"/>
+        <w:pStyle w:val="a1"/>
         <w:bidi w:val="0"/>
         <w:rPr>
           <w:rFonts w:hint="default"/>
@@ -5585,7 +5553,7 @@
     </w:p>
     <w:p>
       <w:pPr>
-        <w:pStyle w:val="31"/>
+        <w:pStyle w:val="a1"/>
         <w:bidi w:val="0"/>
         <w:rPr>
           <w:rFonts w:hint="default"/>
@@ -5602,13 +5570,13 @@
     </w:p>
     <w:p>
       <w:pPr>
-        <w:pStyle w:val="41"/>
+        <w:pStyle w:val="a3"/>
         <w:numPr>
           <w:ilvl w:val="0"/>
           <w:numId w:val="6"/>
         </w:numPr>
         <w:bidi w:val="0"/>
-        <w:ind w:left="425" w:leftChars="0" w:hanging="425" w:firstLineChars="0"/>
+        <w:ind w:left="425" w:hanging="425" w:leftChars="0" w:firstLineChars="0"/>
         <w:rPr>
           <w:rFonts w:hint="default"/>
           <w:lang w:val="en-US" w:eastAsia="zh-CN"/>
@@ -5624,7 +5592,7 @@
     </w:p>
     <w:p>
       <w:pPr>
-        <w:pStyle w:val="31"/>
+        <w:pStyle w:val="a1"/>
         <w:bidi w:val="0"/>
         <w:rPr>
           <w:rFonts w:hint="default"/>
@@ -5641,7 +5609,7 @@
     </w:p>
     <w:p>
       <w:pPr>
-        <w:pStyle w:val="32"/>
+        <w:pStyle w:val="2"/>
         <w:bidi w:val="0"/>
         <w:rPr>
           <w:rFonts w:hint="default"/>
@@ -5660,12 +5628,12 @@
     </w:p>
     <w:p>
       <w:pPr>
-        <w:pStyle w:val="31"/>
+        <w:pStyle w:val="a1"/>
         <w:numPr>
           <w:ilvl w:val="0"/>
           <w:numId w:val="7"/>
         </w:numPr>
-        <w:ind w:left="425" w:leftChars="0" w:hanging="425" w:firstLineChars="0"/>
+        <w:ind w:left="425" w:hanging="425" w:leftChars="0" w:firstLineChars="0"/>
         <w:rPr>
           <w:rFonts w:hint="default"/>
           <w:lang w:val="en-US" w:eastAsia="zh-CN"/>
@@ -5681,7 +5649,7 @@
     </w:p>
     <w:p>
       <w:pPr>
-        <w:pStyle w:val="31"/>
+        <w:pStyle w:val="a1"/>
         <w:bidi w:val="0"/>
         <w:rPr>
           <w:rFonts w:hint="default"/>
@@ -5698,7 +5666,7 @@
     </w:p>
     <w:p>
       <w:pPr>
-        <w:pStyle w:val="31"/>
+        <w:pStyle w:val="a1"/>
         <w:bidi w:val="0"/>
         <w:rPr>
           <w:rFonts w:hint="default"/>
@@ -5729,7 +5697,7 @@
     </w:p>
     <w:p>
       <w:pPr>
-        <w:pStyle w:val="31"/>
+        <w:pStyle w:val="a1"/>
         <w:bidi w:val="0"/>
         <w:rPr>
           <w:rFonts w:hint="default"/>
@@ -5746,7 +5714,7 @@
     </w:p>
     <w:p>
       <w:pPr>
-        <w:pStyle w:val="31"/>
+        <w:pStyle w:val="a1"/>
         <w:bidi w:val="0"/>
         <w:rPr>
           <w:rFonts w:hint="default"/>
@@ -5763,7 +5731,7 @@
     </w:p>
     <w:p>
       <w:pPr>
-        <w:pStyle w:val="31"/>
+        <w:pStyle w:val="a1"/>
         <w:bidi w:val="0"/>
         <w:rPr>
           <w:rFonts w:hint="default"/>
@@ -5780,7 +5748,7 @@
     </w:p>
     <w:p>
       <w:pPr>
-        <w:pStyle w:val="31"/>
+        <w:pStyle w:val="a1"/>
         <w:bidi w:val="0"/>
         <w:rPr>
           <w:rFonts w:hint="default"/>
@@ -5797,12 +5765,12 @@
     </w:p>
     <w:p>
       <w:pPr>
-        <w:pStyle w:val="31"/>
+        <w:pStyle w:val="a1"/>
         <w:numPr>
           <w:ilvl w:val="0"/>
           <w:numId w:val="7"/>
         </w:numPr>
-        <w:ind w:left="425" w:leftChars="0" w:hanging="425" w:firstLineChars="0"/>
+        <w:ind w:left="425" w:hanging="425" w:leftChars="0" w:firstLineChars="0"/>
         <w:rPr>
           <w:rFonts w:hint="default"/>
           <w:lang w:val="en-US" w:eastAsia="zh-CN"/>
@@ -5818,7 +5786,7 @@
     </w:p>
     <w:p>
       <w:pPr>
-        <w:pStyle w:val="31"/>
+        <w:pStyle w:val="a1"/>
         <w:bidi w:val="0"/>
         <w:rPr>
           <w:rFonts w:hint="default"/>
@@ -5835,7 +5803,7 @@
     </w:p>
     <w:p>
       <w:pPr>
-        <w:pStyle w:val="31"/>
+        <w:pStyle w:val="a1"/>
         <w:bidi w:val="0"/>
         <w:rPr>
           <w:rFonts w:hint="default"/>
@@ -5852,7 +5820,7 @@
     </w:p>
     <w:p>
       <w:pPr>
-        <w:pStyle w:val="31"/>
+        <w:pStyle w:val="a1"/>
         <w:bidi w:val="0"/>
         <w:rPr>
           <w:rFonts w:hint="default"/>
@@ -5869,7 +5837,7 @@
     </w:p>
     <w:p>
       <w:pPr>
-        <w:pStyle w:val="31"/>
+        <w:pStyle w:val="a1"/>
         <w:bidi w:val="0"/>
         <w:rPr>
           <w:rFonts w:hint="default"/>
@@ -5886,7 +5854,7 @@
     </w:p>
     <w:p>
       <w:pPr>
-        <w:pStyle w:val="31"/>
+        <w:pStyle w:val="a1"/>
         <w:bidi w:val="0"/>
         <w:rPr>
           <w:rFonts w:hint="default"/>
@@ -5903,7 +5871,7 @@
     </w:p>
     <w:p>
       <w:pPr>
-        <w:pStyle w:val="31"/>
+        <w:pStyle w:val="a1"/>
         <w:bidi w:val="0"/>
         <w:rPr>
           <w:rFonts w:hint="default"/>
@@ -5920,7 +5888,7 @@
     </w:p>
     <w:p>
       <w:pPr>
-        <w:pStyle w:val="31"/>
+        <w:pStyle w:val="a1"/>
         <w:bidi w:val="0"/>
         <w:rPr>
           <w:rFonts w:hint="default"/>
@@ -5937,7 +5905,7 @@
     </w:p>
     <w:p>
       <w:pPr>
-        <w:pStyle w:val="31"/>
+        <w:pStyle w:val="a1"/>
         <w:bidi w:val="0"/>
         <w:rPr>
           <w:rFonts w:hint="default"/>
@@ -5954,7 +5922,7 @@
     </w:p>
     <w:p>
       <w:pPr>
-        <w:pStyle w:val="31"/>
+        <w:pStyle w:val="a1"/>
         <w:bidi w:val="0"/>
         <w:rPr>
           <w:rFonts w:hint="default"/>
@@ -5971,12 +5939,12 @@
     </w:p>
     <w:p>
       <w:pPr>
-        <w:pStyle w:val="31"/>
+        <w:pStyle w:val="a1"/>
         <w:numPr>
           <w:ilvl w:val="0"/>
           <w:numId w:val="7"/>
         </w:numPr>
-        <w:ind w:left="425" w:leftChars="0" w:hanging="425" w:firstLineChars="0"/>
+        <w:ind w:left="425" w:hanging="425" w:leftChars="0" w:firstLineChars="0"/>
         <w:rPr>
           <w:rFonts w:hint="default"/>
           <w:lang w:val="en-US" w:eastAsia="zh-CN"/>
@@ -5992,7 +5960,7 @@
     </w:p>
     <w:p>
       <w:pPr>
-        <w:pStyle w:val="31"/>
+        <w:pStyle w:val="a1"/>
         <w:bidi w:val="0"/>
         <w:rPr>
           <w:rFonts w:hint="default"/>
@@ -6009,7 +5977,7 @@
     </w:p>
     <w:p>
       <w:pPr>
-        <w:pStyle w:val="31"/>
+        <w:pStyle w:val="a1"/>
         <w:bidi w:val="0"/>
         <w:rPr>
           <w:rFonts w:hint="default"/>
@@ -6026,7 +5994,7 @@
     </w:p>
     <w:p>
       <w:pPr>
-        <w:pStyle w:val="31"/>
+        <w:pStyle w:val="a1"/>
         <w:bidi w:val="0"/>
         <w:rPr>
           <w:rFonts w:hint="default"/>
@@ -6043,7 +6011,7 @@
     </w:p>
     <w:p>
       <w:pPr>
-        <w:pStyle w:val="31"/>
+        <w:pStyle w:val="a1"/>
         <w:bidi w:val="0"/>
         <w:rPr>
           <w:rFonts w:hint="default"/>
@@ -6060,7 +6028,7 @@
     </w:p>
     <w:p>
       <w:pPr>
-        <w:pStyle w:val="31"/>
+        <w:pStyle w:val="a1"/>
         <w:bidi w:val="0"/>
         <w:rPr>
           <w:rFonts w:hint="default"/>
@@ -6077,7 +6045,7 @@
     </w:p>
     <w:p>
       <w:pPr>
-        <w:pStyle w:val="31"/>
+        <w:pStyle w:val="a1"/>
         <w:bidi w:val="0"/>
         <w:rPr>
           <w:rFonts w:hint="default"/>
@@ -6094,7 +6062,7 @@
     </w:p>
     <w:p>
       <w:pPr>
-        <w:pStyle w:val="33"/>
+        <w:pStyle w:val="3"/>
         <w:bidi w:val="0"/>
         <w:rPr>
           <w:rFonts w:hint="default"/>
@@ -6113,12 +6081,12 @@
     </w:p>
     <w:p>
       <w:pPr>
-        <w:pStyle w:val="31"/>
+        <w:pStyle w:val="a1"/>
         <w:numPr>
           <w:ilvl w:val="0"/>
           <w:numId w:val="8"/>
         </w:numPr>
-        <w:ind w:left="425" w:leftChars="0" w:hanging="425" w:firstLineChars="0"/>
+        <w:ind w:left="425" w:hanging="425" w:leftChars="0" w:firstLineChars="0"/>
         <w:rPr>
           <w:rFonts w:hint="default"/>
           <w:lang w:val="en-US" w:eastAsia="zh-CN"/>
@@ -6134,7 +6102,7 @@
     </w:p>
     <w:p>
       <w:pPr>
-        <w:pStyle w:val="31"/>
+        <w:pStyle w:val="a1"/>
         <w:rPr>
           <w:rFonts w:hint="default"/>
           <w:lang w:val="en-US" w:eastAsia="zh-CN"/>
@@ -6150,7 +6118,7 @@
     </w:p>
     <w:p>
       <w:pPr>
-        <w:pStyle w:val="31"/>
+        <w:pStyle w:val="a1"/>
         <w:rPr>
           <w:rFonts w:hint="default"/>
           <w:lang w:val="en-US" w:eastAsia="zh-CN"/>
@@ -6166,12 +6134,12 @@
     </w:p>
     <w:p>
       <w:pPr>
-        <w:pStyle w:val="31"/>
+        <w:pStyle w:val="a1"/>
         <w:numPr>
           <w:ilvl w:val="0"/>
           <w:numId w:val="8"/>
         </w:numPr>
-        <w:ind w:left="425" w:leftChars="0" w:hanging="425" w:firstLineChars="0"/>
+        <w:ind w:left="425" w:hanging="425" w:leftChars="0" w:firstLineChars="0"/>
         <w:rPr>
           <w:rFonts w:hint="default"/>
           <w:lang w:val="en-US" w:eastAsia="zh-CN"/>
@@ -6187,7 +6155,7 @@
     </w:p>
     <w:p>
       <w:pPr>
-        <w:pStyle w:val="31"/>
+        <w:pStyle w:val="a1"/>
         <w:rPr>
           <w:rFonts w:hint="default"/>
           <w:lang w:val="en-US" w:eastAsia="zh-CN"/>
@@ -6203,7 +6171,7 @@
     </w:p>
     <w:p>
       <w:pPr>
-        <w:pStyle w:val="31"/>
+        <w:pStyle w:val="a1"/>
         <w:rPr>
           <w:rFonts w:hint="default"/>
           <w:lang w:val="en-US" w:eastAsia="zh-CN"/>
@@ -6219,7 +6187,7 @@
     </w:p>
     <w:p>
       <w:pPr>
-        <w:pStyle w:val="31"/>
+        <w:pStyle w:val="a1"/>
         <w:rPr>
           <w:rFonts w:hint="default"/>
           <w:lang w:val="en-US" w:eastAsia="zh-CN"/>
@@ -6235,12 +6203,12 @@
     </w:p>
     <w:p>
       <w:pPr>
-        <w:pStyle w:val="31"/>
+        <w:pStyle w:val="a1"/>
         <w:numPr>
           <w:ilvl w:val="0"/>
           <w:numId w:val="8"/>
         </w:numPr>
-        <w:ind w:left="425" w:leftChars="0" w:hanging="425" w:firstLineChars="0"/>
+        <w:ind w:left="425" w:hanging="425" w:leftChars="0" w:firstLineChars="0"/>
         <w:rPr>
           <w:rFonts w:hint="default"/>
           <w:lang w:val="en-US" w:eastAsia="zh-CN"/>
@@ -6256,7 +6224,7 @@
     </w:p>
     <w:p>
       <w:pPr>
-        <w:pStyle w:val="31"/>
+        <w:pStyle w:val="a1"/>
         <w:rPr>
           <w:rFonts w:hint="default"/>
           <w:lang w:val="en-US" w:eastAsia="zh-CN"/>
@@ -6272,7 +6240,7 @@
     </w:p>
     <w:p>
       <w:pPr>
-        <w:pStyle w:val="31"/>
+        <w:pStyle w:val="a1"/>
         <w:rPr>
           <w:rFonts w:hint="default"/>
           <w:lang w:val="en-US" w:eastAsia="zh-CN"/>
@@ -6288,7 +6256,7 @@
     </w:p>
     <w:p>
       <w:pPr>
-        <w:pStyle w:val="31"/>
+        <w:pStyle w:val="a1"/>
         <w:rPr>
           <w:rFonts w:hint="default"/>
           <w:lang w:val="en-US" w:eastAsia="zh-CN"/>
@@ -6304,7 +6272,7 @@
     </w:p>
     <w:p>
       <w:pPr>
-        <w:pStyle w:val="31"/>
+        <w:pStyle w:val="a1"/>
         <w:rPr>
           <w:rFonts w:hint="default"/>
           <w:lang w:val="en-US" w:eastAsia="zh-CN"/>
@@ -6320,12 +6288,12 @@
     </w:p>
     <w:p>
       <w:pPr>
-        <w:pStyle w:val="31"/>
+        <w:pStyle w:val="a1"/>
         <w:numPr>
           <w:ilvl w:val="0"/>
           <w:numId w:val="8"/>
         </w:numPr>
-        <w:ind w:left="425" w:leftChars="0" w:hanging="425" w:firstLineChars="0"/>
+        <w:ind w:left="425" w:hanging="425" w:leftChars="0" w:firstLineChars="0"/>
         <w:rPr>
           <w:rFonts w:hint="default"/>
           <w:lang w:val="en-US" w:eastAsia="zh-CN"/>
@@ -6341,7 +6309,7 @@
     </w:p>
     <w:p>
       <w:pPr>
-        <w:pStyle w:val="31"/>
+        <w:pStyle w:val="a1"/>
         <w:rPr>
           <w:rFonts w:hint="default"/>
           <w:lang w:val="en-US" w:eastAsia="zh-CN"/>
@@ -6357,7 +6325,7 @@
     </w:p>
     <w:p>
       <w:pPr>
-        <w:pStyle w:val="33"/>
+        <w:pStyle w:val="3"/>
         <w:bidi w:val="0"/>
         <w:rPr>
           <w:rFonts w:hint="eastAsia"/>
@@ -6376,12 +6344,12 @@
     </w:p>
     <w:p>
       <w:pPr>
-        <w:pStyle w:val="31"/>
+        <w:pStyle w:val="a1"/>
         <w:numPr>
           <w:ilvl w:val="0"/>
           <w:numId w:val="9"/>
         </w:numPr>
-        <w:ind w:left="425" w:leftChars="0" w:hanging="425" w:firstLineChars="0"/>
+        <w:ind w:left="425" w:hanging="425" w:leftChars="0" w:firstLineChars="0"/>
         <w:rPr>
           <w:rFonts w:hint="eastAsia"/>
           <w:lang w:val="en-US" w:eastAsia="zh-CN"/>
@@ -6397,7 +6365,7 @@
     </w:p>
     <w:p>
       <w:pPr>
-        <w:pStyle w:val="31"/>
+        <w:pStyle w:val="a1"/>
         <w:rPr>
           <w:rFonts w:hint="eastAsia"/>
           <w:lang w:val="en-US" w:eastAsia="zh-CN"/>
@@ -6413,7 +6381,7 @@
     </w:p>
     <w:p>
       <w:pPr>
-        <w:pStyle w:val="31"/>
+        <w:pStyle w:val="a1"/>
         <w:rPr>
           <w:rFonts w:hint="eastAsia"/>
           <w:lang w:val="en-US" w:eastAsia="zh-CN"/>
@@ -6429,7 +6397,7 @@
     </w:p>
     <w:p>
       <w:pPr>
-        <w:pStyle w:val="31"/>
+        <w:pStyle w:val="a1"/>
         <w:rPr>
           <w:rFonts w:hint="eastAsia"/>
           <w:lang w:val="en-US" w:eastAsia="zh-CN"/>
@@ -6445,12 +6413,12 @@
     </w:p>
     <w:p>
       <w:pPr>
-        <w:pStyle w:val="31"/>
+        <w:pStyle w:val="a1"/>
         <w:numPr>
           <w:ilvl w:val="0"/>
           <w:numId w:val="9"/>
         </w:numPr>
-        <w:ind w:left="425" w:leftChars="0" w:hanging="425" w:firstLineChars="0"/>
+        <w:ind w:left="425" w:hanging="425" w:leftChars="0" w:firstLineChars="0"/>
         <w:rPr>
           <w:rFonts w:hint="eastAsia"/>
           <w:lang w:val="en-US" w:eastAsia="zh-CN"/>
@@ -6466,7 +6434,7 @@
     </w:p>
     <w:p>
       <w:pPr>
-        <w:pStyle w:val="31"/>
+        <w:pStyle w:val="a1"/>
         <w:rPr>
           <w:rFonts w:hint="eastAsia"/>
           <w:lang w:val="en-US" w:eastAsia="zh-CN"/>
@@ -6482,7 +6450,7 @@
     </w:p>
     <w:p>
       <w:pPr>
-        <w:pStyle w:val="31"/>
+        <w:pStyle w:val="a1"/>
         <w:rPr>
           <w:rFonts w:hint="eastAsia"/>
           <w:lang w:val="en-US" w:eastAsia="zh-CN"/>
@@ -6498,7 +6466,7 @@
     </w:p>
     <w:p>
       <w:pPr>
-        <w:pStyle w:val="31"/>
+        <w:pStyle w:val="a1"/>
         <w:rPr>
           <w:rFonts w:hint="eastAsia"/>
           <w:lang w:val="en-US" w:eastAsia="zh-CN"/>
@@ -6514,12 +6482,12 @@
     </w:p>
     <w:p>
       <w:pPr>
-        <w:pStyle w:val="31"/>
+        <w:pStyle w:val="a1"/>
         <w:numPr>
           <w:ilvl w:val="0"/>
           <w:numId w:val="9"/>
         </w:numPr>
-        <w:ind w:left="425" w:leftChars="0" w:hanging="425" w:firstLineChars="0"/>
+        <w:ind w:left="425" w:hanging="425" w:leftChars="0" w:firstLineChars="0"/>
         <w:rPr>
           <w:rFonts w:hint="eastAsia"/>
           <w:lang w:val="en-US" w:eastAsia="zh-CN"/>
@@ -6535,7 +6503,7 @@
     </w:p>
     <w:p>
       <w:pPr>
-        <w:pStyle w:val="31"/>
+        <w:pStyle w:val="a1"/>
         <w:rPr>
           <w:rFonts w:hint="eastAsia"/>
           <w:lang w:val="en-US" w:eastAsia="zh-CN"/>
@@ -6551,7 +6519,7 @@
     </w:p>
     <w:p>
       <w:pPr>
-        <w:pStyle w:val="31"/>
+        <w:pStyle w:val="a1"/>
         <w:rPr>
           <w:rFonts w:hint="eastAsia"/>
           <w:lang w:val="en-US" w:eastAsia="zh-CN"/>
@@ -6567,7 +6535,7 @@
     </w:p>
     <w:p>
       <w:pPr>
-        <w:pStyle w:val="31"/>
+        <w:pStyle w:val="a1"/>
         <w:rPr>
           <w:rFonts w:hint="eastAsia"/>
           <w:lang w:val="en-US" w:eastAsia="zh-CN"/>
@@ -6583,12 +6551,12 @@
     </w:p>
     <w:p>
       <w:pPr>
-        <w:pStyle w:val="31"/>
+        <w:pStyle w:val="a1"/>
         <w:numPr>
           <w:ilvl w:val="0"/>
           <w:numId w:val="9"/>
         </w:numPr>
-        <w:ind w:left="425" w:leftChars="0" w:hanging="425" w:firstLineChars="0"/>
+        <w:ind w:left="425" w:hanging="425" w:leftChars="0" w:firstLineChars="0"/>
         <w:rPr>
           <w:rFonts w:hint="eastAsia"/>
           <w:lang w:val="en-US" w:eastAsia="zh-CN"/>
@@ -6604,7 +6572,7 @@
     </w:p>
     <w:p>
       <w:pPr>
-        <w:pStyle w:val="31"/>
+        <w:pStyle w:val="a1"/>
         <w:rPr>
           <w:rFonts w:hint="eastAsia"/>
           <w:lang w:val="en-US" w:eastAsia="zh-CN"/>
@@ -6620,7 +6588,7 @@
     </w:p>
     <w:p>
       <w:pPr>
-        <w:pStyle w:val="31"/>
+        <w:pStyle w:val="a1"/>
         <w:rPr>
           <w:rFonts w:hint="eastAsia"/>
           <w:lang w:val="en-US" w:eastAsia="zh-CN"/>
@@ -6636,7 +6604,7 @@
     </w:p>
     <w:p>
       <w:pPr>
-        <w:pStyle w:val="31"/>
+        <w:pStyle w:val="a1"/>
         <w:rPr>
           <w:rFonts w:hint="eastAsia"/>
           <w:lang w:val="en-US" w:eastAsia="zh-CN"/>
@@ -6652,12 +6620,12 @@
     </w:p>
     <w:p>
       <w:pPr>
-        <w:pStyle w:val="31"/>
+        <w:pStyle w:val="a1"/>
         <w:numPr>
           <w:ilvl w:val="0"/>
           <w:numId w:val="9"/>
         </w:numPr>
-        <w:ind w:left="425" w:leftChars="0" w:hanging="425" w:firstLineChars="0"/>
+        <w:ind w:left="425" w:hanging="425" w:leftChars="0" w:firstLineChars="0"/>
         <w:rPr>
           <w:rFonts w:hint="eastAsia"/>
           <w:lang w:val="en-US" w:eastAsia="zh-CN"/>
@@ -6673,7 +6641,7 @@
     </w:p>
     <w:p>
       <w:pPr>
-        <w:pStyle w:val="31"/>
+        <w:pStyle w:val="a1"/>
         <w:rPr>
           <w:rFonts w:hint="eastAsia"/>
           <w:lang w:val="en-US" w:eastAsia="zh-CN"/>
@@ -6689,7 +6657,7 @@
     </w:p>
     <w:p>
       <w:pPr>
-        <w:pStyle w:val="31"/>
+        <w:pStyle w:val="a1"/>
         <w:rPr>
           <w:rFonts w:hint="eastAsia"/>
           <w:lang w:val="en-US" w:eastAsia="zh-CN"/>
@@ -6705,7 +6673,7 @@
     </w:p>
     <w:p>
       <w:pPr>
-        <w:pStyle w:val="31"/>
+        <w:pStyle w:val="a1"/>
         <w:rPr>
           <w:rFonts w:hint="eastAsia"/>
           <w:lang w:val="en-US" w:eastAsia="zh-CN"/>
@@ -6721,12 +6689,12 @@
     </w:p>
     <w:p>
       <w:pPr>
-        <w:pStyle w:val="31"/>
+        <w:pStyle w:val="a1"/>
         <w:numPr>
           <w:ilvl w:val="0"/>
           <w:numId w:val="9"/>
         </w:numPr>
-        <w:ind w:left="425" w:leftChars="0" w:hanging="425" w:firstLineChars="0"/>
+        <w:ind w:left="425" w:hanging="425" w:leftChars="0" w:firstLineChars="0"/>
         <w:rPr>
           <w:rFonts w:hint="eastAsia"/>
           <w:lang w:val="en-US" w:eastAsia="zh-CN"/>
@@ -6742,7 +6710,7 @@
     </w:p>
     <w:p>
       <w:pPr>
-        <w:pStyle w:val="31"/>
+        <w:pStyle w:val="a1"/>
         <w:rPr>
           <w:rFonts w:hint="eastAsia"/>
           <w:lang w:val="en-US" w:eastAsia="zh-CN"/>
@@ -6758,7 +6726,7 @@
     </w:p>
     <w:p>
       <w:pPr>
-        <w:pStyle w:val="31"/>
+        <w:pStyle w:val="a1"/>
         <w:rPr>
           <w:rFonts w:hint="eastAsia"/>
           <w:lang w:val="en-US" w:eastAsia="zh-CN"/>
@@ -6774,7 +6742,7 @@
     </w:p>
     <w:p>
       <w:pPr>
-        <w:pStyle w:val="33"/>
+        <w:pStyle w:val="3"/>
         <w:bidi w:val="0"/>
         <w:rPr>
           <w:rFonts w:hint="default"/>
@@ -6793,12 +6761,12 @@
     </w:p>
     <w:p>
       <w:pPr>
-        <w:pStyle w:val="31"/>
+        <w:pStyle w:val="a1"/>
         <w:numPr>
           <w:ilvl w:val="0"/>
           <w:numId w:val="10"/>
         </w:numPr>
-        <w:ind w:left="425" w:leftChars="0" w:hanging="425" w:firstLineChars="0"/>
+        <w:ind w:left="425" w:hanging="425" w:leftChars="0" w:firstLineChars="0"/>
         <w:rPr>
           <w:rFonts w:hint="default"/>
           <w:lang w:val="en-US" w:eastAsia="zh-CN"/>
@@ -6814,7 +6782,7 @@
     </w:p>
     <w:p>
       <w:pPr>
-        <w:pStyle w:val="31"/>
+        <w:pStyle w:val="a1"/>
         <w:bidi w:val="0"/>
         <w:rPr>
           <w:rFonts w:hint="default"/>
@@ -6831,7 +6799,7 @@
     </w:p>
     <w:p>
       <w:pPr>
-        <w:pStyle w:val="31"/>
+        <w:pStyle w:val="a1"/>
         <w:bidi w:val="0"/>
         <w:rPr>
           <w:rFonts w:hint="default"/>
@@ -6848,7 +6816,7 @@
     </w:p>
     <w:p>
       <w:pPr>
-        <w:pStyle w:val="31"/>
+        <w:pStyle w:val="a1"/>
         <w:bidi w:val="0"/>
         <w:rPr>
           <w:rFonts w:hint="default"/>
@@ -6879,12 +6847,12 @@
     </w:p>
     <w:p>
       <w:pPr>
-        <w:pStyle w:val="31"/>
+        <w:pStyle w:val="a1"/>
         <w:numPr>
           <w:ilvl w:val="0"/>
           <w:numId w:val="10"/>
         </w:numPr>
-        <w:ind w:left="425" w:leftChars="0" w:hanging="425" w:firstLineChars="0"/>
+        <w:ind w:left="425" w:hanging="425" w:leftChars="0" w:firstLineChars="0"/>
         <w:rPr>
           <w:rFonts w:hint="default"/>
           <w:lang w:val="en-US" w:eastAsia="zh-CN"/>
@@ -6907,7 +6875,7 @@
     </w:p>
     <w:p>
       <w:pPr>
-        <w:pStyle w:val="31"/>
+        <w:pStyle w:val="a1"/>
         <w:bidi w:val="0"/>
         <w:rPr>
           <w:rFonts w:hint="default"/>
@@ -6938,7 +6906,7 @@
     </w:p>
     <w:p>
       <w:pPr>
-        <w:pStyle w:val="31"/>
+        <w:pStyle w:val="a1"/>
         <w:bidi w:val="0"/>
         <w:rPr>
           <w:rFonts w:hint="default"/>
@@ -6969,7 +6937,7 @@
     </w:p>
     <w:p>
       <w:pPr>
-        <w:pStyle w:val="31"/>
+        <w:pStyle w:val="a1"/>
         <w:bidi w:val="0"/>
         <w:rPr>
           <w:rFonts w:hint="default"/>
@@ -7000,12 +6968,12 @@
     </w:p>
     <w:p>
       <w:pPr>
-        <w:pStyle w:val="31"/>
+        <w:pStyle w:val="a1"/>
         <w:numPr>
           <w:ilvl w:val="0"/>
           <w:numId w:val="10"/>
         </w:numPr>
-        <w:ind w:left="425" w:leftChars="0" w:hanging="425" w:firstLineChars="0"/>
+        <w:ind w:left="425" w:hanging="425" w:leftChars="0" w:firstLineChars="0"/>
         <w:rPr>
           <w:rFonts w:hint="default"/>
           <w:lang w:val="en-US" w:eastAsia="zh-CN"/>
@@ -7021,7 +6989,7 @@
     </w:p>
     <w:p>
       <w:pPr>
-        <w:pStyle w:val="31"/>
+        <w:pStyle w:val="a1"/>
         <w:bidi w:val="0"/>
         <w:rPr>
           <w:rFonts w:hint="default"/>
@@ -7052,7 +7020,7 @@
     </w:p>
     <w:p>
       <w:pPr>
-        <w:pStyle w:val="31"/>
+        <w:pStyle w:val="a1"/>
         <w:bidi w:val="0"/>
         <w:rPr>
           <w:rFonts w:hint="default"/>
@@ -7083,7 +7051,7 @@
     </w:p>
     <w:p>
       <w:pPr>
-        <w:pStyle w:val="31"/>
+        <w:pStyle w:val="a1"/>
         <w:bidi w:val="0"/>
         <w:rPr>
           <w:rFonts w:hint="default"/>
@@ -7100,12 +7068,12 @@
     </w:p>
     <w:p>
       <w:pPr>
-        <w:pStyle w:val="31"/>
+        <w:pStyle w:val="a1"/>
         <w:numPr>
           <w:ilvl w:val="0"/>
           <w:numId w:val="10"/>
         </w:numPr>
-        <w:ind w:left="425" w:leftChars="0" w:hanging="425" w:firstLineChars="0"/>
+        <w:ind w:left="425" w:hanging="425" w:leftChars="0" w:firstLineChars="0"/>
         <w:rPr>
           <w:rFonts w:hint="default"/>
           <w:lang w:val="en-US" w:eastAsia="zh-CN"/>
@@ -7121,7 +7089,7 @@
     </w:p>
     <w:p>
       <w:pPr>
-        <w:pStyle w:val="31"/>
+        <w:pStyle w:val="a1"/>
         <w:bidi w:val="0"/>
         <w:rPr>
           <w:rFonts w:hint="default"/>
@@ -7152,7 +7120,7 @@
     </w:p>
     <w:p>
       <w:pPr>
-        <w:pStyle w:val="31"/>
+        <w:pStyle w:val="a1"/>
         <w:bidi w:val="0"/>
         <w:rPr>
           <w:rFonts w:hint="default"/>
@@ -7197,7 +7165,7 @@
     </w:p>
     <w:p>
       <w:pPr>
-        <w:pStyle w:val="31"/>
+        <w:pStyle w:val="a1"/>
         <w:bidi w:val="0"/>
         <w:rPr>
           <w:rFonts w:hint="default"/>
@@ -7214,12 +7182,12 @@
     </w:p>
     <w:p>
       <w:pPr>
-        <w:pStyle w:val="31"/>
+        <w:pStyle w:val="a1"/>
         <w:numPr>
           <w:ilvl w:val="0"/>
           <w:numId w:val="10"/>
         </w:numPr>
-        <w:ind w:left="425" w:leftChars="0" w:hanging="425" w:firstLineChars="0"/>
+        <w:ind w:left="425" w:hanging="425" w:leftChars="0" w:firstLineChars="0"/>
         <w:rPr>
           <w:rFonts w:hint="default"/>
           <w:lang w:val="en-US" w:eastAsia="zh-CN"/>
@@ -7235,7 +7203,7 @@
     </w:p>
     <w:p>
       <w:pPr>
-        <w:pStyle w:val="31"/>
+        <w:pStyle w:val="a1"/>
         <w:bidi w:val="0"/>
         <w:rPr>
           <w:rFonts w:hint="default"/>
@@ -7266,7 +7234,7 @@
     </w:p>
     <w:p>
       <w:pPr>
-        <w:pStyle w:val="31"/>
+        <w:pStyle w:val="a1"/>
         <w:bidi w:val="0"/>
         <w:rPr>
           <w:rFonts w:hint="default"/>
@@ -7283,7 +7251,7 @@
     </w:p>
     <w:p>
       <w:pPr>
-        <w:pStyle w:val="31"/>
+        <w:pStyle w:val="a1"/>
         <w:bidi w:val="0"/>
         <w:rPr>
           <w:rFonts w:hint="default"/>
@@ -7300,12 +7268,12 @@
     </w:p>
     <w:p>
       <w:pPr>
-        <w:pStyle w:val="31"/>
+        <w:pStyle w:val="a1"/>
         <w:numPr>
           <w:ilvl w:val="0"/>
           <w:numId w:val="10"/>
         </w:numPr>
-        <w:ind w:left="425" w:leftChars="0" w:hanging="425" w:firstLineChars="0"/>
+        <w:ind w:left="425" w:hanging="425" w:leftChars="0" w:firstLineChars="0"/>
         <w:rPr>
           <w:rFonts w:hint="default"/>
           <w:lang w:val="en-US" w:eastAsia="zh-CN"/>
@@ -7321,7 +7289,7 @@
     </w:p>
     <w:p>
       <w:pPr>
-        <w:pStyle w:val="31"/>
+        <w:pStyle w:val="a1"/>
         <w:bidi w:val="0"/>
         <w:rPr>
           <w:rFonts w:hint="default"/>
@@ -7338,7 +7306,7 @@
     </w:p>
     <w:p>
       <w:pPr>
-        <w:pStyle w:val="31"/>
+        <w:pStyle w:val="a1"/>
         <w:bidi w:val="0"/>
         <w:rPr>
           <w:rFonts w:hint="default"/>
@@ -7355,7 +7323,7 @@
     </w:p>
     <w:p>
       <w:pPr>
-        <w:pStyle w:val="33"/>
+        <w:pStyle w:val="3"/>
         <w:bidi w:val="0"/>
         <w:rPr>
           <w:rFonts w:hint="eastAsia"/>
@@ -7374,7 +7342,7 @@
     </w:p>
     <w:p>
       <w:pPr>
-        <w:pStyle w:val="31"/>
+        <w:pStyle w:val="a1"/>
         <w:bidi w:val="0"/>
         <w:rPr>
           <w:rFonts w:hint="default"/>
@@ -7391,7 +7359,7 @@
     </w:p>
     <w:p>
       <w:pPr>
-        <w:pStyle w:val="41"/>
+        <w:pStyle w:val="a3"/>
         <w:numPr>
           <w:ilvl w:val="0"/>
           <w:numId w:val="11"/>
@@ -7412,7 +7380,7 @@
     </w:p>
     <w:p>
       <w:pPr>
-        <w:pStyle w:val="31"/>
+        <w:pStyle w:val="a1"/>
         <w:bidi w:val="0"/>
         <w:rPr>
           <w:rFonts w:hint="default"/>
@@ -7429,7 +7397,7 @@
     </w:p>
     <w:p>
       <w:pPr>
-        <w:pStyle w:val="31"/>
+        <w:pStyle w:val="a1"/>
         <w:bidi w:val="0"/>
         <w:rPr>
           <w:rFonts w:hint="default"/>
@@ -7446,7 +7414,7 @@
     </w:p>
     <w:p>
       <w:pPr>
-        <w:pStyle w:val="31"/>
+        <w:pStyle w:val="a1"/>
         <w:bidi w:val="0"/>
         <w:rPr>
           <w:rFonts w:hint="default"/>
@@ -7463,7 +7431,7 @@
     </w:p>
     <w:p>
       <w:pPr>
-        <w:pStyle w:val="41"/>
+        <w:pStyle w:val="a3"/>
         <w:numPr>
           <w:ilvl w:val="0"/>
           <w:numId w:val="11"/>
@@ -7484,7 +7452,7 @@
     </w:p>
     <w:p>
       <w:pPr>
-        <w:pStyle w:val="31"/>
+        <w:pStyle w:val="a1"/>
         <w:bidi w:val="0"/>
         <w:rPr>
           <w:rFonts w:hint="default"/>
@@ -7501,7 +7469,7 @@
     </w:p>
     <w:p>
       <w:pPr>
-        <w:pStyle w:val="31"/>
+        <w:pStyle w:val="a1"/>
         <w:bidi w:val="0"/>
         <w:rPr>
           <w:rFonts w:hint="default"/>
@@ -7518,7 +7486,7 @@
     </w:p>
     <w:p>
       <w:pPr>
-        <w:pStyle w:val="31"/>
+        <w:pStyle w:val="a1"/>
         <w:bidi w:val="0"/>
         <w:rPr>
           <w:rFonts w:hint="default"/>
@@ -7535,7 +7503,7 @@
     </w:p>
     <w:p>
       <w:pPr>
-        <w:pStyle w:val="31"/>
+        <w:pStyle w:val="a1"/>
         <w:bidi w:val="0"/>
         <w:rPr>
           <w:rFonts w:hint="default"/>
@@ -7552,7 +7520,7 @@
     </w:p>
     <w:p>
       <w:pPr>
-        <w:pStyle w:val="31"/>
+        <w:pStyle w:val="a1"/>
         <w:bidi w:val="0"/>
         <w:rPr>
           <w:rFonts w:hint="default"/>
@@ -7569,7 +7537,7 @@
     </w:p>
     <w:p>
       <w:pPr>
-        <w:pStyle w:val="41"/>
+        <w:pStyle w:val="a3"/>
         <w:numPr>
           <w:ilvl w:val="0"/>
           <w:numId w:val="11"/>
@@ -7590,7 +7558,7 @@
     </w:p>
     <w:p>
       <w:pPr>
-        <w:pStyle w:val="31"/>
+        <w:pStyle w:val="a1"/>
         <w:bidi w:val="0"/>
         <w:rPr>
           <w:rFonts w:hint="default"/>
@@ -7607,7 +7575,7 @@
     </w:p>
     <w:p>
       <w:pPr>
-        <w:pStyle w:val="31"/>
+        <w:pStyle w:val="a1"/>
         <w:bidi w:val="0"/>
         <w:rPr>
           <w:rFonts w:hint="default"/>
@@ -7624,7 +7592,7 @@
     </w:p>
     <w:p>
       <w:pPr>
-        <w:pStyle w:val="31"/>
+        <w:pStyle w:val="a1"/>
         <w:bidi w:val="0"/>
         <w:rPr>
           <w:rFonts w:hint="default"/>
@@ -7641,7 +7609,7 @@
     </w:p>
     <w:p>
       <w:pPr>
-        <w:pStyle w:val="41"/>
+        <w:pStyle w:val="a3"/>
         <w:numPr>
           <w:ilvl w:val="0"/>
           <w:numId w:val="11"/>
@@ -7662,7 +7630,7 @@
     </w:p>
     <w:p>
       <w:pPr>
-        <w:pStyle w:val="31"/>
+        <w:pStyle w:val="a1"/>
         <w:bidi w:val="0"/>
         <w:rPr>
           <w:rFonts w:hint="default"/>
@@ -7679,7 +7647,7 @@
     </w:p>
     <w:p>
       <w:pPr>
-        <w:pStyle w:val="31"/>
+        <w:pStyle w:val="a1"/>
         <w:bidi w:val="0"/>
         <w:rPr>
           <w:rFonts w:hint="default"/>
@@ -7696,7 +7664,7 @@
     </w:p>
     <w:p>
       <w:pPr>
-        <w:pStyle w:val="31"/>
+        <w:pStyle w:val="a1"/>
         <w:bidi w:val="0"/>
         <w:rPr>
           <w:rFonts w:hint="default"/>
@@ -7713,7 +7681,7 @@
     </w:p>
     <w:p>
       <w:pPr>
-        <w:pStyle w:val="32"/>
+        <w:pStyle w:val="2"/>
         <w:bidi w:val="0"/>
         <w:rPr>
           <w:rFonts w:hint="default"/>
@@ -7732,15 +7700,15 @@
     </w:p>
     <w:p>
       <w:pPr>
-        <w:pStyle w:val="31"/>
-        <w:rPr>
-          <w:rFonts w:hint="default"/>
-          <w:lang w:val="en-US" w:eastAsia="zh-CN"/>
-        </w:rPr>
-      </w:pPr>
-      <w:r>
-        <w:rPr>
-          <w:rFonts w:ascii="宋体" w:hAnsi="宋体" w:eastAsia="宋体" w:cs="宋体"/>
+        <w:pStyle w:val="a1"/>
+        <w:rPr>
+          <w:rFonts w:hint="default"/>
+          <w:lang w:val="en-US" w:eastAsia="zh-CN"/>
+        </w:rPr>
+      </w:pPr>
+      <w:r>
+        <w:rPr>
+          <w:rFonts w:ascii="宋体" w:eastAsia="宋体" w:hAnsi="宋体" w:cs="宋体"/>
           <w:sz w:val="24"/>
           <w:szCs w:val="24"/>
         </w:rPr>
@@ -7750,7 +7718,7 @@
       <w:bookmarkEnd w:id="18"/>
       <w:r>
         <w:rPr>
-          <w:rFonts w:ascii="宋体" w:hAnsi="宋体" w:eastAsia="宋体" w:cs="宋体"/>
+          <w:rFonts w:ascii="宋体" w:eastAsia="宋体" w:hAnsi="宋体" w:cs="宋体"/>
           <w:sz w:val="24"/>
           <w:szCs w:val="24"/>
         </w:rPr>
@@ -7759,7 +7727,7 @@
     </w:p>
     <w:p>
       <w:pPr>
-        <w:pStyle w:val="31"/>
+        <w:pStyle w:val="a1"/>
         <w:rPr>
           <w:rFonts w:hint="default"/>
           <w:lang w:val="en-US" w:eastAsia="zh-CN"/>
@@ -7775,12 +7743,12 @@
     </w:p>
     <w:p>
       <w:pPr>
-        <w:pStyle w:val="31"/>
+        <w:pStyle w:val="a1"/>
         <w:numPr>
           <w:ilvl w:val="0"/>
           <w:numId w:val="12"/>
         </w:numPr>
-        <w:ind w:left="425" w:leftChars="0" w:hanging="425" w:firstLineChars="0"/>
+        <w:ind w:left="425" w:hanging="425" w:leftChars="0" w:firstLineChars="0"/>
         <w:rPr>
           <w:rFonts w:hint="default"/>
           <w:lang w:val="en-US" w:eastAsia="zh-CN"/>
@@ -7796,7 +7764,7 @@
     </w:p>
     <w:p>
       <w:pPr>
-        <w:pStyle w:val="31"/>
+        <w:pStyle w:val="a1"/>
         <w:numPr>
           <w:ilvl w:val="0"/>
           <w:numId w:val="0"/>
@@ -7817,7 +7785,7 @@
     </w:p>
     <w:p>
       <w:pPr>
-        <w:pStyle w:val="31"/>
+        <w:pStyle w:val="a1"/>
         <w:numPr>
           <w:ilvl w:val="0"/>
           <w:numId w:val="0"/>
@@ -7838,7 +7806,7 @@
     </w:p>
     <w:p>
       <w:pPr>
-        <w:pStyle w:val="31"/>
+        <w:pStyle w:val="a1"/>
         <w:numPr>
           <w:ilvl w:val="0"/>
           <w:numId w:val="0"/>
@@ -7859,12 +7827,12 @@
     </w:p>
     <w:p>
       <w:pPr>
-        <w:pStyle w:val="31"/>
+        <w:pStyle w:val="a1"/>
         <w:numPr>
           <w:ilvl w:val="0"/>
           <w:numId w:val="12"/>
         </w:numPr>
-        <w:ind w:left="425" w:leftChars="0" w:hanging="425" w:firstLineChars="0"/>
+        <w:ind w:left="425" w:hanging="425" w:leftChars="0" w:firstLineChars="0"/>
         <w:rPr>
           <w:rFonts w:hint="default"/>
           <w:lang w:val="en-US" w:eastAsia="zh-CN"/>
@@ -7880,7 +7848,7 @@
     </w:p>
     <w:p>
       <w:pPr>
-        <w:pStyle w:val="31"/>
+        <w:pStyle w:val="a1"/>
         <w:numPr>
           <w:ilvl w:val="0"/>
           <w:numId w:val="0"/>
@@ -7901,7 +7869,7 @@
     </w:p>
     <w:p>
       <w:pPr>
-        <w:pStyle w:val="31"/>
+        <w:pStyle w:val="a1"/>
         <w:numPr>
           <w:ilvl w:val="0"/>
           <w:numId w:val="0"/>
@@ -7922,7 +7890,7 @@
     </w:p>
     <w:p>
       <w:pPr>
-        <w:pStyle w:val="31"/>
+        <w:pStyle w:val="a1"/>
         <w:numPr>
           <w:ilvl w:val="0"/>
           <w:numId w:val="0"/>
@@ -7943,12 +7911,12 @@
     </w:p>
     <w:p>
       <w:pPr>
-        <w:pStyle w:val="31"/>
+        <w:pStyle w:val="a1"/>
         <w:numPr>
           <w:ilvl w:val="0"/>
           <w:numId w:val="12"/>
         </w:numPr>
-        <w:ind w:left="425" w:leftChars="0" w:hanging="425" w:firstLineChars="0"/>
+        <w:ind w:left="425" w:hanging="425" w:leftChars="0" w:firstLineChars="0"/>
         <w:rPr>
           <w:rFonts w:hint="default"/>
           <w:lang w:val="en-US" w:eastAsia="zh-CN"/>
@@ -7964,7 +7932,7 @@
     </w:p>
     <w:p>
       <w:pPr>
-        <w:pStyle w:val="31"/>
+        <w:pStyle w:val="a1"/>
         <w:numPr>
           <w:ilvl w:val="0"/>
           <w:numId w:val="0"/>
@@ -7985,7 +7953,7 @@
     </w:p>
     <w:p>
       <w:pPr>
-        <w:pStyle w:val="31"/>
+        <w:pStyle w:val="a1"/>
         <w:numPr>
           <w:ilvl w:val="0"/>
           <w:numId w:val="0"/>
@@ -8006,7 +7974,7 @@
     </w:p>
     <w:p>
       <w:pPr>
-        <w:pStyle w:val="31"/>
+        <w:pStyle w:val="a1"/>
         <w:numPr>
           <w:ilvl w:val="0"/>
           <w:numId w:val="0"/>
@@ -8027,12 +7995,12 @@
     </w:p>
     <w:p>
       <w:pPr>
-        <w:pStyle w:val="31"/>
+        <w:pStyle w:val="a1"/>
         <w:numPr>
           <w:ilvl w:val="0"/>
           <w:numId w:val="12"/>
         </w:numPr>
-        <w:ind w:left="425" w:leftChars="0" w:hanging="425" w:firstLineChars="0"/>
+        <w:ind w:left="425" w:hanging="425" w:leftChars="0" w:firstLineChars="0"/>
         <w:rPr>
           <w:rFonts w:hint="default"/>
           <w:lang w:val="en-US" w:eastAsia="zh-CN"/>
@@ -8048,7 +8016,7 @@
     </w:p>
     <w:p>
       <w:pPr>
-        <w:pStyle w:val="31"/>
+        <w:pStyle w:val="a1"/>
         <w:numPr>
           <w:ilvl w:val="0"/>
           <w:numId w:val="0"/>
@@ -8069,7 +8037,7 @@
     </w:p>
     <w:p>
       <w:pPr>
-        <w:pStyle w:val="31"/>
+        <w:pStyle w:val="a1"/>
         <w:numPr>
           <w:ilvl w:val="0"/>
           <w:numId w:val="0"/>
@@ -8090,7 +8058,7 @@
     </w:p>
     <w:p>
       <w:pPr>
-        <w:pStyle w:val="31"/>
+        <w:pStyle w:val="a1"/>
         <w:numPr>
           <w:ilvl w:val="0"/>
           <w:numId w:val="0"/>
@@ -8111,12 +8079,12 @@
     </w:p>
     <w:p>
       <w:pPr>
-        <w:pStyle w:val="31"/>
+        <w:pStyle w:val="a1"/>
         <w:numPr>
           <w:ilvl w:val="0"/>
           <w:numId w:val="12"/>
         </w:numPr>
-        <w:ind w:left="425" w:leftChars="0" w:hanging="425" w:firstLineChars="0"/>
+        <w:ind w:left="425" w:hanging="425" w:leftChars="0" w:firstLineChars="0"/>
         <w:rPr>
           <w:rFonts w:hint="default"/>
           <w:lang w:val="en-US" w:eastAsia="zh-CN"/>
@@ -8132,7 +8100,7 @@
     </w:p>
     <w:p>
       <w:pPr>
-        <w:pStyle w:val="31"/>
+        <w:pStyle w:val="a1"/>
         <w:numPr>
           <w:ilvl w:val="0"/>
           <w:numId w:val="0"/>
@@ -8153,7 +8121,7 @@
     </w:p>
     <w:p>
       <w:pPr>
-        <w:pStyle w:val="31"/>
+        <w:pStyle w:val="a1"/>
         <w:numPr>
           <w:ilvl w:val="0"/>
           <w:numId w:val="0"/>
@@ -8174,7 +8142,7 @@
     </w:p>
     <w:p>
       <w:pPr>
-        <w:pStyle w:val="31"/>
+        <w:pStyle w:val="a1"/>
         <w:numPr>
           <w:ilvl w:val="0"/>
           <w:numId w:val="0"/>
@@ -8209,12 +8177,12 @@
     </w:p>
     <w:p>
       <w:pPr>
-        <w:pStyle w:val="31"/>
+        <w:pStyle w:val="a1"/>
         <w:numPr>
           <w:ilvl w:val="0"/>
           <w:numId w:val="12"/>
         </w:numPr>
-        <w:ind w:left="425" w:leftChars="0" w:hanging="425" w:firstLineChars="0"/>
+        <w:ind w:left="425" w:hanging="425" w:leftChars="0" w:firstLineChars="0"/>
         <w:rPr>
           <w:rFonts w:hint="default"/>
           <w:lang w:val="en-US" w:eastAsia="zh-CN"/>
@@ -8230,7 +8198,7 @@
     </w:p>
     <w:p>
       <w:pPr>
-        <w:pStyle w:val="31"/>
+        <w:pStyle w:val="a1"/>
         <w:numPr>
           <w:ilvl w:val="0"/>
           <w:numId w:val="0"/>
@@ -8251,7 +8219,7 @@
     </w:p>
     <w:p>
       <w:pPr>
-        <w:pStyle w:val="31"/>
+        <w:pStyle w:val="a1"/>
         <w:numPr>
           <w:ilvl w:val="0"/>
           <w:numId w:val="0"/>
@@ -8272,7 +8240,7 @@
     </w:p>
     <w:p>
       <w:pPr>
-        <w:pStyle w:val="31"/>
+        <w:pStyle w:val="a1"/>
         <w:rPr>
           <w:rFonts w:hint="default"/>
           <w:lang w:val="en-US" w:eastAsia="zh-CN"/>
@@ -8282,73 +8250,23 @@
     <w:sectPr>
       <w:pgSz w:w="11906" w:h="16838"/>
       <w:pgMar w:top="1440" w:right="1800" w:bottom="1440" w:left="1800" w:header="851" w:footer="992" w:gutter="0"/>
-      <w:cols w:space="425" w:num="1"/>
+      <w:cols w:num="1" w:space="425"/>
       <w:docGrid w:type="lines" w:linePitch="312" w:charSpace="0"/>
     </w:sectPr>
   </w:body>
 </w:document>
 </file>
 
-<file path=word/endnotes.xml><?xml version="1.0" encoding="utf-8"?>
-<w:endnotes xmlns:wpc="http://schemas.microsoft.com/office/word/2010/wordprocessingCanvas" xmlns:mc="http://schemas.openxmlformats.org/markup-compatibility/2006" xmlns:o="urn:schemas-microsoft-com:office:office" xmlns:r="http://schemas.openxmlformats.org/officeDocument/2006/relationships" xmlns:m="http://schemas.openxmlformats.org/officeDocument/2006/math" xmlns:v="urn:schemas-microsoft-com:vml" xmlns:wp14="http://schemas.microsoft.com/office/word/2010/wordprocessingDrawing" xmlns:wp="http://schemas.openxmlformats.org/drawingml/2006/wordprocessingDrawing" xmlns:w="http://schemas.openxmlformats.org/wordprocessingml/2006/main" xmlns:w14="http://schemas.microsoft.com/office/word/2010/wordml" xmlns:w15="http://schemas.microsoft.com/office/word/2012/wordml" xmlns:w10="urn:schemas-microsoft-com:office:word" xmlns:wpg="http://schemas.microsoft.com/office/word/2010/wordprocessingGroup" xmlns:wpi="http://schemas.microsoft.com/office/word/2010/wordprocessingInk" xmlns:wne="http://schemas.microsoft.com/office/word/2006/wordml" xmlns:wps="http://schemas.microsoft.com/office/word/2010/wordprocessingShape" xmlns:wpsCustomData="http://www.wps.cn/officeDocument/2013/wpsCustomData" mc:Ignorable="w14 w15 wp14">
-  <w:endnote w:type="separator" w:id="0">
-    <w:p>
-      <w:pPr>
-        <w:spacing w:line="240" w:lineRule="auto"/>
-      </w:pPr>
-      <w:r>
-        <w:separator/>
-      </w:r>
-    </w:p>
-  </w:endnote>
-  <w:endnote w:type="continuationSeparator" w:id="1">
-    <w:p>
-      <w:pPr>
-        <w:spacing w:line="240" w:lineRule="auto"/>
-      </w:pPr>
-      <w:r>
-        <w:continuationSeparator/>
-      </w:r>
-    </w:p>
-  </w:endnote>
-</w:endnotes>
-</file>
-
-<file path=word/footnotes.xml><?xml version="1.0" encoding="utf-8"?>
-<w:footnotes xmlns:wpc="http://schemas.microsoft.com/office/word/2010/wordprocessingCanvas" xmlns:mc="http://schemas.openxmlformats.org/markup-compatibility/2006" xmlns:o="urn:schemas-microsoft-com:office:office" xmlns:r="http://schemas.openxmlformats.org/officeDocument/2006/relationships" xmlns:m="http://schemas.openxmlformats.org/officeDocument/2006/math" xmlns:v="urn:schemas-microsoft-com:vml" xmlns:wp14="http://schemas.microsoft.com/office/word/2010/wordprocessingDrawing" xmlns:wp="http://schemas.openxmlformats.org/drawingml/2006/wordprocessingDrawing" xmlns:w="http://schemas.openxmlformats.org/wordprocessingml/2006/main" xmlns:w14="http://schemas.microsoft.com/office/word/2010/wordml" xmlns:w15="http://schemas.microsoft.com/office/word/2012/wordml" xmlns:w10="urn:schemas-microsoft-com:office:word" xmlns:wpg="http://schemas.microsoft.com/office/word/2010/wordprocessingGroup" xmlns:wpi="http://schemas.microsoft.com/office/word/2010/wordprocessingInk" xmlns:wne="http://schemas.microsoft.com/office/word/2006/wordml" xmlns:wps="http://schemas.microsoft.com/office/word/2010/wordprocessingShape" xmlns:wpsCustomData="http://www.wps.cn/officeDocument/2013/wpsCustomData" mc:Ignorable="w14 w15 wp14">
-  <w:footnote w:type="separator" w:id="0">
-    <w:p>
-      <w:pPr>
-        <w:spacing w:line="360" w:lineRule="auto"/>
-      </w:pPr>
-      <w:r>
-        <w:separator/>
-      </w:r>
-    </w:p>
-  </w:footnote>
-  <w:footnote w:type="continuationSeparator" w:id="1">
-    <w:p>
-      <w:pPr>
-        <w:spacing w:line="360" w:lineRule="auto"/>
-      </w:pPr>
-      <w:r>
-        <w:continuationSeparator/>
-      </w:r>
-    </w:p>
-  </w:footnote>
-</w:footnotes>
-</file>
-
 <file path=word/numbering.xml><?xml version="1.0" encoding="utf-8"?>
-<w:numbering xmlns:wpc="http://schemas.microsoft.com/office/word/2010/wordprocessingCanvas" xmlns:mc="http://schemas.openxmlformats.org/markup-compatibility/2006" xmlns:o="urn:schemas-microsoft-com:office:office" xmlns:r="http://schemas.openxmlformats.org/officeDocument/2006/relationships" xmlns:m="http://schemas.openxmlformats.org/officeDocument/2006/math" xmlns:v="urn:schemas-microsoft-com:vml" xmlns:wp14="http://schemas.microsoft.com/office/word/2010/wordprocessingDrawing" xmlns:wp="http://schemas.openxmlformats.org/drawingml/2006/wordprocessingDrawing" xmlns:w10="urn:schemas-microsoft-com:office:word" xmlns:w="http://schemas.openxmlformats.org/wordprocessingml/2006/main" xmlns:w14="http://schemas.microsoft.com/office/word/2010/wordml" xmlns:wpg="http://schemas.microsoft.com/office/word/2010/wordprocessingGroup" xmlns:wpi="http://schemas.microsoft.com/office/word/2010/wordprocessingInk" xmlns:wne="http://schemas.microsoft.com/office/word/2006/wordml" xmlns:wps="http://schemas.microsoft.com/office/word/2010/wordprocessingShape" xmlns:wpsCustomData="http://www.wps.cn/officeDocument/2013/wpsCustomData" mc:Ignorable="w14 wp14">
+<w:numbering xmlns:wpc="http://schemas.microsoft.com/office/word/2010/wordprocessingCanvas" xmlns:mc="http://schemas.openxmlformats.org/markup-compatibility/2006" xmlns:o="urn:schemas-microsoft-com:office:office" xmlns:r="http://schemas.openxmlformats.org/officeDocument/2006/relationships" xmlns:m="http://schemas.openxmlformats.org/officeDocument/2006/math" xmlns:v="urn:schemas-microsoft-com:vml" xmlns:wp14="http://schemas.microsoft.com/office/word/2010/wordprocessingDrawing" xmlns:wp="http://schemas.openxmlformats.org/drawingml/2006/wordprocessingDrawing" xmlns:w10="urn:schemas-microsoft-com:office:word" xmlns:w="http://schemas.openxmlformats.org/wordprocessingml/2006/main" xmlns:w14="http://schemas.microsoft.com/office/word/2010/wordml" xmlns:w15="http://schemas.microsoft.com/office/word/2012/wordml" xmlns:wne="http://schemas.microsoft.com/office/word/2006/wordml" xmlns:wpg="http://schemas.microsoft.com/office/word/2010/wordprocessingGroup" xmlns:wpi="http://schemas.microsoft.com/office/word/2010/wordprocessingInk" xmlns:wps="http://schemas.microsoft.com/office/word/2010/wordprocessingShape" mc:Ignorable="w14 w15 wp14">
   <w:abstractNum w:abstractNumId="0">
     <w:nsid w:val="8E964DCE"/>
     <w:multiLevelType w:val="multilevel"/>
     <w:tmpl w:val="8E964DCE"/>
-    <w:lvl w:ilvl="0" w:tentative="0">
+    <w:lvl w:ilvl="0">
       <w:start w:val="1"/>
       <w:numFmt w:val="decimal"/>
-      <w:pStyle w:val="2"/>
+      <w:pStyle w:val="Heading1"/>
       <w:lvlText w:val="%1."/>
       <w:lvlJc w:val="left"/>
       <w:pPr>
@@ -8358,10 +8276,10 @@
         <w:rFonts w:hint="default"/>
       </w:rPr>
     </w:lvl>
-    <w:lvl w:ilvl="1" w:tentative="0">
+    <w:lvl w:ilvl="1">
       <w:start w:val="1"/>
       <w:numFmt w:val="decimal"/>
-      <w:pStyle w:val="3"/>
+      <w:pStyle w:val="Heading2"/>
       <w:lvlText w:val="%1.%2."/>
       <w:lvlJc w:val="left"/>
       <w:pPr>
@@ -8371,10 +8289,10 @@
         <w:rFonts w:hint="default"/>
       </w:rPr>
     </w:lvl>
-    <w:lvl w:ilvl="2" w:tentative="0">
+    <w:lvl w:ilvl="2">
       <w:start w:val="1"/>
       <w:numFmt w:val="decimal"/>
-      <w:pStyle w:val="4"/>
+      <w:pStyle w:val="Heading3"/>
       <w:lvlText w:val="%1.%2.%3."/>
       <w:lvlJc w:val="left"/>
       <w:pPr>
@@ -8384,10 +8302,10 @@
         <w:rFonts w:hint="default"/>
       </w:rPr>
     </w:lvl>
-    <w:lvl w:ilvl="3" w:tentative="0">
+    <w:lvl w:ilvl="3">
       <w:start w:val="1"/>
       <w:numFmt w:val="decimal"/>
-      <w:pStyle w:val="5"/>
+      <w:pStyle w:val="Heading4"/>
       <w:lvlText w:val="%1.%2.%3.%4."/>
       <w:lvlJc w:val="left"/>
       <w:pPr>
@@ -8397,10 +8315,10 @@
         <w:rFonts w:hint="default"/>
       </w:rPr>
     </w:lvl>
-    <w:lvl w:ilvl="4" w:tentative="0">
+    <w:lvl w:ilvl="4">
       <w:start w:val="1"/>
       <w:numFmt w:val="decimal"/>
-      <w:pStyle w:val="6"/>
+      <w:pStyle w:val="Heading5"/>
       <w:lvlText w:val="%1.%2.%3.%4.%5."/>
       <w:lvlJc w:val="left"/>
       <w:pPr>
@@ -8410,10 +8328,10 @@
         <w:rFonts w:hint="default"/>
       </w:rPr>
     </w:lvl>
-    <w:lvl w:ilvl="5" w:tentative="0">
+    <w:lvl w:ilvl="5">
       <w:start w:val="1"/>
       <w:numFmt w:val="decimal"/>
-      <w:pStyle w:val="7"/>
+      <w:pStyle w:val="Heading6"/>
       <w:lvlText w:val="%1.%2.%3.%4.%5.%6."/>
       <w:lvlJc w:val="left"/>
       <w:pPr>
@@ -8423,10 +8341,10 @@
         <w:rFonts w:hint="default"/>
       </w:rPr>
     </w:lvl>
-    <w:lvl w:ilvl="6" w:tentative="0">
+    <w:lvl w:ilvl="6">
       <w:start w:val="1"/>
       <w:numFmt w:val="decimal"/>
-      <w:pStyle w:val="8"/>
+      <w:pStyle w:val="Heading7"/>
       <w:lvlText w:val="%1.%2.%3.%4.%5.%6.%7."/>
       <w:lvlJc w:val="left"/>
       <w:pPr>
@@ -8436,10 +8354,10 @@
         <w:rFonts w:hint="default"/>
       </w:rPr>
     </w:lvl>
-    <w:lvl w:ilvl="7" w:tentative="0">
+    <w:lvl w:ilvl="7">
       <w:start w:val="1"/>
       <w:numFmt w:val="decimal"/>
-      <w:pStyle w:val="9"/>
+      <w:pStyle w:val="Heading8"/>
       <w:lvlText w:val="%1.%2.%3.%4.%5.%6.%7.%8."/>
       <w:lvlJc w:val="left"/>
       <w:pPr>
@@ -8449,10 +8367,10 @@
         <w:rFonts w:hint="default"/>
       </w:rPr>
     </w:lvl>
-    <w:lvl w:ilvl="8" w:tentative="0">
+    <w:lvl w:ilvl="8">
       <w:start w:val="1"/>
       <w:numFmt w:val="decimal"/>
-      <w:pStyle w:val="10"/>
+      <w:pStyle w:val="Heading9"/>
       <w:lvlText w:val="%1.%2.%3.%4.%5.%6.%7.%8.%9."/>
       <w:lvlJc w:val="left"/>
       <w:pPr>
@@ -8467,7 +8385,7 @@
     <w:nsid w:val="9BEDB2D3"/>
     <w:multiLevelType w:val="singleLevel"/>
     <w:tmpl w:val="9BEDB2D3"/>
-    <w:lvl w:ilvl="0" w:tentative="0">
+    <w:lvl w:ilvl="0">
       <w:start w:val="1"/>
       <w:numFmt w:val="decimal"/>
       <w:lvlText w:val="%1."/>
@@ -8484,7 +8402,7 @@
     <w:nsid w:val="B5290608"/>
     <w:multiLevelType w:val="singleLevel"/>
     <w:tmpl w:val="B5290608"/>
-    <w:lvl w:ilvl="0" w:tentative="0">
+    <w:lvl w:ilvl="0">
       <w:start w:val="1"/>
       <w:numFmt w:val="decimal"/>
       <w:lvlText w:val="%1."/>
@@ -8501,7 +8419,7 @@
     <w:nsid w:val="C5C02BC4"/>
     <w:multiLevelType w:val="singleLevel"/>
     <w:tmpl w:val="C5C02BC4"/>
-    <w:lvl w:ilvl="0" w:tentative="0">
+    <w:lvl w:ilvl="0">
       <w:start w:val="1"/>
       <w:numFmt w:val="decimal"/>
       <w:lvlText w:val="%1."/>
@@ -8518,7 +8436,7 @@
     <w:nsid w:val="C6A1D19C"/>
     <w:multiLevelType w:val="singleLevel"/>
     <w:tmpl w:val="C6A1D19C"/>
-    <w:lvl w:ilvl="0" w:tentative="0">
+    <w:lvl w:ilvl="0">
       <w:start w:val="1"/>
       <w:numFmt w:val="decimal"/>
       <w:lvlText w:val="%1."/>
@@ -8535,7 +8453,7 @@
     <w:nsid w:val="CCB07766"/>
     <w:multiLevelType w:val="singleLevel"/>
     <w:tmpl w:val="CCB07766"/>
-    <w:lvl w:ilvl="0" w:tentative="0">
+    <w:lvl w:ilvl="0">
       <w:start w:val="1"/>
       <w:numFmt w:val="decimal"/>
       <w:lvlText w:val="%1."/>
@@ -8552,7 +8470,7 @@
     <w:nsid w:val="EB9A7FFD"/>
     <w:multiLevelType w:val="singleLevel"/>
     <w:tmpl w:val="EB9A7FFD"/>
-    <w:lvl w:ilvl="0" w:tentative="0">
+    <w:lvl w:ilvl="0">
       <w:start w:val="1"/>
       <w:numFmt w:val="decimal"/>
       <w:lvlText w:val="%1."/>
@@ -8569,7 +8487,7 @@
     <w:nsid w:val="F0DF0097"/>
     <w:multiLevelType w:val="singleLevel"/>
     <w:tmpl w:val="F0DF0097"/>
-    <w:lvl w:ilvl="0" w:tentative="0">
+    <w:lvl w:ilvl="0">
       <w:start w:val="1"/>
       <w:numFmt w:val="decimal"/>
       <w:lvlText w:val="%1."/>
@@ -8586,7 +8504,7 @@
     <w:nsid w:val="2AFE8ACB"/>
     <w:multiLevelType w:val="singleLevel"/>
     <w:tmpl w:val="2AFE8ACB"/>
-    <w:lvl w:ilvl="0" w:tentative="0">
+    <w:lvl w:ilvl="0">
       <w:start w:val="1"/>
       <w:numFmt w:val="decimal"/>
       <w:lvlText w:val="%1."/>
@@ -8603,7 +8521,7 @@
     <w:nsid w:val="556DF505"/>
     <w:multiLevelType w:val="singleLevel"/>
     <w:tmpl w:val="556DF505"/>
-    <w:lvl w:ilvl="0" w:tentative="0">
+    <w:lvl w:ilvl="0">
       <w:start w:val="1"/>
       <w:numFmt w:val="decimal"/>
       <w:lvlText w:val="%1."/>
@@ -8620,7 +8538,7 @@
     <w:nsid w:val="60993735"/>
     <w:multiLevelType w:val="singleLevel"/>
     <w:tmpl w:val="60993735"/>
-    <w:lvl w:ilvl="0" w:tentative="0">
+    <w:lvl w:ilvl="0">
       <w:start w:val="1"/>
       <w:numFmt w:val="decimal"/>
       <w:lvlText w:val="%1."/>
@@ -8637,7 +8555,7 @@
     <w:nsid w:val="74CB9FA5"/>
     <w:multiLevelType w:val="singleLevel"/>
     <w:tmpl w:val="74CB9FA5"/>
-    <w:lvl w:ilvl="0" w:tentative="0">
+    <w:lvl w:ilvl="0">
       <w:start w:val="1"/>
       <w:numFmt w:val="decimal"/>
       <w:lvlText w:val="%1."/>
@@ -8690,269 +8608,267 @@
 </file>
 
 <file path=word/styles.xml><?xml version="1.0" encoding="utf-8"?>
-<w:styles xmlns:mc="http://schemas.openxmlformats.org/markup-compatibility/2006" xmlns:o="urn:schemas-microsoft-com:office:office" xmlns:r="http://schemas.openxmlformats.org/officeDocument/2006/relationships" xmlns:m="http://schemas.openxmlformats.org/officeDocument/2006/math" xmlns:v="urn:schemas-microsoft-com:vml" xmlns:w="http://schemas.openxmlformats.org/wordprocessingml/2006/main" xmlns:w14="http://schemas.microsoft.com/office/word/2010/wordml" xmlns:w10="urn:schemas-microsoft-com:office:word" xmlns:sl="http://schemas.openxmlformats.org/schemaLibrary/2006/main" xmlns:wpsCustomData="http://www.wps.cn/officeDocument/2013/wpsCustomData" mc:Ignorable="w14">
+<w:styles xmlns:mc="http://schemas.openxmlformats.org/markup-compatibility/2006" xmlns:r="http://schemas.openxmlformats.org/officeDocument/2006/relationships" xmlns:w="http://schemas.openxmlformats.org/wordprocessingml/2006/main" xmlns:w14="http://schemas.microsoft.com/office/word/2010/wordml" xmlns:w15="http://schemas.microsoft.com/office/word/2012/wordml" mc:Ignorable="w14 w15">
   <w:docDefaults>
     <w:rPrDefault>
       <w:rPr>
-        <w:rFonts w:ascii="Times New Roman" w:hAnsi="Times New Roman" w:eastAsia="宋体" w:cs="Times New Roman"/>
+        <w:rFonts w:ascii="Times New Roman" w:eastAsia="宋体" w:hAnsi="Times New Roman" w:cs="Times New Roman"/>
       </w:rPr>
     </w:rPrDefault>
     <w:pPrDefault/>
   </w:docDefaults>
-  <w:latentStyles w:count="260" w:defQFormat="0" w:defUnhideWhenUsed="1" w:defSemiHidden="1" w:defUIPriority="99" w:defLockedState="0">
-    <w:lsdException w:qFormat="1" w:unhideWhenUsed="0" w:uiPriority="0" w:semiHidden="0" w:name="Normal"/>
-    <w:lsdException w:qFormat="1" w:unhideWhenUsed="0" w:uiPriority="0" w:semiHidden="0" w:name="heading 1"/>
-    <w:lsdException w:qFormat="1" w:uiPriority="0" w:semiHidden="0" w:name="heading 2"/>
-    <w:lsdException w:qFormat="1" w:uiPriority="0" w:name="heading 3"/>
-    <w:lsdException w:qFormat="1" w:uiPriority="0" w:semiHidden="0" w:name="heading 4"/>
-    <w:lsdException w:qFormat="1" w:uiPriority="0" w:name="heading 5"/>
-    <w:lsdException w:qFormat="1" w:uiPriority="0" w:name="heading 6"/>
-    <w:lsdException w:qFormat="1" w:uiPriority="0" w:name="heading 7"/>
-    <w:lsdException w:qFormat="1" w:uiPriority="0" w:name="heading 8"/>
-    <w:lsdException w:qFormat="1" w:uiPriority="0" w:name="heading 9"/>
-    <w:lsdException w:unhideWhenUsed="0" w:uiPriority="0" w:semiHidden="0" w:name="index 1"/>
-    <w:lsdException w:unhideWhenUsed="0" w:uiPriority="0" w:semiHidden="0" w:name="index 2"/>
-    <w:lsdException w:unhideWhenUsed="0" w:uiPriority="0" w:semiHidden="0" w:name="index 3"/>
-    <w:lsdException w:unhideWhenUsed="0" w:uiPriority="0" w:semiHidden="0" w:name="index 4"/>
-    <w:lsdException w:unhideWhenUsed="0" w:uiPriority="0" w:semiHidden="0" w:name="index 5"/>
-    <w:lsdException w:unhideWhenUsed="0" w:uiPriority="0" w:semiHidden="0" w:name="index 6"/>
-    <w:lsdException w:unhideWhenUsed="0" w:uiPriority="0" w:semiHidden="0" w:name="index 7"/>
-    <w:lsdException w:unhideWhenUsed="0" w:uiPriority="0" w:semiHidden="0" w:name="index 8"/>
-    <w:lsdException w:unhideWhenUsed="0" w:uiPriority="0" w:semiHidden="0" w:name="index 9"/>
-    <w:lsdException w:qFormat="1" w:unhideWhenUsed="0" w:uiPriority="0" w:semiHidden="0" w:name="toc 1"/>
-    <w:lsdException w:qFormat="1" w:unhideWhenUsed="0" w:uiPriority="0" w:semiHidden="0" w:name="toc 2"/>
-    <w:lsdException w:qFormat="1" w:unhideWhenUsed="0" w:uiPriority="0" w:semiHidden="0" w:name="toc 3"/>
-    <w:lsdException w:unhideWhenUsed="0" w:uiPriority="0" w:semiHidden="0" w:name="toc 4"/>
-    <w:lsdException w:unhideWhenUsed="0" w:uiPriority="0" w:semiHidden="0" w:name="toc 5"/>
-    <w:lsdException w:unhideWhenUsed="0" w:uiPriority="0" w:semiHidden="0" w:name="toc 6"/>
-    <w:lsdException w:unhideWhenUsed="0" w:uiPriority="0" w:semiHidden="0" w:name="toc 7"/>
-    <w:lsdException w:unhideWhenUsed="0" w:uiPriority="0" w:semiHidden="0" w:name="toc 8"/>
-    <w:lsdException w:unhideWhenUsed="0" w:uiPriority="0" w:semiHidden="0" w:name="toc 9"/>
-    <w:lsdException w:unhideWhenUsed="0" w:uiPriority="0" w:semiHidden="0" w:name="Normal Indent"/>
-    <w:lsdException w:unhideWhenUsed="0" w:uiPriority="0" w:semiHidden="0" w:name="footnote text"/>
-    <w:lsdException w:qFormat="1" w:unhideWhenUsed="0" w:uiPriority="0" w:semiHidden="0" w:name="annotation text"/>
-    <w:lsdException w:qFormat="1" w:unhideWhenUsed="0" w:uiPriority="0" w:semiHidden="0" w:name="header"/>
-    <w:lsdException w:qFormat="1" w:unhideWhenUsed="0" w:uiPriority="0" w:semiHidden="0" w:name="footer"/>
-    <w:lsdException w:unhideWhenUsed="0" w:uiPriority="0" w:semiHidden="0" w:name="index heading"/>
-    <w:lsdException w:qFormat="1" w:uiPriority="0" w:name="caption"/>
-    <w:lsdException w:qFormat="1" w:unhideWhenUsed="0" w:uiPriority="0" w:semiHidden="0" w:name="table of figures"/>
-    <w:lsdException w:unhideWhenUsed="0" w:uiPriority="0" w:semiHidden="0" w:name="envelope address"/>
-    <w:lsdException w:unhideWhenUsed="0" w:uiPriority="0" w:semiHidden="0" w:name="envelope return"/>
-    <w:lsdException w:unhideWhenUsed="0" w:uiPriority="0" w:semiHidden="0" w:name="footnote reference"/>
-    <w:lsdException w:unhideWhenUsed="0" w:uiPriority="0" w:semiHidden="0" w:name="annotation reference"/>
-    <w:lsdException w:unhideWhenUsed="0" w:uiPriority="0" w:semiHidden="0" w:name="line number"/>
-    <w:lsdException w:unhideWhenUsed="0" w:uiPriority="0" w:semiHidden="0" w:name="page number"/>
-    <w:lsdException w:unhideWhenUsed="0" w:uiPriority="0" w:semiHidden="0" w:name="endnote reference"/>
-    <w:lsdException w:unhideWhenUsed="0" w:uiPriority="0" w:semiHidden="0" w:name="endnote text"/>
-    <w:lsdException w:unhideWhenUsed="0" w:uiPriority="0" w:semiHidden="0" w:name="table of authorities"/>
-    <w:lsdException w:unhideWhenUsed="0" w:uiPriority="0" w:semiHidden="0" w:name="macro"/>
-    <w:lsdException w:unhideWhenUsed="0" w:uiPriority="0" w:semiHidden="0" w:name="toa heading"/>
-    <w:lsdException w:unhideWhenUsed="0" w:uiPriority="0" w:semiHidden="0" w:name="List"/>
-    <w:lsdException w:unhideWhenUsed="0" w:uiPriority="0" w:semiHidden="0" w:name="List Bullet"/>
-    <w:lsdException w:unhideWhenUsed="0" w:uiPriority="0" w:semiHidden="0" w:name="List Number"/>
-    <w:lsdException w:unhideWhenUsed="0" w:uiPriority="0" w:semiHidden="0" w:name="List 2"/>
-    <w:lsdException w:unhideWhenUsed="0" w:uiPriority="0" w:semiHidden="0" w:name="List 3"/>
-    <w:lsdException w:unhideWhenUsed="0" w:uiPriority="0" w:semiHidden="0" w:name="List 4"/>
-    <w:lsdException w:unhideWhenUsed="0" w:uiPriority="0" w:semiHidden="0" w:name="List 5"/>
-    <w:lsdException w:unhideWhenUsed="0" w:uiPriority="0" w:semiHidden="0" w:name="List Bullet 2"/>
-    <w:lsdException w:unhideWhenUsed="0" w:uiPriority="0" w:semiHidden="0" w:name="List Bullet 3"/>
-    <w:lsdException w:unhideWhenUsed="0" w:uiPriority="0" w:semiHidden="0" w:name="List Bullet 4"/>
-    <w:lsdException w:unhideWhenUsed="0" w:uiPriority="0" w:semiHidden="0" w:name="List Bullet 5"/>
-    <w:lsdException w:unhideWhenUsed="0" w:uiPriority="0" w:semiHidden="0" w:name="List Number 2"/>
-    <w:lsdException w:unhideWhenUsed="0" w:uiPriority="0" w:semiHidden="0" w:name="List Number 3"/>
-    <w:lsdException w:unhideWhenUsed="0" w:uiPriority="0" w:semiHidden="0" w:name="List Number 4"/>
-    <w:lsdException w:unhideWhenUsed="0" w:uiPriority="0" w:semiHidden="0" w:name="List Number 5"/>
-    <w:lsdException w:qFormat="1" w:unhideWhenUsed="0" w:uiPriority="0" w:semiHidden="0" w:name="Title"/>
-    <w:lsdException w:unhideWhenUsed="0" w:uiPriority="0" w:semiHidden="0" w:name="Closing"/>
-    <w:lsdException w:unhideWhenUsed="0" w:uiPriority="0" w:semiHidden="0" w:name="Signature"/>
-    <w:lsdException w:qFormat="1" w:unhideWhenUsed="0" w:uiPriority="0" w:name="Default Paragraph Font"/>
-    <w:lsdException w:qFormat="1" w:unhideWhenUsed="0" w:uiPriority="0" w:name="Body Text"/>
-    <w:lsdException w:unhideWhenUsed="0" w:uiPriority="0" w:semiHidden="0" w:name="Body Text Indent"/>
-    <w:lsdException w:unhideWhenUsed="0" w:uiPriority="0" w:semiHidden="0" w:name="List Continue"/>
-    <w:lsdException w:unhideWhenUsed="0" w:uiPriority="0" w:semiHidden="0" w:name="List Continue 2"/>
-    <w:lsdException w:unhideWhenUsed="0" w:uiPriority="0" w:semiHidden="0" w:name="List Continue 3"/>
-    <w:lsdException w:unhideWhenUsed="0" w:uiPriority="0" w:semiHidden="0" w:name="List Continue 4"/>
-    <w:lsdException w:unhideWhenUsed="0" w:uiPriority="0" w:semiHidden="0" w:name="List Continue 5"/>
-    <w:lsdException w:unhideWhenUsed="0" w:uiPriority="0" w:semiHidden="0" w:name="Message Header"/>
-    <w:lsdException w:qFormat="1" w:unhideWhenUsed="0" w:uiPriority="0" w:semiHidden="0" w:name="Subtitle"/>
-    <w:lsdException w:unhideWhenUsed="0" w:uiPriority="0" w:semiHidden="0" w:name="Salutation"/>
-    <w:lsdException w:unhideWhenUsed="0" w:uiPriority="0" w:semiHidden="0" w:name="Date"/>
-    <w:lsdException w:unhideWhenUsed="0" w:uiPriority="0" w:semiHidden="0" w:name="Body Text First Indent"/>
-    <w:lsdException w:unhideWhenUsed="0" w:uiPriority="0" w:semiHidden="0" w:name="Body Text First Indent 2"/>
-    <w:lsdException w:uiPriority="99" w:name="Note Heading"/>
-    <w:lsdException w:unhideWhenUsed="0" w:uiPriority="0" w:semiHidden="0" w:name="Body Text 2"/>
-    <w:lsdException w:unhideWhenUsed="0" w:uiPriority="0" w:semiHidden="0" w:name="Body Text 3"/>
-    <w:lsdException w:unhideWhenUsed="0" w:uiPriority="0" w:semiHidden="0" w:name="Body Text Indent 2"/>
-    <w:lsdException w:unhideWhenUsed="0" w:uiPriority="0" w:semiHidden="0" w:name="Body Text Indent 3"/>
-    <w:lsdException w:unhideWhenUsed="0" w:uiPriority="0" w:semiHidden="0" w:name="Block Text"/>
-    <w:lsdException w:unhideWhenUsed="0" w:uiPriority="0" w:semiHidden="0" w:name="Hyperlink"/>
-    <w:lsdException w:unhideWhenUsed="0" w:uiPriority="0" w:semiHidden="0" w:name="FollowedHyperlink"/>
-    <w:lsdException w:qFormat="1" w:unhideWhenUsed="0" w:uiPriority="0" w:semiHidden="0" w:name="Strong"/>
-    <w:lsdException w:qFormat="1" w:unhideWhenUsed="0" w:uiPriority="0" w:semiHidden="0" w:name="Emphasis"/>
-    <w:lsdException w:unhideWhenUsed="0" w:uiPriority="0" w:semiHidden="0" w:name="Document Map"/>
-    <w:lsdException w:unhideWhenUsed="0" w:uiPriority="0" w:semiHidden="0" w:name="Plain Text"/>
-    <w:lsdException w:unhideWhenUsed="0" w:uiPriority="0" w:semiHidden="0" w:name="E-mail Signature"/>
-    <w:lsdException w:qFormat="1" w:unhideWhenUsed="0" w:uiPriority="0" w:semiHidden="0" w:name="Normal (Web)"/>
-    <w:lsdException w:unhideWhenUsed="0" w:uiPriority="0" w:semiHidden="0" w:name="HTML Acronym"/>
-    <w:lsdException w:unhideWhenUsed="0" w:uiPriority="0" w:semiHidden="0" w:name="HTML Address"/>
-    <w:lsdException w:unhideWhenUsed="0" w:uiPriority="0" w:semiHidden="0" w:name="HTML Cite"/>
-    <w:lsdException w:unhideWhenUsed="0" w:uiPriority="0" w:semiHidden="0" w:name="HTML Code"/>
-    <w:lsdException w:unhideWhenUsed="0" w:uiPriority="0" w:semiHidden="0" w:name="HTML Definition"/>
-    <w:lsdException w:unhideWhenUsed="0" w:uiPriority="0" w:semiHidden="0" w:name="HTML Keyboard"/>
-    <w:lsdException w:qFormat="1" w:unhideWhenUsed="0" w:uiPriority="0" w:semiHidden="0" w:name="HTML Preformatted"/>
-    <w:lsdException w:unhideWhenUsed="0" w:uiPriority="0" w:semiHidden="0" w:name="HTML Sample"/>
-    <w:lsdException w:unhideWhenUsed="0" w:uiPriority="0" w:semiHidden="0" w:name="HTML Typewriter"/>
-    <w:lsdException w:unhideWhenUsed="0" w:uiPriority="0" w:semiHidden="0" w:name="HTML Variable"/>
-    <w:lsdException w:qFormat="1" w:unhideWhenUsed="0" w:uiPriority="0" w:name="Normal Table"/>
-    <w:lsdException w:unhideWhenUsed="0" w:uiPriority="0" w:semiHidden="0" w:name="annotation subject"/>
-    <w:lsdException w:unhideWhenUsed="0" w:uiPriority="0" w:semiHidden="0" w:name="Table Simple 1"/>
-    <w:lsdException w:unhideWhenUsed="0" w:uiPriority="0" w:semiHidden="0" w:name="Table Simple 2"/>
-    <w:lsdException w:unhideWhenUsed="0" w:uiPriority="0" w:semiHidden="0" w:name="Table Simple 3"/>
-    <w:lsdException w:unhideWhenUsed="0" w:uiPriority="0" w:semiHidden="0" w:name="Table Classic 1"/>
-    <w:lsdException w:unhideWhenUsed="0" w:uiPriority="0" w:semiHidden="0" w:name="Table Classic 2"/>
-    <w:lsdException w:unhideWhenUsed="0" w:uiPriority="0" w:semiHidden="0" w:name="Table Classic 3"/>
-    <w:lsdException w:unhideWhenUsed="0" w:uiPriority="0" w:semiHidden="0" w:name="Table Classic 4"/>
-    <w:lsdException w:unhideWhenUsed="0" w:uiPriority="0" w:semiHidden="0" w:name="Table Colorful 1"/>
-    <w:lsdException w:unhideWhenUsed="0" w:uiPriority="0" w:semiHidden="0" w:name="Table Colorful 2"/>
-    <w:lsdException w:unhideWhenUsed="0" w:uiPriority="0" w:semiHidden="0" w:name="Table Colorful 3"/>
-    <w:lsdException w:unhideWhenUsed="0" w:uiPriority="0" w:semiHidden="0" w:name="Table Columns 1"/>
-    <w:lsdException w:unhideWhenUsed="0" w:uiPriority="0" w:semiHidden="0" w:name="Table Columns 2"/>
-    <w:lsdException w:unhideWhenUsed="0" w:uiPriority="0" w:semiHidden="0" w:name="Table Columns 3"/>
-    <w:lsdException w:unhideWhenUsed="0" w:uiPriority="0" w:semiHidden="0" w:name="Table Columns 4"/>
-    <w:lsdException w:unhideWhenUsed="0" w:uiPriority="0" w:semiHidden="0" w:name="Table Columns 5"/>
-    <w:lsdException w:unhideWhenUsed="0" w:uiPriority="0" w:semiHidden="0" w:name="Table Grid 1"/>
-    <w:lsdException w:unhideWhenUsed="0" w:uiPriority="0" w:semiHidden="0" w:name="Table Grid 2"/>
-    <w:lsdException w:unhideWhenUsed="0" w:uiPriority="0" w:semiHidden="0" w:name="Table Grid 3"/>
-    <w:lsdException w:unhideWhenUsed="0" w:uiPriority="0" w:semiHidden="0" w:name="Table Grid 4"/>
-    <w:lsdException w:unhideWhenUsed="0" w:uiPriority="0" w:semiHidden="0" w:name="Table Grid 5"/>
-    <w:lsdException w:unhideWhenUsed="0" w:uiPriority="0" w:semiHidden="0" w:name="Table Grid 6"/>
-    <w:lsdException w:unhideWhenUsed="0" w:uiPriority="0" w:semiHidden="0" w:name="Table Grid 7"/>
-    <w:lsdException w:unhideWhenUsed="0" w:uiPriority="0" w:semiHidden="0" w:name="Table Grid 8"/>
-    <w:lsdException w:unhideWhenUsed="0" w:uiPriority="0" w:semiHidden="0" w:name="Table List 1"/>
-    <w:lsdException w:unhideWhenUsed="0" w:uiPriority="0" w:semiHidden="0" w:name="Table List 2"/>
-    <w:lsdException w:unhideWhenUsed="0" w:uiPriority="0" w:semiHidden="0" w:name="Table List 3"/>
-    <w:lsdException w:unhideWhenUsed="0" w:uiPriority="0" w:semiHidden="0" w:name="Table List 4"/>
-    <w:lsdException w:unhideWhenUsed="0" w:uiPriority="0" w:semiHidden="0" w:name="Table List 5"/>
-    <w:lsdException w:unhideWhenUsed="0" w:uiPriority="0" w:semiHidden="0" w:name="Table List 6"/>
-    <w:lsdException w:unhideWhenUsed="0" w:uiPriority="0" w:semiHidden="0" w:name="Table List 7"/>
-    <w:lsdException w:unhideWhenUsed="0" w:uiPriority="0" w:semiHidden="0" w:name="Table List 8"/>
-    <w:lsdException w:unhideWhenUsed="0" w:uiPriority="0" w:semiHidden="0" w:name="Table 3D effects 1"/>
-    <w:lsdException w:unhideWhenUsed="0" w:uiPriority="0" w:semiHidden="0" w:name="Table 3D effects 2"/>
-    <w:lsdException w:unhideWhenUsed="0" w:uiPriority="0" w:semiHidden="0" w:name="Table 3D effects 3"/>
-    <w:lsdException w:unhideWhenUsed="0" w:uiPriority="0" w:semiHidden="0" w:name="Table Contemporary"/>
-    <w:lsdException w:unhideWhenUsed="0" w:uiPriority="0" w:semiHidden="0" w:name="Table Elegant"/>
-    <w:lsdException w:unhideWhenUsed="0" w:uiPriority="0" w:semiHidden="0" w:name="Table Professional"/>
-    <w:lsdException w:unhideWhenUsed="0" w:uiPriority="0" w:semiHidden="0" w:name="Table Subtle 1"/>
-    <w:lsdException w:unhideWhenUsed="0" w:uiPriority="0" w:semiHidden="0" w:name="Table Subtle 2"/>
-    <w:lsdException w:unhideWhenUsed="0" w:uiPriority="0" w:semiHidden="0" w:name="Table Web 1"/>
-    <w:lsdException w:unhideWhenUsed="0" w:uiPriority="0" w:semiHidden="0" w:name="Table Web 2"/>
-    <w:lsdException w:unhideWhenUsed="0" w:uiPriority="0" w:semiHidden="0" w:name="Table Web 3"/>
-    <w:lsdException w:unhideWhenUsed="0" w:uiPriority="0" w:semiHidden="0" w:name="Balloon Text"/>
-    <w:lsdException w:qFormat="1" w:unhideWhenUsed="0" w:uiPriority="0" w:semiHidden="0" w:name="Table Grid"/>
-    <w:lsdException w:unhideWhenUsed="0" w:uiPriority="0" w:semiHidden="0" w:name="Table Theme"/>
-    <w:lsdException w:unhideWhenUsed="0" w:uiPriority="60" w:semiHidden="0" w:name="Light Shading"/>
-    <w:lsdException w:unhideWhenUsed="0" w:uiPriority="61" w:semiHidden="0" w:name="Light List"/>
-    <w:lsdException w:unhideWhenUsed="0" w:uiPriority="62" w:semiHidden="0" w:name="Light Grid"/>
-    <w:lsdException w:unhideWhenUsed="0" w:uiPriority="63" w:semiHidden="0" w:name="Medium Shading 1"/>
-    <w:lsdException w:unhideWhenUsed="0" w:uiPriority="64" w:semiHidden="0" w:name="Medium Shading 2"/>
-    <w:lsdException w:unhideWhenUsed="0" w:uiPriority="65" w:semiHidden="0" w:name="Medium List 1"/>
-    <w:lsdException w:unhideWhenUsed="0" w:uiPriority="66" w:semiHidden="0" w:name="Medium List 2"/>
-    <w:lsdException w:unhideWhenUsed="0" w:uiPriority="67" w:semiHidden="0" w:name="Medium Grid 1"/>
-    <w:lsdException w:unhideWhenUsed="0" w:uiPriority="68" w:semiHidden="0" w:name="Medium Grid 2"/>
-    <w:lsdException w:unhideWhenUsed="0" w:uiPriority="69" w:semiHidden="0" w:name="Medium Grid 3"/>
-    <w:lsdException w:unhideWhenUsed="0" w:uiPriority="70" w:semiHidden="0" w:name="Dark List"/>
-    <w:lsdException w:unhideWhenUsed="0" w:uiPriority="71" w:semiHidden="0" w:name="Colorful Shading"/>
-    <w:lsdException w:unhideWhenUsed="0" w:uiPriority="72" w:semiHidden="0" w:name="Colorful List"/>
-    <w:lsdException w:unhideWhenUsed="0" w:uiPriority="73" w:semiHidden="0" w:name="Colorful Grid"/>
-    <w:lsdException w:unhideWhenUsed="0" w:uiPriority="60" w:semiHidden="0" w:name="Light Shading Accent 1"/>
-    <w:lsdException w:unhideWhenUsed="0" w:uiPriority="61" w:semiHidden="0" w:name="Light List Accent 1"/>
-    <w:lsdException w:unhideWhenUsed="0" w:uiPriority="62" w:semiHidden="0" w:name="Light Grid Accent 1"/>
-    <w:lsdException w:unhideWhenUsed="0" w:uiPriority="63" w:semiHidden="0" w:name="Medium Shading 1 Accent 1"/>
-    <w:lsdException w:unhideWhenUsed="0" w:uiPriority="64" w:semiHidden="0" w:name="Medium Shading 2 Accent 1"/>
-    <w:lsdException w:unhideWhenUsed="0" w:uiPriority="65" w:semiHidden="0" w:name="Medium List 1 Accent 1"/>
-    <w:lsdException w:unhideWhenUsed="0" w:uiPriority="66" w:semiHidden="0" w:name="Medium List 2 Accent 1"/>
-    <w:lsdException w:unhideWhenUsed="0" w:uiPriority="67" w:semiHidden="0" w:name="Medium Grid 1 Accent 1"/>
-    <w:lsdException w:unhideWhenUsed="0" w:uiPriority="68" w:semiHidden="0" w:name="Medium Grid 2 Accent 1"/>
-    <w:lsdException w:unhideWhenUsed="0" w:uiPriority="69" w:semiHidden="0" w:name="Medium Grid 3 Accent 1"/>
-    <w:lsdException w:unhideWhenUsed="0" w:uiPriority="70" w:semiHidden="0" w:name="Dark List Accent 1"/>
-    <w:lsdException w:unhideWhenUsed="0" w:uiPriority="71" w:semiHidden="0" w:name="Colorful Shading Accent 1"/>
-    <w:lsdException w:unhideWhenUsed="0" w:uiPriority="72" w:semiHidden="0" w:name="Colorful List Accent 1"/>
-    <w:lsdException w:unhideWhenUsed="0" w:uiPriority="73" w:semiHidden="0" w:name="Colorful Grid Accent 1"/>
-    <w:lsdException w:unhideWhenUsed="0" w:uiPriority="60" w:semiHidden="0" w:name="Light Shading Accent 2"/>
-    <w:lsdException w:unhideWhenUsed="0" w:uiPriority="61" w:semiHidden="0" w:name="Light List Accent 2"/>
-    <w:lsdException w:unhideWhenUsed="0" w:uiPriority="62" w:semiHidden="0" w:name="Light Grid Accent 2"/>
-    <w:lsdException w:unhideWhenUsed="0" w:uiPriority="63" w:semiHidden="0" w:name="Medium Shading 1 Accent 2"/>
-    <w:lsdException w:unhideWhenUsed="0" w:uiPriority="64" w:semiHidden="0" w:name="Medium Shading 2 Accent 2"/>
-    <w:lsdException w:unhideWhenUsed="0" w:uiPriority="65" w:semiHidden="0" w:name="Medium List 1 Accent 2"/>
-    <w:lsdException w:unhideWhenUsed="0" w:uiPriority="66" w:semiHidden="0" w:name="Medium List 2 Accent 2"/>
-    <w:lsdException w:unhideWhenUsed="0" w:uiPriority="67" w:semiHidden="0" w:name="Medium Grid 1 Accent 2"/>
-    <w:lsdException w:unhideWhenUsed="0" w:uiPriority="68" w:semiHidden="0" w:name="Medium Grid 2 Accent 2"/>
-    <w:lsdException w:unhideWhenUsed="0" w:uiPriority="69" w:semiHidden="0" w:name="Medium Grid 3 Accent 2"/>
-    <w:lsdException w:unhideWhenUsed="0" w:uiPriority="70" w:semiHidden="0" w:name="Dark List Accent 2"/>
-    <w:lsdException w:unhideWhenUsed="0" w:uiPriority="71" w:semiHidden="0" w:name="Colorful Shading Accent 2"/>
-    <w:lsdException w:unhideWhenUsed="0" w:uiPriority="72" w:semiHidden="0" w:name="Colorful List Accent 2"/>
-    <w:lsdException w:unhideWhenUsed="0" w:uiPriority="73" w:semiHidden="0" w:name="Colorful Grid Accent 2"/>
-    <w:lsdException w:unhideWhenUsed="0" w:uiPriority="60" w:semiHidden="0" w:name="Light Shading Accent 3"/>
-    <w:lsdException w:unhideWhenUsed="0" w:uiPriority="61" w:semiHidden="0" w:name="Light List Accent 3"/>
-    <w:lsdException w:unhideWhenUsed="0" w:uiPriority="62" w:semiHidden="0" w:name="Light Grid Accent 3"/>
-    <w:lsdException w:unhideWhenUsed="0" w:uiPriority="63" w:semiHidden="0" w:name="Medium Shading 1 Accent 3"/>
-    <w:lsdException w:unhideWhenUsed="0" w:uiPriority="64" w:semiHidden="0" w:name="Medium Shading 2 Accent 3"/>
-    <w:lsdException w:unhideWhenUsed="0" w:uiPriority="65" w:semiHidden="0" w:name="Medium List 1 Accent 3"/>
-    <w:lsdException w:unhideWhenUsed="0" w:uiPriority="66" w:semiHidden="0" w:name="Medium List 2 Accent 3"/>
-    <w:lsdException w:unhideWhenUsed="0" w:uiPriority="67" w:semiHidden="0" w:name="Medium Grid 1 Accent 3"/>
-    <w:lsdException w:unhideWhenUsed="0" w:uiPriority="68" w:semiHidden="0" w:name="Medium Grid 2 Accent 3"/>
-    <w:lsdException w:unhideWhenUsed="0" w:uiPriority="69" w:semiHidden="0" w:name="Medium Grid 3 Accent 3"/>
-    <w:lsdException w:unhideWhenUsed="0" w:uiPriority="70" w:semiHidden="0" w:name="Dark List Accent 3"/>
-    <w:lsdException w:unhideWhenUsed="0" w:uiPriority="71" w:semiHidden="0" w:name="Colorful Shading Accent 3"/>
-    <w:lsdException w:unhideWhenUsed="0" w:uiPriority="72" w:semiHidden="0" w:name="Colorful List Accent 3"/>
-    <w:lsdException w:unhideWhenUsed="0" w:uiPriority="73" w:semiHidden="0" w:name="Colorful Grid Accent 3"/>
-    <w:lsdException w:unhideWhenUsed="0" w:uiPriority="60" w:semiHidden="0" w:name="Light Shading Accent 4"/>
-    <w:lsdException w:unhideWhenUsed="0" w:uiPriority="61" w:semiHidden="0" w:name="Light List Accent 4"/>
-    <w:lsdException w:unhideWhenUsed="0" w:uiPriority="62" w:semiHidden="0" w:name="Light Grid Accent 4"/>
-    <w:lsdException w:unhideWhenUsed="0" w:uiPriority="63" w:semiHidden="0" w:name="Medium Shading 1 Accent 4"/>
-    <w:lsdException w:unhideWhenUsed="0" w:uiPriority="64" w:semiHidden="0" w:name="Medium Shading 2 Accent 4"/>
-    <w:lsdException w:unhideWhenUsed="0" w:uiPriority="65" w:semiHidden="0" w:name="Medium List 1 Accent 4"/>
-    <w:lsdException w:unhideWhenUsed="0" w:uiPriority="66" w:semiHidden="0" w:name="Medium List 2 Accent 4"/>
-    <w:lsdException w:unhideWhenUsed="0" w:uiPriority="67" w:semiHidden="0" w:name="Medium Grid 1 Accent 4"/>
-    <w:lsdException w:unhideWhenUsed="0" w:uiPriority="68" w:semiHidden="0" w:name="Medium Grid 2 Accent 4"/>
-    <w:lsdException w:unhideWhenUsed="0" w:uiPriority="69" w:semiHidden="0" w:name="Medium Grid 3 Accent 4"/>
-    <w:lsdException w:unhideWhenUsed="0" w:uiPriority="70" w:semiHidden="0" w:name="Dark List Accent 4"/>
-    <w:lsdException w:unhideWhenUsed="0" w:uiPriority="71" w:semiHidden="0" w:name="Colorful Shading Accent 4"/>
-    <w:lsdException w:unhideWhenUsed="0" w:uiPriority="72" w:semiHidden="0" w:name="Colorful List Accent 4"/>
-    <w:lsdException w:unhideWhenUsed="0" w:uiPriority="73" w:semiHidden="0" w:name="Colorful Grid Accent 4"/>
-    <w:lsdException w:unhideWhenUsed="0" w:uiPriority="60" w:semiHidden="0" w:name="Light Shading Accent 5"/>
-    <w:lsdException w:unhideWhenUsed="0" w:uiPriority="61" w:semiHidden="0" w:name="Light List Accent 5"/>
-    <w:lsdException w:unhideWhenUsed="0" w:uiPriority="62" w:semiHidden="0" w:name="Light Grid Accent 5"/>
-    <w:lsdException w:unhideWhenUsed="0" w:uiPriority="63" w:semiHidden="0" w:name="Medium Shading 1 Accent 5"/>
-    <w:lsdException w:unhideWhenUsed="0" w:uiPriority="64" w:semiHidden="0" w:name="Medium Shading 2 Accent 5"/>
-    <w:lsdException w:unhideWhenUsed="0" w:uiPriority="65" w:semiHidden="0" w:name="Medium List 1 Accent 5"/>
-    <w:lsdException w:unhideWhenUsed="0" w:uiPriority="66" w:semiHidden="0" w:name="Medium List 2 Accent 5"/>
-    <w:lsdException w:unhideWhenUsed="0" w:uiPriority="67" w:semiHidden="0" w:name="Medium Grid 1 Accent 5"/>
-    <w:lsdException w:unhideWhenUsed="0" w:uiPriority="68" w:semiHidden="0" w:name="Medium Grid 2 Accent 5"/>
-    <w:lsdException w:unhideWhenUsed="0" w:uiPriority="69" w:semiHidden="0" w:name="Medium Grid 3 Accent 5"/>
-    <w:lsdException w:unhideWhenUsed="0" w:uiPriority="70" w:semiHidden="0" w:name="Dark List Accent 5"/>
-    <w:lsdException w:unhideWhenUsed="0" w:uiPriority="71" w:semiHidden="0" w:name="Colorful Shading Accent 5"/>
-    <w:lsdException w:unhideWhenUsed="0" w:uiPriority="72" w:semiHidden="0" w:name="Colorful List Accent 5"/>
-    <w:lsdException w:unhideWhenUsed="0" w:uiPriority="73" w:semiHidden="0" w:name="Colorful Grid Accent 5"/>
-    <w:lsdException w:unhideWhenUsed="0" w:uiPriority="60" w:semiHidden="0" w:name="Light Shading Accent 6"/>
-    <w:lsdException w:unhideWhenUsed="0" w:uiPriority="61" w:semiHidden="0" w:name="Light List Accent 6"/>
-    <w:lsdException w:unhideWhenUsed="0" w:uiPriority="62" w:semiHidden="0" w:name="Light Grid Accent 6"/>
-    <w:lsdException w:unhideWhenUsed="0" w:uiPriority="63" w:semiHidden="0" w:name="Medium Shading 1 Accent 6"/>
-    <w:lsdException w:unhideWhenUsed="0" w:uiPriority="64" w:semiHidden="0" w:name="Medium Shading 2 Accent 6"/>
-    <w:lsdException w:unhideWhenUsed="0" w:uiPriority="65" w:semiHidden="0" w:name="Medium List 1 Accent 6"/>
-    <w:lsdException w:unhideWhenUsed="0" w:uiPriority="66" w:semiHidden="0" w:name="Medium List 2 Accent 6"/>
-    <w:lsdException w:unhideWhenUsed="0" w:uiPriority="67" w:semiHidden="0" w:name="Medium Grid 1 Accent 6"/>
-    <w:lsdException w:unhideWhenUsed="0" w:uiPriority="68" w:semiHidden="0" w:name="Medium Grid 2 Accent 6"/>
-    <w:lsdException w:unhideWhenUsed="0" w:uiPriority="69" w:semiHidden="0" w:name="Medium Grid 3 Accent 6"/>
-    <w:lsdException w:unhideWhenUsed="0" w:uiPriority="70" w:semiHidden="0" w:name="Dark List Accent 6"/>
-    <w:lsdException w:unhideWhenUsed="0" w:uiPriority="71" w:semiHidden="0" w:name="Colorful Shading Accent 6"/>
-    <w:lsdException w:unhideWhenUsed="0" w:uiPriority="72" w:semiHidden="0" w:name="Colorful List Accent 6"/>
-    <w:lsdException w:unhideWhenUsed="0" w:uiPriority="73" w:semiHidden="0" w:name="Colorful Grid Accent 6"/>
+  <w:latentStyles w:defLockedState="0" w:defUIPriority="99" w:defSemiHidden="1" w:defUnhideWhenUsed="1" w:defQFormat="0" w:count="260">
+    <w:lsdException w:name="Normal" w:semiHidden="0" w:uiPriority="0" w:unhideWhenUsed="0" w:qFormat="1"/>
+    <w:lsdException w:name="heading 1" w:semiHidden="0" w:uiPriority="0" w:unhideWhenUsed="0" w:qFormat="1"/>
+    <w:lsdException w:name="heading 2" w:semiHidden="0" w:uiPriority="0" w:qFormat="1"/>
+    <w:lsdException w:name="heading 3" w:uiPriority="0" w:qFormat="1"/>
+    <w:lsdException w:name="heading 4" w:semiHidden="0" w:uiPriority="0" w:qFormat="1"/>
+    <w:lsdException w:name="heading 5" w:uiPriority="0" w:qFormat="1"/>
+    <w:lsdException w:name="heading 6" w:uiPriority="0" w:qFormat="1"/>
+    <w:lsdException w:name="heading 7" w:uiPriority="0" w:qFormat="1"/>
+    <w:lsdException w:name="heading 8" w:uiPriority="0" w:qFormat="1"/>
+    <w:lsdException w:name="heading 9" w:uiPriority="0" w:qFormat="1"/>
+    <w:lsdException w:name="index 1" w:semiHidden="0" w:uiPriority="0" w:unhideWhenUsed="0"/>
+    <w:lsdException w:name="index 2" w:semiHidden="0" w:uiPriority="0" w:unhideWhenUsed="0"/>
+    <w:lsdException w:name="index 3" w:semiHidden="0" w:uiPriority="0" w:unhideWhenUsed="0"/>
+    <w:lsdException w:name="index 4" w:semiHidden="0" w:uiPriority="0" w:unhideWhenUsed="0"/>
+    <w:lsdException w:name="index 5" w:semiHidden="0" w:uiPriority="0" w:unhideWhenUsed="0"/>
+    <w:lsdException w:name="index 6" w:semiHidden="0" w:uiPriority="0" w:unhideWhenUsed="0"/>
+    <w:lsdException w:name="index 7" w:semiHidden="0" w:uiPriority="0" w:unhideWhenUsed="0"/>
+    <w:lsdException w:name="index 8" w:semiHidden="0" w:uiPriority="0" w:unhideWhenUsed="0"/>
+    <w:lsdException w:name="index 9" w:semiHidden="0" w:uiPriority="0" w:unhideWhenUsed="0"/>
+    <w:lsdException w:name="toc 1" w:semiHidden="0" w:uiPriority="0" w:unhideWhenUsed="0" w:qFormat="1"/>
+    <w:lsdException w:name="toc 2" w:semiHidden="0" w:uiPriority="0" w:unhideWhenUsed="0" w:qFormat="1"/>
+    <w:lsdException w:name="toc 3" w:semiHidden="0" w:uiPriority="0" w:unhideWhenUsed="0" w:qFormat="1"/>
+    <w:lsdException w:name="toc 4" w:semiHidden="0" w:uiPriority="0" w:unhideWhenUsed="0"/>
+    <w:lsdException w:name="toc 5" w:semiHidden="0" w:uiPriority="0" w:unhideWhenUsed="0"/>
+    <w:lsdException w:name="toc 6" w:semiHidden="0" w:uiPriority="0" w:unhideWhenUsed="0"/>
+    <w:lsdException w:name="toc 7" w:semiHidden="0" w:uiPriority="0" w:unhideWhenUsed="0"/>
+    <w:lsdException w:name="toc 8" w:semiHidden="0" w:uiPriority="0" w:unhideWhenUsed="0"/>
+    <w:lsdException w:name="toc 9" w:semiHidden="0" w:uiPriority="0" w:unhideWhenUsed="0"/>
+    <w:lsdException w:name="Normal Indent" w:semiHidden="0" w:uiPriority="0" w:unhideWhenUsed="0"/>
+    <w:lsdException w:name="footnote text" w:semiHidden="0" w:uiPriority="0" w:unhideWhenUsed="0"/>
+    <w:lsdException w:name="annotation text" w:semiHidden="0" w:uiPriority="0" w:unhideWhenUsed="0" w:qFormat="1"/>
+    <w:lsdException w:name="header" w:semiHidden="0" w:uiPriority="0" w:unhideWhenUsed="0" w:qFormat="1"/>
+    <w:lsdException w:name="footer" w:semiHidden="0" w:uiPriority="0" w:unhideWhenUsed="0" w:qFormat="1"/>
+    <w:lsdException w:name="index heading" w:semiHidden="0" w:uiPriority="0" w:unhideWhenUsed="0"/>
+    <w:lsdException w:name="caption" w:uiPriority="0" w:qFormat="1"/>
+    <w:lsdException w:name="table of figures" w:semiHidden="0" w:uiPriority="0" w:unhideWhenUsed="0" w:qFormat="1"/>
+    <w:lsdException w:name="envelope address" w:semiHidden="0" w:uiPriority="0" w:unhideWhenUsed="0"/>
+    <w:lsdException w:name="envelope return" w:semiHidden="0" w:uiPriority="0" w:unhideWhenUsed="0"/>
+    <w:lsdException w:name="footnote reference" w:semiHidden="0" w:uiPriority="0" w:unhideWhenUsed="0"/>
+    <w:lsdException w:name="annotation reference" w:semiHidden="0" w:uiPriority="0" w:unhideWhenUsed="0"/>
+    <w:lsdException w:name="line number" w:semiHidden="0" w:uiPriority="0" w:unhideWhenUsed="0"/>
+    <w:lsdException w:name="page number" w:semiHidden="0" w:uiPriority="0" w:unhideWhenUsed="0"/>
+    <w:lsdException w:name="endnote reference" w:semiHidden="0" w:uiPriority="0" w:unhideWhenUsed="0"/>
+    <w:lsdException w:name="endnote text" w:semiHidden="0" w:uiPriority="0" w:unhideWhenUsed="0"/>
+    <w:lsdException w:name="table of authorities" w:semiHidden="0" w:uiPriority="0" w:unhideWhenUsed="0"/>
+    <w:lsdException w:name="macro" w:semiHidden="0" w:uiPriority="0" w:unhideWhenUsed="0"/>
+    <w:lsdException w:name="toa heading" w:semiHidden="0" w:uiPriority="0" w:unhideWhenUsed="0"/>
+    <w:lsdException w:name="List" w:semiHidden="0" w:uiPriority="0" w:unhideWhenUsed="0"/>
+    <w:lsdException w:name="List Bullet" w:semiHidden="0" w:uiPriority="0" w:unhideWhenUsed="0"/>
+    <w:lsdException w:name="List Number" w:semiHidden="0" w:uiPriority="0" w:unhideWhenUsed="0"/>
+    <w:lsdException w:name="List 2" w:semiHidden="0" w:uiPriority="0" w:unhideWhenUsed="0"/>
+    <w:lsdException w:name="List 3" w:semiHidden="0" w:uiPriority="0" w:unhideWhenUsed="0"/>
+    <w:lsdException w:name="List 4" w:semiHidden="0" w:uiPriority="0" w:unhideWhenUsed="0"/>
+    <w:lsdException w:name="List 5" w:semiHidden="0" w:uiPriority="0" w:unhideWhenUsed="0"/>
+    <w:lsdException w:name="List Bullet 2" w:semiHidden="0" w:uiPriority="0" w:unhideWhenUsed="0"/>
+    <w:lsdException w:name="List Bullet 3" w:semiHidden="0" w:uiPriority="0" w:unhideWhenUsed="0"/>
+    <w:lsdException w:name="List Bullet 4" w:semiHidden="0" w:uiPriority="0" w:unhideWhenUsed="0"/>
+    <w:lsdException w:name="List Bullet 5" w:semiHidden="0" w:uiPriority="0" w:unhideWhenUsed="0"/>
+    <w:lsdException w:name="List Number 2" w:semiHidden="0" w:uiPriority="0" w:unhideWhenUsed="0"/>
+    <w:lsdException w:name="List Number 3" w:semiHidden="0" w:uiPriority="0" w:unhideWhenUsed="0"/>
+    <w:lsdException w:name="List Number 4" w:semiHidden="0" w:uiPriority="0" w:unhideWhenUsed="0"/>
+    <w:lsdException w:name="List Number 5" w:semiHidden="0" w:uiPriority="0" w:unhideWhenUsed="0"/>
+    <w:lsdException w:name="Title" w:semiHidden="0" w:uiPriority="0" w:unhideWhenUsed="0" w:qFormat="1"/>
+    <w:lsdException w:name="Closing" w:semiHidden="0" w:uiPriority="0" w:unhideWhenUsed="0"/>
+    <w:lsdException w:name="Signature" w:semiHidden="0" w:uiPriority="0" w:unhideWhenUsed="0"/>
+    <w:lsdException w:name="Default Paragraph Font" w:uiPriority="0" w:unhideWhenUsed="0" w:qFormat="1"/>
+    <w:lsdException w:name="Body Text" w:uiPriority="0" w:unhideWhenUsed="0" w:qFormat="1"/>
+    <w:lsdException w:name="Body Text Indent" w:semiHidden="0" w:uiPriority="0" w:unhideWhenUsed="0"/>
+    <w:lsdException w:name="List Continue" w:semiHidden="0" w:uiPriority="0" w:unhideWhenUsed="0"/>
+    <w:lsdException w:name="List Continue 2" w:semiHidden="0" w:uiPriority="0" w:unhideWhenUsed="0"/>
+    <w:lsdException w:name="List Continue 3" w:semiHidden="0" w:uiPriority="0" w:unhideWhenUsed="0"/>
+    <w:lsdException w:name="List Continue 4" w:semiHidden="0" w:uiPriority="0" w:unhideWhenUsed="0"/>
+    <w:lsdException w:name="List Continue 5" w:semiHidden="0" w:uiPriority="0" w:unhideWhenUsed="0"/>
+    <w:lsdException w:name="Message Header" w:semiHidden="0" w:uiPriority="0" w:unhideWhenUsed="0"/>
+    <w:lsdException w:name="Subtitle" w:semiHidden="0" w:uiPriority="0" w:unhideWhenUsed="0" w:qFormat="1"/>
+    <w:lsdException w:name="Salutation" w:semiHidden="0" w:uiPriority="0" w:unhideWhenUsed="0"/>
+    <w:lsdException w:name="Date" w:semiHidden="0" w:uiPriority="0" w:unhideWhenUsed="0"/>
+    <w:lsdException w:name="Body Text First Indent" w:semiHidden="0" w:uiPriority="0" w:unhideWhenUsed="0"/>
+    <w:lsdException w:name="Body Text First Indent 2" w:semiHidden="0" w:uiPriority="0" w:unhideWhenUsed="0"/>
+    <w:lsdException w:name="Body Text 2" w:semiHidden="0" w:uiPriority="0" w:unhideWhenUsed="0"/>
+    <w:lsdException w:name="Body Text 3" w:semiHidden="0" w:uiPriority="0" w:unhideWhenUsed="0"/>
+    <w:lsdException w:name="Body Text Indent 2" w:semiHidden="0" w:uiPriority="0" w:unhideWhenUsed="0"/>
+    <w:lsdException w:name="Body Text Indent 3" w:semiHidden="0" w:uiPriority="0" w:unhideWhenUsed="0"/>
+    <w:lsdException w:name="Block Text" w:semiHidden="0" w:uiPriority="0" w:unhideWhenUsed="0"/>
+    <w:lsdException w:name="Hyperlink" w:semiHidden="0" w:uiPriority="0" w:unhideWhenUsed="0"/>
+    <w:lsdException w:name="FollowedHyperlink" w:semiHidden="0" w:uiPriority="0" w:unhideWhenUsed="0"/>
+    <w:lsdException w:name="Strong" w:semiHidden="0" w:uiPriority="0" w:unhideWhenUsed="0" w:qFormat="1"/>
+    <w:lsdException w:name="Emphasis" w:semiHidden="0" w:uiPriority="0" w:unhideWhenUsed="0" w:qFormat="1"/>
+    <w:lsdException w:name="Document Map" w:semiHidden="0" w:uiPriority="0" w:unhideWhenUsed="0"/>
+    <w:lsdException w:name="Plain Text" w:semiHidden="0" w:uiPriority="0" w:unhideWhenUsed="0"/>
+    <w:lsdException w:name="E-mail Signature" w:semiHidden="0" w:uiPriority="0" w:unhideWhenUsed="0"/>
+    <w:lsdException w:name="Normal (Web)" w:semiHidden="0" w:uiPriority="0" w:unhideWhenUsed="0" w:qFormat="1"/>
+    <w:lsdException w:name="HTML Acronym" w:semiHidden="0" w:uiPriority="0" w:unhideWhenUsed="0"/>
+    <w:lsdException w:name="HTML Address" w:semiHidden="0" w:uiPriority="0" w:unhideWhenUsed="0"/>
+    <w:lsdException w:name="HTML Cite" w:semiHidden="0" w:uiPriority="0" w:unhideWhenUsed="0"/>
+    <w:lsdException w:name="HTML Code" w:semiHidden="0" w:uiPriority="0" w:unhideWhenUsed="0"/>
+    <w:lsdException w:name="HTML Definition" w:semiHidden="0" w:uiPriority="0" w:unhideWhenUsed="0"/>
+    <w:lsdException w:name="HTML Keyboard" w:semiHidden="0" w:uiPriority="0" w:unhideWhenUsed="0"/>
+    <w:lsdException w:name="HTML Preformatted" w:semiHidden="0" w:uiPriority="0" w:unhideWhenUsed="0" w:qFormat="1"/>
+    <w:lsdException w:name="HTML Sample" w:semiHidden="0" w:uiPriority="0" w:unhideWhenUsed="0"/>
+    <w:lsdException w:name="HTML Typewriter" w:semiHidden="0" w:uiPriority="0" w:unhideWhenUsed="0"/>
+    <w:lsdException w:name="HTML Variable" w:semiHidden="0" w:uiPriority="0" w:unhideWhenUsed="0"/>
+    <w:lsdException w:name="Normal Table" w:uiPriority="0" w:unhideWhenUsed="0" w:qFormat="1"/>
+    <w:lsdException w:name="annotation subject" w:semiHidden="0" w:uiPriority="0" w:unhideWhenUsed="0"/>
+    <w:lsdException w:name="Table Simple 1" w:semiHidden="0" w:uiPriority="0" w:unhideWhenUsed="0"/>
+    <w:lsdException w:name="Table Simple 2" w:semiHidden="0" w:uiPriority="0" w:unhideWhenUsed="0"/>
+    <w:lsdException w:name="Table Simple 3" w:semiHidden="0" w:uiPriority="0" w:unhideWhenUsed="0"/>
+    <w:lsdException w:name="Table Classic 1" w:semiHidden="0" w:uiPriority="0" w:unhideWhenUsed="0"/>
+    <w:lsdException w:name="Table Classic 2" w:semiHidden="0" w:uiPriority="0" w:unhideWhenUsed="0"/>
+    <w:lsdException w:name="Table Classic 3" w:semiHidden="0" w:uiPriority="0" w:unhideWhenUsed="0"/>
+    <w:lsdException w:name="Table Classic 4" w:semiHidden="0" w:uiPriority="0" w:unhideWhenUsed="0"/>
+    <w:lsdException w:name="Table Colorful 1" w:semiHidden="0" w:uiPriority="0" w:unhideWhenUsed="0"/>
+    <w:lsdException w:name="Table Colorful 2" w:semiHidden="0" w:uiPriority="0" w:unhideWhenUsed="0"/>
+    <w:lsdException w:name="Table Colorful 3" w:semiHidden="0" w:uiPriority="0" w:unhideWhenUsed="0"/>
+    <w:lsdException w:name="Table Columns 1" w:semiHidden="0" w:uiPriority="0" w:unhideWhenUsed="0"/>
+    <w:lsdException w:name="Table Columns 2" w:semiHidden="0" w:uiPriority="0" w:unhideWhenUsed="0"/>
+    <w:lsdException w:name="Table Columns 3" w:semiHidden="0" w:uiPriority="0" w:unhideWhenUsed="0"/>
+    <w:lsdException w:name="Table Columns 4" w:semiHidden="0" w:uiPriority="0" w:unhideWhenUsed="0"/>
+    <w:lsdException w:name="Table Columns 5" w:semiHidden="0" w:uiPriority="0" w:unhideWhenUsed="0"/>
+    <w:lsdException w:name="Table Grid 1" w:semiHidden="0" w:uiPriority="0" w:unhideWhenUsed="0"/>
+    <w:lsdException w:name="Table Grid 2" w:semiHidden="0" w:uiPriority="0" w:unhideWhenUsed="0"/>
+    <w:lsdException w:name="Table Grid 3" w:semiHidden="0" w:uiPriority="0" w:unhideWhenUsed="0"/>
+    <w:lsdException w:name="Table Grid 4" w:semiHidden="0" w:uiPriority="0" w:unhideWhenUsed="0"/>
+    <w:lsdException w:name="Table Grid 5" w:semiHidden="0" w:uiPriority="0" w:unhideWhenUsed="0"/>
+    <w:lsdException w:name="Table Grid 6" w:semiHidden="0" w:uiPriority="0" w:unhideWhenUsed="0"/>
+    <w:lsdException w:name="Table Grid 7" w:semiHidden="0" w:uiPriority="0" w:unhideWhenUsed="0"/>
+    <w:lsdException w:name="Table Grid 8" w:semiHidden="0" w:uiPriority="0" w:unhideWhenUsed="0"/>
+    <w:lsdException w:name="Table List 1" w:semiHidden="0" w:uiPriority="0" w:unhideWhenUsed="0"/>
+    <w:lsdException w:name="Table List 2" w:semiHidden="0" w:uiPriority="0" w:unhideWhenUsed="0"/>
+    <w:lsdException w:name="Table List 3" w:semiHidden="0" w:uiPriority="0" w:unhideWhenUsed="0"/>
+    <w:lsdException w:name="Table List 4" w:semiHidden="0" w:uiPriority="0" w:unhideWhenUsed="0"/>
+    <w:lsdException w:name="Table List 5" w:semiHidden="0" w:uiPriority="0" w:unhideWhenUsed="0"/>
+    <w:lsdException w:name="Table List 6" w:semiHidden="0" w:uiPriority="0" w:unhideWhenUsed="0"/>
+    <w:lsdException w:name="Table List 7" w:semiHidden="0" w:uiPriority="0" w:unhideWhenUsed="0"/>
+    <w:lsdException w:name="Table List 8" w:semiHidden="0" w:uiPriority="0" w:unhideWhenUsed="0"/>
+    <w:lsdException w:name="Table 3D effects 1" w:semiHidden="0" w:uiPriority="0" w:unhideWhenUsed="0"/>
+    <w:lsdException w:name="Table 3D effects 2" w:semiHidden="0" w:uiPriority="0" w:unhideWhenUsed="0"/>
+    <w:lsdException w:name="Table 3D effects 3" w:semiHidden="0" w:uiPriority="0" w:unhideWhenUsed="0"/>
+    <w:lsdException w:name="Table Contemporary" w:semiHidden="0" w:uiPriority="0" w:unhideWhenUsed="0"/>
+    <w:lsdException w:name="Table Elegant" w:semiHidden="0" w:uiPriority="0" w:unhideWhenUsed="0"/>
+    <w:lsdException w:name="Table Professional" w:semiHidden="0" w:uiPriority="0" w:unhideWhenUsed="0"/>
+    <w:lsdException w:name="Table Subtle 1" w:semiHidden="0" w:uiPriority="0" w:unhideWhenUsed="0"/>
+    <w:lsdException w:name="Table Subtle 2" w:semiHidden="0" w:uiPriority="0" w:unhideWhenUsed="0"/>
+    <w:lsdException w:name="Table Web 1" w:semiHidden="0" w:uiPriority="0" w:unhideWhenUsed="0"/>
+    <w:lsdException w:name="Table Web 2" w:semiHidden="0" w:uiPriority="0" w:unhideWhenUsed="0"/>
+    <w:lsdException w:name="Table Web 3" w:semiHidden="0" w:uiPriority="0" w:unhideWhenUsed="0"/>
+    <w:lsdException w:name="Balloon Text" w:semiHidden="0" w:uiPriority="0" w:unhideWhenUsed="0"/>
+    <w:lsdException w:name="Table Grid" w:semiHidden="0" w:uiPriority="0" w:unhideWhenUsed="0" w:qFormat="1"/>
+    <w:lsdException w:name="Table Theme" w:semiHidden="0" w:uiPriority="0" w:unhideWhenUsed="0"/>
+    <w:lsdException w:name="Light Shading" w:semiHidden="0" w:uiPriority="60" w:unhideWhenUsed="0"/>
+    <w:lsdException w:name="Light List" w:semiHidden="0" w:uiPriority="61" w:unhideWhenUsed="0"/>
+    <w:lsdException w:name="Light Grid" w:semiHidden="0" w:uiPriority="62" w:unhideWhenUsed="0"/>
+    <w:lsdException w:name="Medium Shading 1" w:semiHidden="0" w:uiPriority="63" w:unhideWhenUsed="0"/>
+    <w:lsdException w:name="Medium Shading 2" w:semiHidden="0" w:uiPriority="64" w:unhideWhenUsed="0"/>
+    <w:lsdException w:name="Medium List 1" w:semiHidden="0" w:uiPriority="65" w:unhideWhenUsed="0"/>
+    <w:lsdException w:name="Medium List 2" w:semiHidden="0" w:uiPriority="66" w:unhideWhenUsed="0"/>
+    <w:lsdException w:name="Medium Grid 1" w:semiHidden="0" w:uiPriority="67" w:unhideWhenUsed="0"/>
+    <w:lsdException w:name="Medium Grid 2" w:semiHidden="0" w:uiPriority="68" w:unhideWhenUsed="0"/>
+    <w:lsdException w:name="Medium Grid 3" w:semiHidden="0" w:uiPriority="69" w:unhideWhenUsed="0"/>
+    <w:lsdException w:name="Dark List" w:semiHidden="0" w:uiPriority="70" w:unhideWhenUsed="0"/>
+    <w:lsdException w:name="Colorful Shading" w:semiHidden="0" w:uiPriority="71" w:unhideWhenUsed="0"/>
+    <w:lsdException w:name="Colorful List" w:semiHidden="0" w:uiPriority="72" w:unhideWhenUsed="0"/>
+    <w:lsdException w:name="Colorful Grid" w:semiHidden="0" w:uiPriority="73" w:unhideWhenUsed="0"/>
+    <w:lsdException w:name="Light Shading Accent 1" w:semiHidden="0" w:uiPriority="60" w:unhideWhenUsed="0"/>
+    <w:lsdException w:name="Light List Accent 1" w:semiHidden="0" w:uiPriority="61" w:unhideWhenUsed="0"/>
+    <w:lsdException w:name="Light Grid Accent 1" w:semiHidden="0" w:uiPriority="62" w:unhideWhenUsed="0"/>
+    <w:lsdException w:name="Medium Shading 1 Accent 1" w:semiHidden="0" w:uiPriority="63" w:unhideWhenUsed="0"/>
+    <w:lsdException w:name="Medium Shading 2 Accent 1" w:semiHidden="0" w:uiPriority="64" w:unhideWhenUsed="0"/>
+    <w:lsdException w:name="Medium List 1 Accent 1" w:semiHidden="0" w:uiPriority="65" w:unhideWhenUsed="0"/>
+    <w:lsdException w:name="Medium List 2 Accent 1" w:semiHidden="0" w:uiPriority="66" w:unhideWhenUsed="0"/>
+    <w:lsdException w:name="Medium Grid 1 Accent 1" w:semiHidden="0" w:uiPriority="67" w:unhideWhenUsed="0"/>
+    <w:lsdException w:name="Medium Grid 2 Accent 1" w:semiHidden="0" w:uiPriority="68" w:unhideWhenUsed="0"/>
+    <w:lsdException w:name="Medium Grid 3 Accent 1" w:semiHidden="0" w:uiPriority="69" w:unhideWhenUsed="0"/>
+    <w:lsdException w:name="Dark List Accent 1" w:semiHidden="0" w:uiPriority="70" w:unhideWhenUsed="0"/>
+    <w:lsdException w:name="Colorful Shading Accent 1" w:semiHidden="0" w:uiPriority="71" w:unhideWhenUsed="0"/>
+    <w:lsdException w:name="Colorful List Accent 1" w:semiHidden="0" w:uiPriority="72" w:unhideWhenUsed="0"/>
+    <w:lsdException w:name="Colorful Grid Accent 1" w:semiHidden="0" w:uiPriority="73" w:unhideWhenUsed="0"/>
+    <w:lsdException w:name="Light Shading Accent 2" w:semiHidden="0" w:uiPriority="60" w:unhideWhenUsed="0"/>
+    <w:lsdException w:name="Light List Accent 2" w:semiHidden="0" w:uiPriority="61" w:unhideWhenUsed="0"/>
+    <w:lsdException w:name="Light Grid Accent 2" w:semiHidden="0" w:uiPriority="62" w:unhideWhenUsed="0"/>
+    <w:lsdException w:name="Medium Shading 1 Accent 2" w:semiHidden="0" w:uiPriority="63" w:unhideWhenUsed="0"/>
+    <w:lsdException w:name="Medium Shading 2 Accent 2" w:semiHidden="0" w:uiPriority="64" w:unhideWhenUsed="0"/>
+    <w:lsdException w:name="Medium List 1 Accent 2" w:semiHidden="0" w:uiPriority="65" w:unhideWhenUsed="0"/>
+    <w:lsdException w:name="Medium List 2 Accent 2" w:semiHidden="0" w:uiPriority="66" w:unhideWhenUsed="0"/>
+    <w:lsdException w:name="Medium Grid 1 Accent 2" w:semiHidden="0" w:uiPriority="67" w:unhideWhenUsed="0"/>
+    <w:lsdException w:name="Medium Grid 2 Accent 2" w:semiHidden="0" w:uiPriority="68" w:unhideWhenUsed="0"/>
+    <w:lsdException w:name="Medium Grid 3 Accent 2" w:semiHidden="0" w:uiPriority="69" w:unhideWhenUsed="0"/>
+    <w:lsdException w:name="Dark List Accent 2" w:semiHidden="0" w:uiPriority="70" w:unhideWhenUsed="0"/>
+    <w:lsdException w:name="Colorful Shading Accent 2" w:semiHidden="0" w:uiPriority="71" w:unhideWhenUsed="0"/>
+    <w:lsdException w:name="Colorful List Accent 2" w:semiHidden="0" w:uiPriority="72" w:unhideWhenUsed="0"/>
+    <w:lsdException w:name="Colorful Grid Accent 2" w:semiHidden="0" w:uiPriority="73" w:unhideWhenUsed="0"/>
+    <w:lsdException w:name="Light Shading Accent 3" w:semiHidden="0" w:uiPriority="60" w:unhideWhenUsed="0"/>
+    <w:lsdException w:name="Light List Accent 3" w:semiHidden="0" w:uiPriority="61" w:unhideWhenUsed="0"/>
+    <w:lsdException w:name="Light Grid Accent 3" w:semiHidden="0" w:uiPriority="62" w:unhideWhenUsed="0"/>
+    <w:lsdException w:name="Medium Shading 1 Accent 3" w:semiHidden="0" w:uiPriority="63" w:unhideWhenUsed="0"/>
+    <w:lsdException w:name="Medium Shading 2 Accent 3" w:semiHidden="0" w:uiPriority="64" w:unhideWhenUsed="0"/>
+    <w:lsdException w:name="Medium List 1 Accent 3" w:semiHidden="0" w:uiPriority="65" w:unhideWhenUsed="0"/>
+    <w:lsdException w:name="Medium List 2 Accent 3" w:semiHidden="0" w:uiPriority="66" w:unhideWhenUsed="0"/>
+    <w:lsdException w:name="Medium Grid 1 Accent 3" w:semiHidden="0" w:uiPriority="67" w:unhideWhenUsed="0"/>
+    <w:lsdException w:name="Medium Grid 2 Accent 3" w:semiHidden="0" w:uiPriority="68" w:unhideWhenUsed="0"/>
+    <w:lsdException w:name="Medium Grid 3 Accent 3" w:semiHidden="0" w:uiPriority="69" w:unhideWhenUsed="0"/>
+    <w:lsdException w:name="Dark List Accent 3" w:semiHidden="0" w:uiPriority="70" w:unhideWhenUsed="0"/>
+    <w:lsdException w:name="Colorful Shading Accent 3" w:semiHidden="0" w:uiPriority="71" w:unhideWhenUsed="0"/>
+    <w:lsdException w:name="Colorful List Accent 3" w:semiHidden="0" w:uiPriority="72" w:unhideWhenUsed="0"/>
+    <w:lsdException w:name="Colorful Grid Accent 3" w:semiHidden="0" w:uiPriority="73" w:unhideWhenUsed="0"/>
+    <w:lsdException w:name="Light Shading Accent 4" w:semiHidden="0" w:uiPriority="60" w:unhideWhenUsed="0"/>
+    <w:lsdException w:name="Light List Accent 4" w:semiHidden="0" w:uiPriority="61" w:unhideWhenUsed="0"/>
+    <w:lsdException w:name="Light Grid Accent 4" w:semiHidden="0" w:uiPriority="62" w:unhideWhenUsed="0"/>
+    <w:lsdException w:name="Medium Shading 1 Accent 4" w:semiHidden="0" w:uiPriority="63" w:unhideWhenUsed="0"/>
+    <w:lsdException w:name="Medium Shading 2 Accent 4" w:semiHidden="0" w:uiPriority="64" w:unhideWhenUsed="0"/>
+    <w:lsdException w:name="Medium List 1 Accent 4" w:semiHidden="0" w:uiPriority="65" w:unhideWhenUsed="0"/>
+    <w:lsdException w:name="Medium List 2 Accent 4" w:semiHidden="0" w:uiPriority="66" w:unhideWhenUsed="0"/>
+    <w:lsdException w:name="Medium Grid 1 Accent 4" w:semiHidden="0" w:uiPriority="67" w:unhideWhenUsed="0"/>
+    <w:lsdException w:name="Medium Grid 2 Accent 4" w:semiHidden="0" w:uiPriority="68" w:unhideWhenUsed="0"/>
+    <w:lsdException w:name="Medium Grid 3 Accent 4" w:semiHidden="0" w:uiPriority="69" w:unhideWhenUsed="0"/>
+    <w:lsdException w:name="Dark List Accent 4" w:semiHidden="0" w:uiPriority="70" w:unhideWhenUsed="0"/>
+    <w:lsdException w:name="Colorful Shading Accent 4" w:semiHidden="0" w:uiPriority="71" w:unhideWhenUsed="0"/>
+    <w:lsdException w:name="Colorful List Accent 4" w:semiHidden="0" w:uiPriority="72" w:unhideWhenUsed="0"/>
+    <w:lsdException w:name="Colorful Grid Accent 4" w:semiHidden="0" w:uiPriority="73" w:unhideWhenUsed="0"/>
+    <w:lsdException w:name="Light Shading Accent 5" w:semiHidden="0" w:uiPriority="60" w:unhideWhenUsed="0"/>
+    <w:lsdException w:name="Light List Accent 5" w:semiHidden="0" w:uiPriority="61" w:unhideWhenUsed="0"/>
+    <w:lsdException w:name="Light Grid Accent 5" w:semiHidden="0" w:uiPriority="62" w:unhideWhenUsed="0"/>
+    <w:lsdException w:name="Medium Shading 1 Accent 5" w:semiHidden="0" w:uiPriority="63" w:unhideWhenUsed="0"/>
+    <w:lsdException w:name="Medium Shading 2 Accent 5" w:semiHidden="0" w:uiPriority="64" w:unhideWhenUsed="0"/>
+    <w:lsdException w:name="Medium List 1 Accent 5" w:semiHidden="0" w:uiPriority="65" w:unhideWhenUsed="0"/>
+    <w:lsdException w:name="Medium List 2 Accent 5" w:semiHidden="0" w:uiPriority="66" w:unhideWhenUsed="0"/>
+    <w:lsdException w:name="Medium Grid 1 Accent 5" w:semiHidden="0" w:uiPriority="67" w:unhideWhenUsed="0"/>
+    <w:lsdException w:name="Medium Grid 2 Accent 5" w:semiHidden="0" w:uiPriority="68" w:unhideWhenUsed="0"/>
+    <w:lsdException w:name="Medium Grid 3 Accent 5" w:semiHidden="0" w:uiPriority="69" w:unhideWhenUsed="0"/>
+    <w:lsdException w:name="Dark List Accent 5" w:semiHidden="0" w:uiPriority="70" w:unhideWhenUsed="0"/>
+    <w:lsdException w:name="Colorful Shading Accent 5" w:semiHidden="0" w:uiPriority="71" w:unhideWhenUsed="0"/>
+    <w:lsdException w:name="Colorful List Accent 5" w:semiHidden="0" w:uiPriority="72" w:unhideWhenUsed="0"/>
+    <w:lsdException w:name="Colorful Grid Accent 5" w:semiHidden="0" w:uiPriority="73" w:unhideWhenUsed="0"/>
+    <w:lsdException w:name="Light Shading Accent 6" w:semiHidden="0" w:uiPriority="60" w:unhideWhenUsed="0"/>
+    <w:lsdException w:name="Light List Accent 6" w:semiHidden="0" w:uiPriority="61" w:unhideWhenUsed="0"/>
+    <w:lsdException w:name="Light Grid Accent 6" w:semiHidden="0" w:uiPriority="62" w:unhideWhenUsed="0"/>
+    <w:lsdException w:name="Medium Shading 1 Accent 6" w:semiHidden="0" w:uiPriority="63" w:unhideWhenUsed="0"/>
+    <w:lsdException w:name="Medium Shading 2 Accent 6" w:semiHidden="0" w:uiPriority="64" w:unhideWhenUsed="0"/>
+    <w:lsdException w:name="Medium List 1 Accent 6" w:semiHidden="0" w:uiPriority="65" w:unhideWhenUsed="0"/>
+    <w:lsdException w:name="Medium List 2 Accent 6" w:semiHidden="0" w:uiPriority="66" w:unhideWhenUsed="0"/>
+    <w:lsdException w:name="Medium Grid 1 Accent 6" w:semiHidden="0" w:uiPriority="67" w:unhideWhenUsed="0"/>
+    <w:lsdException w:name="Medium Grid 2 Accent 6" w:semiHidden="0" w:uiPriority="68" w:unhideWhenUsed="0"/>
+    <w:lsdException w:name="Medium Grid 3 Accent 6" w:semiHidden="0" w:uiPriority="69" w:unhideWhenUsed="0"/>
+    <w:lsdException w:name="Dark List Accent 6" w:semiHidden="0" w:uiPriority="70" w:unhideWhenUsed="0"/>
+    <w:lsdException w:name="Colorful Shading Accent 6" w:semiHidden="0" w:uiPriority="71" w:unhideWhenUsed="0"/>
+    <w:lsdException w:name="Colorful List Accent 6" w:semiHidden="0" w:uiPriority="72" w:unhideWhenUsed="0"/>
+    <w:lsdException w:name="Colorful Grid Accent 6" w:semiHidden="0" w:uiPriority="73" w:unhideWhenUsed="0"/>
   </w:latentStyles>
-  <w:style w:type="paragraph" w:default="1" w:styleId="1">
+  <w:style w:type="paragraph" w:default="1" w:styleId="Normal">
     <w:name w:val="Normal"/>
     <w:qFormat/>
-    <w:uiPriority w:val="0"/>
     <w:pPr>
       <w:kinsoku w:val="0"/>
       <w:autoSpaceDE w:val="0"/>
@@ -8964,7 +8880,7 @@
       <w:textAlignment w:val="baseline"/>
     </w:pPr>
     <w:rPr>
-      <w:rFonts w:ascii="Arial" w:hAnsi="Arial" w:eastAsia="宋体" w:cs="Arial"/>
+      <w:rFonts w:ascii="Arial" w:eastAsia="宋体" w:hAnsi="Arial" w:cs="Arial"/>
       <w:snapToGrid w:val="0"/>
       <w:color w:val="000000"/>
       <w:kern w:val="0"/>
@@ -8973,12 +8889,11 @@
       <w:lang w:val="en-US" w:eastAsia="en-US" w:bidi="ar-SA"/>
     </w:rPr>
   </w:style>
-  <w:style w:type="paragraph" w:styleId="2">
+  <w:style w:type="paragraph" w:styleId="Heading1">
     <w:name w:val="heading 1"/>
-    <w:basedOn w:val="1"/>
-    <w:next w:val="1"/>
+    <w:basedOn w:val="Normal"/>
+    <w:next w:val="Normal"/>
     <w:qFormat/>
-    <w:uiPriority w:val="0"/>
     <w:pPr>
       <w:keepNext/>
       <w:keepLines/>
@@ -8996,13 +8911,12 @@
       <w:sz w:val="44"/>
     </w:rPr>
   </w:style>
-  <w:style w:type="paragraph" w:styleId="3">
+  <w:style w:type="paragraph" w:styleId="Heading2">
     <w:name w:val="heading 2"/>
-    <w:basedOn w:val="1"/>
-    <w:next w:val="1"/>
+    <w:basedOn w:val="Normal"/>
+    <w:next w:val="Normal"/>
     <w:unhideWhenUsed/>
     <w:qFormat/>
-    <w:uiPriority w:val="0"/>
     <w:pPr>
       <w:keepNext/>
       <w:keepLines/>
@@ -9015,19 +8929,18 @@
       <w:outlineLvl w:val="1"/>
     </w:pPr>
     <w:rPr>
-      <w:rFonts w:ascii="Arial" w:hAnsi="Arial" w:eastAsia="黑体"/>
+      <w:rFonts w:ascii="Arial" w:eastAsia="黑体" w:hAnsi="Arial"/>
       <w:b/>
       <w:sz w:val="32"/>
     </w:rPr>
   </w:style>
-  <w:style w:type="paragraph" w:styleId="4">
+  <w:style w:type="paragraph" w:styleId="Heading3">
     <w:name w:val="heading 3"/>
-    <w:basedOn w:val="1"/>
-    <w:next w:val="1"/>
+    <w:basedOn w:val="Normal"/>
+    <w:next w:val="Normal"/>
     <w:semiHidden/>
     <w:unhideWhenUsed/>
     <w:qFormat/>
-    <w:uiPriority w:val="0"/>
     <w:pPr>
       <w:keepNext/>
       <w:keepLines/>
@@ -9044,13 +8957,12 @@
       <w:sz w:val="32"/>
     </w:rPr>
   </w:style>
-  <w:style w:type="paragraph" w:styleId="5">
+  <w:style w:type="paragraph" w:styleId="Heading4">
     <w:name w:val="heading 4"/>
-    <w:basedOn w:val="1"/>
-    <w:next w:val="1"/>
+    <w:basedOn w:val="Normal"/>
+    <w:next w:val="Normal"/>
     <w:unhideWhenUsed/>
     <w:qFormat/>
-    <w:uiPriority w:val="0"/>
     <w:pPr>
       <w:keepNext/>
       <w:keepLines/>
@@ -9063,19 +8975,18 @@
       <w:outlineLvl w:val="3"/>
     </w:pPr>
     <w:rPr>
-      <w:rFonts w:ascii="Arial" w:hAnsi="Arial" w:eastAsia="黑体"/>
+      <w:rFonts w:ascii="Arial" w:eastAsia="黑体" w:hAnsi="Arial"/>
       <w:b/>
       <w:sz w:val="28"/>
     </w:rPr>
   </w:style>
-  <w:style w:type="paragraph" w:styleId="6">
+  <w:style w:type="paragraph" w:styleId="Heading5">
     <w:name w:val="heading 5"/>
-    <w:basedOn w:val="1"/>
-    <w:next w:val="1"/>
+    <w:basedOn w:val="Normal"/>
+    <w:next w:val="Normal"/>
     <w:semiHidden/>
     <w:unhideWhenUsed/>
     <w:qFormat/>
-    <w:uiPriority w:val="0"/>
     <w:pPr>
       <w:keepNext/>
       <w:keepLines/>
@@ -9092,14 +9003,13 @@
       <w:sz w:val="28"/>
     </w:rPr>
   </w:style>
-  <w:style w:type="paragraph" w:styleId="7">
+  <w:style w:type="paragraph" w:styleId="Heading6">
     <w:name w:val="heading 6"/>
-    <w:basedOn w:val="1"/>
-    <w:next w:val="1"/>
+    <w:basedOn w:val="Normal"/>
+    <w:next w:val="Normal"/>
     <w:semiHidden/>
     <w:unhideWhenUsed/>
     <w:qFormat/>
-    <w:uiPriority w:val="0"/>
     <w:pPr>
       <w:keepNext/>
       <w:keepLines/>
@@ -9112,19 +9022,18 @@
       <w:outlineLvl w:val="5"/>
     </w:pPr>
     <w:rPr>
-      <w:rFonts w:ascii="Arial" w:hAnsi="Arial" w:eastAsia="黑体"/>
+      <w:rFonts w:ascii="Arial" w:eastAsia="黑体" w:hAnsi="Arial"/>
       <w:b/>
       <w:sz w:val="24"/>
     </w:rPr>
   </w:style>
-  <w:style w:type="paragraph" w:styleId="8">
+  <w:style w:type="paragraph" w:styleId="Heading7">
     <w:name w:val="heading 7"/>
-    <w:basedOn w:val="1"/>
-    <w:next w:val="1"/>
+    <w:basedOn w:val="Normal"/>
+    <w:next w:val="Normal"/>
     <w:semiHidden/>
     <w:unhideWhenUsed/>
     <w:qFormat/>
-    <w:uiPriority w:val="0"/>
     <w:pPr>
       <w:keepNext/>
       <w:keepLines/>
@@ -9141,14 +9050,13 @@
       <w:sz w:val="24"/>
     </w:rPr>
   </w:style>
-  <w:style w:type="paragraph" w:styleId="9">
+  <w:style w:type="paragraph" w:styleId="Heading8">
     <w:name w:val="heading 8"/>
-    <w:basedOn w:val="1"/>
-    <w:next w:val="1"/>
+    <w:basedOn w:val="Normal"/>
+    <w:next w:val="Normal"/>
     <w:semiHidden/>
     <w:unhideWhenUsed/>
     <w:qFormat/>
-    <w:uiPriority w:val="0"/>
     <w:pPr>
       <w:keepNext/>
       <w:keepLines/>
@@ -9161,18 +9069,17 @@
       <w:outlineLvl w:val="7"/>
     </w:pPr>
     <w:rPr>
-      <w:rFonts w:ascii="Arial" w:hAnsi="Arial" w:eastAsia="黑体"/>
+      <w:rFonts w:ascii="Arial" w:eastAsia="黑体" w:hAnsi="Arial"/>
       <w:sz w:val="24"/>
     </w:rPr>
   </w:style>
-  <w:style w:type="paragraph" w:styleId="10">
+  <w:style w:type="paragraph" w:styleId="Heading9">
     <w:name w:val="heading 9"/>
-    <w:basedOn w:val="1"/>
-    <w:next w:val="1"/>
+    <w:basedOn w:val="Normal"/>
+    <w:next w:val="Normal"/>
     <w:semiHidden/>
     <w:unhideWhenUsed/>
     <w:qFormat/>
-    <w:uiPriority w:val="0"/>
     <w:pPr>
       <w:keepNext/>
       <w:keepLines/>
@@ -9185,21 +9092,19 @@
       <w:outlineLvl w:val="8"/>
     </w:pPr>
     <w:rPr>
-      <w:rFonts w:ascii="Arial" w:hAnsi="Arial" w:eastAsia="黑体"/>
+      <w:rFonts w:ascii="Arial" w:eastAsia="黑体" w:hAnsi="Arial"/>
       <w:sz w:val="21"/>
     </w:rPr>
   </w:style>
-  <w:style w:type="character" w:default="1" w:styleId="24">
+  <w:style w:type="character" w:default="1" w:styleId="DefaultParagraphFont">
     <w:name w:val="Default Paragraph Font"/>
     <w:semiHidden/>
     <w:qFormat/>
-    <w:uiPriority w:val="0"/>
   </w:style>
-  <w:style w:type="table" w:default="1" w:styleId="22">
+  <w:style w:type="table" w:default="1" w:styleId="TableNormal">
     <w:name w:val="Normal Table"/>
     <w:semiHidden/>
     <w:qFormat/>
-    <w:uiPriority w:val="0"/>
     <w:tblPr>
       <w:tblCellMar>
         <w:top w:w="0" w:type="dxa"/>
@@ -9209,43 +9114,39 @@
       </w:tblCellMar>
     </w:tblPr>
   </w:style>
-  <w:style w:type="paragraph" w:styleId="11">
+  <w:style w:type="paragraph" w:styleId="CommentText">
     <w:name w:val="annotation text"/>
-    <w:basedOn w:val="1"/>
+    <w:basedOn w:val="Normal"/>
     <w:qFormat/>
-    <w:uiPriority w:val="0"/>
     <w:pPr>
       <w:jc w:val="left"/>
     </w:pPr>
   </w:style>
-  <w:style w:type="paragraph" w:styleId="12">
+  <w:style w:type="paragraph" w:styleId="BodyText">
     <w:name w:val="Body Text"/>
-    <w:basedOn w:val="1"/>
+    <w:basedOn w:val="Normal"/>
     <w:semiHidden/>
     <w:qFormat/>
-    <w:uiPriority w:val="0"/>
     <w:rPr>
-      <w:rFonts w:ascii="Arial" w:hAnsi="Arial" w:eastAsia="Arial" w:cs="Arial"/>
+      <w:rFonts w:ascii="Arial" w:eastAsia="Arial" w:hAnsi="Arial" w:cs="Arial"/>
       <w:sz w:val="21"/>
       <w:szCs w:val="21"/>
       <w:lang w:val="en-US" w:eastAsia="en-US" w:bidi="ar-SA"/>
     </w:rPr>
   </w:style>
-  <w:style w:type="paragraph" w:styleId="13">
+  <w:style w:type="paragraph" w:styleId="TOC3">
     <w:name w:val="toc 3"/>
-    <w:basedOn w:val="1"/>
-    <w:next w:val="1"/>
+    <w:basedOn w:val="Normal"/>
+    <w:next w:val="Normal"/>
     <w:qFormat/>
-    <w:uiPriority w:val="0"/>
     <w:pPr>
       <w:ind w:left="840" w:leftChars="400"/>
     </w:pPr>
   </w:style>
-  <w:style w:type="paragraph" w:styleId="14">
+  <w:style w:type="paragraph" w:styleId="Footer">
     <w:name w:val="footer"/>
-    <w:basedOn w:val="1"/>
+    <w:basedOn w:val="Normal"/>
     <w:qFormat/>
-    <w:uiPriority w:val="0"/>
     <w:pPr>
       <w:tabs>
         <w:tab w:val="center" w:pos="4153"/>
@@ -9258,17 +9159,16 @@
       <w:sz w:val="18"/>
     </w:rPr>
   </w:style>
-  <w:style w:type="paragraph" w:styleId="15">
+  <w:style w:type="paragraph" w:styleId="Header">
     <w:name w:val="header"/>
-    <w:basedOn w:val="1"/>
+    <w:basedOn w:val="Normal"/>
     <w:qFormat/>
-    <w:uiPriority w:val="0"/>
     <w:pPr>
       <w:pBdr>
-        <w:top w:val="none" w:color="auto" w:sz="0" w:space="0"/>
-        <w:left w:val="none" w:color="auto" w:sz="0" w:space="0"/>
-        <w:bottom w:val="none" w:color="auto" w:sz="0" w:space="0"/>
-        <w:right w:val="none" w:color="auto" w:sz="0" w:space="0"/>
+        <w:top w:val="nil"/>
+        <w:left w:val="nil"/>
+        <w:bottom w:val="nil"/>
+        <w:right w:val="nil"/>
       </w:pBdr>
       <w:tabs>
         <w:tab w:val="center" w:pos="4153"/>
@@ -9283,41 +9183,37 @@
       <w:sz w:val="18"/>
     </w:rPr>
   </w:style>
-  <w:style w:type="paragraph" w:styleId="16">
+  <w:style w:type="paragraph" w:styleId="TOC1">
     <w:name w:val="toc 1"/>
-    <w:basedOn w:val="1"/>
-    <w:next w:val="1"/>
+    <w:basedOn w:val="Normal"/>
+    <w:next w:val="Normal"/>
     <w:qFormat/>
-    <w:uiPriority w:val="0"/>
     <w:rPr>
-      <w:rFonts w:ascii="Arial" w:hAnsi="Arial" w:eastAsia="Microsoft JhengHei"/>
+      <w:rFonts w:ascii="Arial" w:eastAsia="Microsoft JhengHei" w:hAnsi="Arial"/>
       <w:sz w:val="24"/>
     </w:rPr>
   </w:style>
-  <w:style w:type="paragraph" w:styleId="17">
+  <w:style w:type="paragraph" w:styleId="TableofFigures">
     <w:name w:val="table of figures"/>
-    <w:basedOn w:val="1"/>
-    <w:next w:val="1"/>
+    <w:basedOn w:val="Normal"/>
+    <w:next w:val="Normal"/>
     <w:qFormat/>
-    <w:uiPriority w:val="0"/>
     <w:pPr>
-      <w:ind w:leftChars="200" w:hanging="200" w:hangingChars="200"/>
+      <w:ind w:hanging="200" w:leftChars="200" w:hangingChars="200"/>
     </w:pPr>
   </w:style>
-  <w:style w:type="paragraph" w:styleId="18">
+  <w:style w:type="paragraph" w:styleId="TOC2">
     <w:name w:val="toc 2"/>
-    <w:basedOn w:val="1"/>
-    <w:next w:val="1"/>
+    <w:basedOn w:val="Normal"/>
+    <w:next w:val="Normal"/>
     <w:qFormat/>
-    <w:uiPriority w:val="0"/>
     <w:pPr>
       <w:ind w:left="420" w:leftChars="200"/>
     </w:pPr>
   </w:style>
-  <w:style w:type="paragraph" w:styleId="19">
+  <w:style w:type="paragraph" w:styleId="HTMLPreformatted">
     <w:name w:val="HTML Preformatted"/>
     <w:qFormat/>
-    <w:uiPriority w:val="0"/>
     <w:pPr>
       <w:tabs>
         <w:tab w:val="left" w:pos="916"/>
@@ -9340,27 +9236,25 @@
       <w:jc w:val="left"/>
     </w:pPr>
     <w:rPr>
-      <w:rFonts w:hint="eastAsia" w:ascii="宋体" w:hAnsi="宋体" w:eastAsia="宋体" w:cs="宋体"/>
+      <w:rFonts w:ascii="宋体" w:eastAsia="宋体" w:hAnsi="宋体" w:cs="宋体" w:hint="eastAsia"/>
       <w:kern w:val="0"/>
       <w:sz w:val="24"/>
       <w:szCs w:val="24"/>
       <w:lang w:val="en-US" w:eastAsia="zh-CN"/>
     </w:rPr>
   </w:style>
-  <w:style w:type="paragraph" w:styleId="20">
+  <w:style w:type="paragraph" w:styleId="NormalWeb">
     <w:name w:val="Normal (Web)"/>
-    <w:basedOn w:val="1"/>
+    <w:basedOn w:val="Normal"/>
     <w:qFormat/>
-    <w:uiPriority w:val="0"/>
     <w:rPr>
       <w:sz w:val="24"/>
     </w:rPr>
   </w:style>
-  <w:style w:type="paragraph" w:styleId="21">
+  <w:style w:type="paragraph" w:styleId="Title">
     <w:name w:val="Title"/>
-    <w:basedOn w:val="1"/>
+    <w:basedOn w:val="Normal"/>
     <w:qFormat/>
-    <w:uiPriority w:val="0"/>
     <w:pPr>
       <w:spacing w:before="240" w:beforeLines="0" w:beforeAutospacing="0" w:after="60" w:afterLines="0" w:afterAutospacing="0"/>
       <w:jc w:val="center"/>
@@ -9372,73 +9266,68 @@
       <w:sz w:val="32"/>
     </w:rPr>
   </w:style>
-  <w:style w:type="table" w:styleId="23">
+  <w:style w:type="table" w:styleId="TableGrid">
     <w:name w:val="Table Grid"/>
-    <w:basedOn w:val="22"/>
+    <w:basedOn w:val="TableNormal"/>
     <w:qFormat/>
-    <w:uiPriority w:val="0"/>
     <w:pPr>
       <w:widowControl w:val="0"/>
       <w:jc w:val="both"/>
     </w:pPr>
     <w:tblPr>
       <w:tblBorders>
-        <w:top w:val="single" w:color="auto" w:sz="4" w:space="0"/>
-        <w:left w:val="single" w:color="auto" w:sz="4" w:space="0"/>
-        <w:bottom w:val="single" w:color="auto" w:sz="4" w:space="0"/>
-        <w:right w:val="single" w:color="auto" w:sz="4" w:space="0"/>
-        <w:insideH w:val="single" w:color="auto" w:sz="4" w:space="0"/>
-        <w:insideV w:val="single" w:color="auto" w:sz="4" w:space="0"/>
+        <w:top w:val="single" w:sz="4" w:space="0" w:color="auto"/>
+        <w:left w:val="single" w:sz="4" w:space="0" w:color="auto"/>
+        <w:bottom w:val="single" w:sz="4" w:space="0" w:color="auto"/>
+        <w:right w:val="single" w:sz="4" w:space="0" w:color="auto"/>
+        <w:insideH w:val="single" w:sz="4" w:space="0" w:color="auto"/>
+        <w:insideV w:val="single" w:sz="4" w:space="0" w:color="auto"/>
       </w:tblBorders>
     </w:tblPr>
   </w:style>
-  <w:style w:type="character" w:styleId="25">
+  <w:style w:type="character" w:styleId="Strong">
     <w:name w:val="Strong"/>
-    <w:basedOn w:val="24"/>
+    <w:basedOn w:val="DefaultParagraphFont"/>
     <w:qFormat/>
-    <w:uiPriority w:val="0"/>
     <w:rPr>
       <w:b/>
     </w:rPr>
   </w:style>
-  <w:style w:type="paragraph" w:customStyle="1" w:styleId="26">
+  <w:style w:type="paragraph" w:customStyle="1" w:styleId="a">
     <w:name w:val="柴_公司名"/>
-    <w:basedOn w:val="21"/>
+    <w:basedOn w:val="Title"/>
     <w:qFormat/>
-    <w:uiPriority w:val="0"/>
     <w:pPr>
       <w:spacing w:after="600" w:afterLines="600"/>
     </w:pPr>
     <w:rPr>
-      <w:rFonts w:hint="eastAsia" w:ascii="宋体" w:hAnsi="宋体" w:eastAsia="宋体" w:cs="宋体"/>
+      <w:rFonts w:ascii="宋体" w:eastAsia="宋体" w:hAnsi="宋体" w:cs="宋体" w:hint="eastAsia"/>
       <w:bCs/>
       <w:spacing w:val="-6"/>
       <w:sz w:val="52"/>
       <w:szCs w:val="52"/>
     </w:rPr>
   </w:style>
-  <w:style w:type="paragraph" w:customStyle="1" w:styleId="27">
+  <w:style w:type="paragraph" w:customStyle="1" w:styleId="a0">
     <w:name w:val="柴_文档名"/>
-    <w:basedOn w:val="21"/>
+    <w:basedOn w:val="Title"/>
     <w:qFormat/>
-    <w:uiPriority w:val="0"/>
     <w:pPr>
       <w:spacing w:after="900" w:afterLines="900"/>
     </w:pPr>
     <w:rPr>
-      <w:rFonts w:ascii="黑体" w:hAnsi="黑体" w:eastAsia="黑体" w:cs="黑体"/>
+      <w:rFonts w:ascii="黑体" w:eastAsia="黑体" w:hAnsi="黑体" w:cs="黑体"/>
       <w:bCs/>
       <w:spacing w:val="-7"/>
       <w:sz w:val="52"/>
       <w:szCs w:val="52"/>
     </w:rPr>
   </w:style>
-  <w:style w:type="table" w:customStyle="1" w:styleId="28">
+  <w:style w:type="table" w:customStyle="1" w:styleId="TableNormal0">
     <w:name w:val="Table Normal_0"/>
     <w:semiHidden/>
     <w:unhideWhenUsed/>
     <w:qFormat/>
-    <w:uiPriority w:val="0"/>
     <w:tblPr>
       <w:tblCellMar>
         <w:top w:w="0" w:type="dxa"/>
@@ -9448,88 +9337,82 @@
       </w:tblCellMar>
     </w:tblPr>
   </w:style>
-  <w:style w:type="paragraph" w:customStyle="1" w:styleId="29">
+  <w:style w:type="paragraph" w:customStyle="1" w:styleId="TableText">
     <w:name w:val="Table Text"/>
-    <w:basedOn w:val="1"/>
+    <w:basedOn w:val="Normal"/>
     <w:semiHidden/>
     <w:qFormat/>
-    <w:uiPriority w:val="0"/>
     <w:rPr>
-      <w:rFonts w:ascii="宋体" w:hAnsi="宋体" w:eastAsia="宋体" w:cs="宋体"/>
+      <w:rFonts w:ascii="宋体" w:eastAsia="宋体" w:hAnsi="宋体" w:cs="宋体"/>
       <w:sz w:val="21"/>
       <w:szCs w:val="21"/>
       <w:lang w:val="en-US" w:eastAsia="en-US" w:bidi="ar-SA"/>
     </w:rPr>
   </w:style>
-  <w:style w:type="paragraph" w:customStyle="1" w:styleId="30">
+  <w:style w:type="paragraph" w:customStyle="1" w:styleId="1">
     <w:name w:val="柴_标题1"/>
-    <w:basedOn w:val="2"/>
-    <w:next w:val="31"/>
-    <w:link w:val="40"/>
+    <w:basedOn w:val="Heading1"/>
+    <w:next w:val="a1"/>
+    <w:link w:val="1Char"/>
     <w:qFormat/>
-    <w:uiPriority w:val="0"/>
     <w:pPr>
       <w:spacing w:before="100" w:after="90" w:line="360" w:lineRule="auto"/>
     </w:pPr>
     <w:rPr>
-      <w:rFonts w:ascii="Arial" w:hAnsi="Arial" w:eastAsia="宋体"/>
+      <w:rFonts w:ascii="Arial" w:eastAsia="宋体" w:hAnsi="Arial"/>
       <w:sz w:val="32"/>
     </w:rPr>
   </w:style>
-  <w:style w:type="paragraph" w:customStyle="1" w:styleId="31">
+  <w:style w:type="paragraph" w:customStyle="1" w:styleId="a1">
     <w:name w:val="柴_正文"/>
-    <w:basedOn w:val="12"/>
-    <w:link w:val="43"/>
+    <w:basedOn w:val="BodyText"/>
+    <w:link w:val="Char"/>
     <w:qFormat/>
-    <w:uiPriority w:val="0"/>
     <w:pPr>
       <w:spacing w:line="360" w:lineRule="auto"/>
       <w:ind w:firstLine="470" w:firstLineChars="200"/>
     </w:pPr>
     <w:rPr>
-      <w:rFonts w:ascii="Arial" w:hAnsi="Arial" w:eastAsia="宋体"/>
+      <w:rFonts w:ascii="Arial" w:eastAsia="宋体" w:hAnsi="Arial"/>
       <w:sz w:val="24"/>
       <w:lang w:eastAsia="zh-CN"/>
     </w:rPr>
   </w:style>
-  <w:style w:type="paragraph" w:customStyle="1" w:styleId="32">
+  <w:style w:type="paragraph" w:customStyle="1" w:styleId="2">
     <w:name w:val="柴_标题2"/>
-    <w:basedOn w:val="3"/>
-    <w:next w:val="31"/>
-    <w:link w:val="46"/>
+    <w:basedOn w:val="Heading2"/>
+    <w:next w:val="a1"/>
+    <w:link w:val="2Char"/>
     <w:qFormat/>
-    <w:uiPriority w:val="0"/>
     <w:pPr>
       <w:spacing w:line="360" w:lineRule="auto"/>
     </w:pPr>
     <w:rPr>
-      <w:rFonts w:ascii="Arial" w:hAnsi="Arial" w:eastAsia="宋体"/>
+      <w:rFonts w:ascii="Arial" w:eastAsia="宋体" w:hAnsi="Arial"/>
       <w:sz w:val="28"/>
     </w:rPr>
   </w:style>
-  <w:style w:type="paragraph" w:customStyle="1" w:styleId="33">
+  <w:style w:type="paragraph" w:customStyle="1" w:styleId="3">
     <w:name w:val="柴_标题3"/>
-    <w:basedOn w:val="4"/>
-    <w:next w:val="31"/>
+    <w:basedOn w:val="Heading3"/>
+    <w:next w:val="a1"/>
     <w:qFormat/>
-    <w:uiPriority w:val="0"/>
     <w:pPr>
       <w:spacing w:line="360" w:lineRule="auto"/>
       <w:ind w:left="0" w:firstLine="472" w:firstLineChars="200"/>
     </w:pPr>
     <w:rPr>
-      <w:rFonts w:ascii="宋体" w:hAnsi="宋体" w:eastAsia="宋体" w:cs="宋体"/>
+      <w:rFonts w:ascii="宋体" w:eastAsia="宋体" w:hAnsi="宋体" w:cs="宋体"/>
       <w:spacing w:val="-2"/>
       <w:sz w:val="24"/>
       <w:szCs w:val="24"/>
     </w:rPr>
   </w:style>
-  <w:style w:type="paragraph" w:customStyle="1" w:styleId="34">
+  <w:style w:type="paragraph" w:customStyle="1" w:styleId="a2">
     <w:name w:val="柴_目录"/>
-    <w:basedOn w:val="1"/>
-    <w:next w:val="12"/>
+    <w:basedOn w:val="Normal"/>
+    <w:next w:val="BodyText"/>
     <w:qFormat/>
-    <w:uiPriority w:val="0"/>
     <w:pPr>
       <w:tabs>
         <w:tab w:val="right" w:leader="dot" w:pos="8442"/>
@@ -9537,64 +9420,59 @@
       <w:ind w:left="0" w:leftChars="0"/>
     </w:pPr>
     <w:rPr>
-      <w:rFonts w:ascii="Arial" w:hAnsi="Arial" w:eastAsia="Microsoft JhengHei"/>
+      <w:rFonts w:ascii="Arial" w:eastAsia="Microsoft JhengHei" w:hAnsi="Arial"/>
       <w:sz w:val="24"/>
     </w:rPr>
   </w:style>
-  <w:style w:type="paragraph" w:customStyle="1" w:styleId="35">
+  <w:style w:type="paragraph" w:customStyle="1" w:styleId="WPSOffice1">
     <w:name w:val="WPSOffice手动目录 1"/>
     <w:qFormat/>
-    <w:uiPriority w:val="0"/>
     <w:pPr>
       <w:ind w:leftChars="0"/>
     </w:pPr>
     <w:rPr>
-      <w:rFonts w:ascii="Times New Roman" w:hAnsi="Times New Roman" w:eastAsia="宋体" w:cs="Times New Roman"/>
+      <w:rFonts w:ascii="Times New Roman" w:eastAsia="宋体" w:hAnsi="Times New Roman" w:cs="Times New Roman"/>
       <w:sz w:val="20"/>
       <w:szCs w:val="20"/>
     </w:rPr>
   </w:style>
-  <w:style w:type="paragraph" w:customStyle="1" w:styleId="36">
+  <w:style w:type="paragraph" w:customStyle="1" w:styleId="WPSOffice2">
     <w:name w:val="WPSOffice手动目录 2"/>
     <w:qFormat/>
-    <w:uiPriority w:val="0"/>
     <w:pPr>
       <w:ind w:leftChars="200"/>
     </w:pPr>
     <w:rPr>
-      <w:rFonts w:ascii="Times New Roman" w:hAnsi="Times New Roman" w:eastAsia="宋体" w:cs="Times New Roman"/>
+      <w:rFonts w:ascii="Times New Roman" w:eastAsia="宋体" w:hAnsi="Times New Roman" w:cs="Times New Roman"/>
       <w:sz w:val="20"/>
       <w:szCs w:val="20"/>
     </w:rPr>
   </w:style>
-  <w:style w:type="paragraph" w:customStyle="1" w:styleId="37">
+  <w:style w:type="paragraph" w:customStyle="1" w:styleId="WPSOffice3">
     <w:name w:val="WPSOffice手动目录 3"/>
     <w:qFormat/>
-    <w:uiPriority w:val="0"/>
     <w:pPr>
       <w:ind w:leftChars="400"/>
     </w:pPr>
     <w:rPr>
-      <w:rFonts w:ascii="Times New Roman" w:hAnsi="Times New Roman" w:eastAsia="宋体" w:cs="Times New Roman"/>
+      <w:rFonts w:ascii="Times New Roman" w:eastAsia="宋体" w:hAnsi="Times New Roman" w:cs="Times New Roman"/>
       <w:sz w:val="20"/>
       <w:szCs w:val="20"/>
     </w:rPr>
   </w:style>
-  <w:style w:type="paragraph" w:customStyle="1" w:styleId="38">
+  <w:style w:type="paragraph" w:customStyle="1" w:styleId="Compact">
     <w:name w:val="Compact"/>
-    <w:basedOn w:val="12"/>
+    <w:basedOn w:val="BodyText"/>
     <w:qFormat/>
-    <w:uiPriority w:val="0"/>
     <w:pPr>
       <w:spacing w:before="36" w:after="36"/>
     </w:pPr>
   </w:style>
-  <w:style w:type="table" w:customStyle="1" w:styleId="39">
+  <w:style w:type="table" w:customStyle="1" w:styleId="Table">
     <w:name w:val="Table"/>
     <w:semiHidden/>
     <w:unhideWhenUsed/>
     <w:qFormat/>
-    <w:uiPriority w:val="0"/>
     <w:tblPr>
       <w:tblCellMar>
         <w:top w:w="0" w:type="dxa"/>
@@ -9606,28 +9484,26 @@
     <w:tblStylePr w:type="firstRow">
       <w:tcPr>
         <w:tcBorders>
-          <w:bottom w:val="single" w:color="auto" w:sz="0" w:space="0"/>
+          <w:bottom w:val="single" w:sz="0" w:space="0" w:color="auto"/>
         </w:tcBorders>
         <w:vAlign w:val="bottom"/>
       </w:tcPr>
     </w:tblStylePr>
   </w:style>
-  <w:style w:type="character" w:customStyle="1" w:styleId="40">
+  <w:style w:type="character" w:customStyle="1" w:styleId="1Char">
     <w:name w:val="柴_标题1 Char"/>
-    <w:link w:val="30"/>
+    <w:link w:val="1"/>
     <w:qFormat/>
-    <w:uiPriority w:val="0"/>
     <w:rPr>
-      <w:rFonts w:ascii="Arial" w:hAnsi="Arial" w:eastAsia="宋体"/>
+      <w:rFonts w:ascii="Arial" w:eastAsia="宋体" w:hAnsi="Arial"/>
       <w:sz w:val="32"/>
     </w:rPr>
   </w:style>
-  <w:style w:type="paragraph" w:customStyle="1" w:styleId="41">
+  <w:style w:type="paragraph" w:customStyle="1" w:styleId="a3">
     <w:name w:val="柴_正文_无缩进"/>
-    <w:basedOn w:val="1"/>
-    <w:link w:val="45"/>
+    <w:basedOn w:val="Normal"/>
+    <w:link w:val="Char0"/>
     <w:qFormat/>
-    <w:uiPriority w:val="0"/>
     <w:pPr>
       <w:ind w:firstLine="0" w:firstLineChars="0"/>
     </w:pPr>
@@ -9637,41 +9513,38 @@
       <w:lang w:eastAsia="zh-CN"/>
     </w:rPr>
   </w:style>
-  <w:style w:type="paragraph" w:customStyle="1" w:styleId="42">
+  <w:style w:type="paragraph" w:customStyle="1" w:styleId="4">
     <w:name w:val="柴_标题4"/>
-    <w:basedOn w:val="5"/>
-    <w:next w:val="1"/>
+    <w:basedOn w:val="Heading4"/>
+    <w:next w:val="Normal"/>
     <w:qFormat/>
-    <w:uiPriority w:val="0"/>
     <w:pPr>
       <w:widowControl w:val="0"/>
       <w:spacing w:before="160" w:line="360" w:lineRule="auto"/>
-      <w:ind w:left="981" w:leftChars="300" w:hanging="862"/>
+      <w:ind w:left="981" w:hanging="862" w:leftChars="300"/>
     </w:pPr>
     <w:rPr>
-      <w:rFonts w:hint="eastAsia" w:ascii="Calibri" w:hAnsi="Calibri" w:eastAsia="宋体" w:cs="宋体"/>
+      <w:rFonts w:ascii="Calibri" w:eastAsia="宋体" w:hAnsi="Calibri" w:cs="宋体" w:hint="eastAsia"/>
       <w:sz w:val="24"/>
       <w:szCs w:val="24"/>
       <w:lang w:eastAsia="zh-CN" w:bidi="zh-CN"/>
     </w:rPr>
   </w:style>
-  <w:style w:type="character" w:customStyle="1" w:styleId="43">
+  <w:style w:type="character" w:customStyle="1" w:styleId="Char">
     <w:name w:val="柴_正文 Char"/>
-    <w:link w:val="31"/>
+    <w:link w:val="a1"/>
     <w:qFormat/>
-    <w:uiPriority w:val="0"/>
     <w:rPr>
-      <w:rFonts w:ascii="Arial" w:hAnsi="Arial" w:eastAsia="宋体"/>
+      <w:rFonts w:ascii="Arial" w:eastAsia="宋体" w:hAnsi="Arial"/>
       <w:sz w:val="24"/>
       <w:lang w:eastAsia="zh-CN"/>
     </w:rPr>
   </w:style>
-  <w:style w:type="table" w:customStyle="1" w:styleId="44">
+  <w:style w:type="table" w:customStyle="1" w:styleId="TableNormal00">
     <w:name w:val="Table Normal_0_0"/>
     <w:semiHidden/>
     <w:unhideWhenUsed/>
     <w:qFormat/>
-    <w:uiPriority w:val="0"/>
     <w:tblPr>
       <w:tblCellMar>
         <w:top w:w="0" w:type="dxa"/>
@@ -9681,45 +9554,41 @@
       </w:tblCellMar>
     </w:tblPr>
   </w:style>
-  <w:style w:type="character" w:customStyle="1" w:styleId="45">
+  <w:style w:type="character" w:customStyle="1" w:styleId="Char0">
     <w:name w:val="柴_正文_无缩进 Char"/>
-    <w:link w:val="41"/>
+    <w:link w:val="a3"/>
     <w:qFormat/>
-    <w:uiPriority w:val="0"/>
     <w:rPr>
       <w:rFonts w:ascii="Arial" w:hAnsi="Arial"/>
       <w:sz w:val="24"/>
       <w:lang w:eastAsia="zh-CN"/>
     </w:rPr>
   </w:style>
-  <w:style w:type="character" w:customStyle="1" w:styleId="46">
+  <w:style w:type="character" w:customStyle="1" w:styleId="2Char">
     <w:name w:val="柴_标题2 Char"/>
-    <w:link w:val="32"/>
+    <w:link w:val="2"/>
     <w:qFormat/>
-    <w:uiPriority w:val="0"/>
     <w:rPr>
-      <w:rFonts w:ascii="Arial" w:hAnsi="Arial" w:eastAsia="宋体"/>
+      <w:rFonts w:ascii="Arial" w:eastAsia="宋体" w:hAnsi="Arial"/>
       <w:sz w:val="28"/>
     </w:rPr>
   </w:style>
-  <w:style w:type="character" w:customStyle="1" w:styleId="47">
+  <w:style w:type="character" w:customStyle="1" w:styleId="Char1">
     <w:name w:val="柴_题注 Char"/>
-    <w:link w:val="48"/>
+    <w:link w:val="a4"/>
     <w:qFormat/>
-    <w:uiPriority w:val="0"/>
   </w:style>
-  <w:style w:type="paragraph" w:customStyle="1" w:styleId="48">
+  <w:style w:type="paragraph" w:customStyle="1" w:styleId="a4">
     <w:name w:val="柴_题注"/>
-    <w:basedOn w:val="19"/>
-    <w:link w:val="47"/>
+    <w:basedOn w:val="HTMLPreformatted"/>
+    <w:link w:val="Char1"/>
     <w:qFormat/>
-    <w:uiPriority w:val="0"/>
     <w:pPr>
       <w:pBdr>
-        <w:top w:val="none" w:color="auto" w:sz="0" w:space="0"/>
-        <w:left w:val="none" w:color="auto" w:sz="0" w:space="0"/>
-        <w:bottom w:val="none" w:color="auto" w:sz="0" w:space="0"/>
-        <w:right w:val="none" w:color="auto" w:sz="0" w:space="0"/>
+        <w:top w:val="nil"/>
+        <w:left w:val="nil"/>
+        <w:bottom w:val="nil"/>
+        <w:right w:val="nil"/>
       </w:pBdr>
       <w:wordWrap w:val="0"/>
       <w:spacing w:line="264" w:lineRule="atLeast"/>
